--- a/CrossPP/LB_2/Лабораторная_работа_2_Смирнов_Б.В._КроссПП.docx
+++ b/CrossPP/LB_2/Лабораторная_работа_2_Смирнов_Б.В._КроссПП.docx
@@ -41,7 +41,23 @@
         <w:pStyle w:val="a5"/>
       </w:pPr>
       <w:r>
-        <w:t>Исследовать принцип работы механизма сигналов и слотов фреймворка Qt. Приобрести практические навыки применения сигналов и слотов при разработке Qt-приложений.</w:t>
+        <w:t xml:space="preserve">Исследовать принцип работы механизма сигналов и слотов фреймворка </w:t>
+      </w:r>
+      <w:proofErr w:type="spellStart"/>
+      <w:r>
+        <w:t>Qt</w:t>
+      </w:r>
+      <w:proofErr w:type="spellEnd"/>
+      <w:r>
+        <w:t xml:space="preserve">. Приобрести практические навыки применения сигналов и слотов при разработке </w:t>
+      </w:r>
+      <w:proofErr w:type="spellStart"/>
+      <w:r>
+        <w:t>Qt</w:t>
+      </w:r>
+      <w:proofErr w:type="spellEnd"/>
+      <w:r>
+        <w:t>-приложений.</w:t>
       </w:r>
     </w:p>
     <w:p>
@@ -81,82 +97,263 @@
         <w:pStyle w:val="a5"/>
       </w:pPr>
       <w:r>
-        <w:t xml:space="preserve">1. Изучить принципы работы механизма сигналов и слотов в Qt, способы соединения сигналов и слотов (выполняется в ходе домашней подготовки к лабораторной работе). </w:t>
-      </w:r>
-    </w:p>
-    <w:p>
-      <w:pPr>
-        <w:pStyle w:val="a5"/>
-      </w:pPr>
-      <w:r>
-        <w:t>2. Создать проект Qt Gui Application.</w:t>
-      </w:r>
-    </w:p>
-    <w:p>
-      <w:pPr>
-        <w:pStyle w:val="a5"/>
-      </w:pPr>
-      <w:r>
-        <w:t xml:space="preserve">3. Создать класс-наследник класса QLabel, добавив собственный сигнал, который будет посылаться, когда значение QLabel равно числу, большему десяти. </w:t>
-      </w:r>
-    </w:p>
-    <w:p>
-      <w:pPr>
-        <w:pStyle w:val="a5"/>
-      </w:pPr>
-      <w:r>
-        <w:t xml:space="preserve">4. Разместить на форме виджеты QLineEdit, QPushButton, два виджета QPlainTextEdit и виджет созданного на шаге 3 наследника QLabel. </w:t>
-      </w:r>
-    </w:p>
-    <w:p>
-      <w:pPr>
-        <w:pStyle w:val="a5"/>
-      </w:pPr>
-      <w:r>
-        <w:t xml:space="preserve">5. Обеспечить изменение названия заголовка окна приложения на значение, введенное в QLineEdit при нажатии на кнопку. </w:t>
-      </w:r>
-    </w:p>
-    <w:p>
-      <w:pPr>
-        <w:pStyle w:val="a5"/>
-      </w:pPr>
-      <w:r>
-        <w:t xml:space="preserve">6. Создать собственный слот для MainWindow, который будет копировать текст из первого QPlainTextEdit во второй, заменяя все символы ‘a’ на ‘*’. </w:t>
-      </w:r>
-    </w:p>
-    <w:p>
-      <w:pPr>
-        <w:pStyle w:val="a5"/>
-        <w:rPr>
-          <w:lang w:val="en-US"/>
-        </w:rPr>
-      </w:pPr>
-      <w:r>
-        <w:t xml:space="preserve">7. Подключить слот, созданный на предыдущем этапе к textChanged сигналу первого QPlainTextEdit, таким образом обеспечив автоматическое копирование. </w:t>
-      </w:r>
-    </w:p>
-    <w:p>
-      <w:pPr>
-        <w:pStyle w:val="a5"/>
-      </w:pPr>
-      <w:r>
-        <w:t xml:space="preserve">8. Создать собственный слот для MainWindow, который будет выводить количество ‘*’ во втором QPlainTextEdit в QLabel. </w:t>
-      </w:r>
-    </w:p>
-    <w:p>
-      <w:pPr>
-        <w:pStyle w:val="a5"/>
-      </w:pPr>
-      <w:r>
-        <w:t xml:space="preserve">9. Подключить слот, созданный на предыдущем этапе к textChanged сигналу второго QPlainTextEdit, таким образом обеспечив автоматическое подсчет количества символов ‘*’. </w:t>
-      </w:r>
-    </w:p>
-    <w:p>
-      <w:pPr>
-        <w:pStyle w:val="a5"/>
-      </w:pPr>
-      <w:r>
-        <w:t xml:space="preserve">10. Подключить слот setDisabled первого QPlainTextEdit к сигналу, созданному на шаге 3, тем самым обеспечив запрет на дальнейший ввод (setDisabled cлот) при вводе более десяти символов ‘a’. </w:t>
+        <w:t xml:space="preserve">1. Изучить принципы работы механизма сигналов и слотов в </w:t>
+      </w:r>
+      <w:proofErr w:type="spellStart"/>
+      <w:r>
+        <w:t>Qt</w:t>
+      </w:r>
+      <w:proofErr w:type="spellEnd"/>
+      <w:r>
+        <w:t xml:space="preserve">, способы соединения сигналов и слотов (выполняется в ходе домашней подготовки к лабораторной работе). </w:t>
+      </w:r>
+    </w:p>
+    <w:p>
+      <w:pPr>
+        <w:pStyle w:val="a5"/>
+      </w:pPr>
+      <w:r>
+        <w:t xml:space="preserve">2. Создать проект </w:t>
+      </w:r>
+      <w:proofErr w:type="spellStart"/>
+      <w:r>
+        <w:t>Qt</w:t>
+      </w:r>
+      <w:proofErr w:type="spellEnd"/>
+      <w:r>
+        <w:t xml:space="preserve"> </w:t>
+      </w:r>
+      <w:proofErr w:type="spellStart"/>
+      <w:r>
+        <w:t>Gui</w:t>
+      </w:r>
+      <w:proofErr w:type="spellEnd"/>
+      <w:r>
+        <w:t xml:space="preserve"> Application.</w:t>
+      </w:r>
+    </w:p>
+    <w:p>
+      <w:pPr>
+        <w:pStyle w:val="a5"/>
+      </w:pPr>
+      <w:r>
+        <w:t xml:space="preserve">3. Создать класс-наследник класса </w:t>
+      </w:r>
+      <w:proofErr w:type="spellStart"/>
+      <w:r>
+        <w:t>QLabel</w:t>
+      </w:r>
+      <w:proofErr w:type="spellEnd"/>
+      <w:r>
+        <w:t xml:space="preserve">, добавив собственный сигнал, который будет посылаться, когда значение </w:t>
+      </w:r>
+      <w:proofErr w:type="spellStart"/>
+      <w:r>
+        <w:t>QLabel</w:t>
+      </w:r>
+      <w:proofErr w:type="spellEnd"/>
+      <w:r>
+        <w:t xml:space="preserve"> равно числу, большему десяти. </w:t>
+      </w:r>
+    </w:p>
+    <w:p>
+      <w:pPr>
+        <w:pStyle w:val="a5"/>
+      </w:pPr>
+      <w:r>
+        <w:t xml:space="preserve">4. Разместить на форме виджеты </w:t>
+      </w:r>
+      <w:proofErr w:type="spellStart"/>
+      <w:r>
+        <w:t>QLineEdit</w:t>
+      </w:r>
+      <w:proofErr w:type="spellEnd"/>
+      <w:r>
+        <w:t xml:space="preserve">, </w:t>
+      </w:r>
+      <w:proofErr w:type="spellStart"/>
+      <w:r>
+        <w:t>QPushButton</w:t>
+      </w:r>
+      <w:proofErr w:type="spellEnd"/>
+      <w:r>
+        <w:t xml:space="preserve">, два виджета </w:t>
+      </w:r>
+      <w:proofErr w:type="spellStart"/>
+      <w:r>
+        <w:t>QPlainTextEdit</w:t>
+      </w:r>
+      <w:proofErr w:type="spellEnd"/>
+      <w:r>
+        <w:t xml:space="preserve"> и виджет созданного на шаге 3 наследника </w:t>
+      </w:r>
+      <w:proofErr w:type="spellStart"/>
+      <w:r>
+        <w:t>QLabel</w:t>
+      </w:r>
+      <w:proofErr w:type="spellEnd"/>
+      <w:r>
+        <w:t xml:space="preserve">. </w:t>
+      </w:r>
+    </w:p>
+    <w:p>
+      <w:pPr>
+        <w:pStyle w:val="a5"/>
+      </w:pPr>
+      <w:r>
+        <w:t xml:space="preserve">5. Обеспечить изменение названия заголовка окна приложения на значение, введенное в </w:t>
+      </w:r>
+      <w:proofErr w:type="spellStart"/>
+      <w:r>
+        <w:t>QLineEdit</w:t>
+      </w:r>
+      <w:proofErr w:type="spellEnd"/>
+      <w:r>
+        <w:t xml:space="preserve"> при нажатии на кнопку. </w:t>
+      </w:r>
+    </w:p>
+    <w:p>
+      <w:pPr>
+        <w:pStyle w:val="a5"/>
+      </w:pPr>
+      <w:r>
+        <w:t xml:space="preserve">6. Создать собственный слот для </w:t>
+      </w:r>
+      <w:proofErr w:type="spellStart"/>
+      <w:r>
+        <w:t>MainWindow</w:t>
+      </w:r>
+      <w:proofErr w:type="spellEnd"/>
+      <w:r>
+        <w:t xml:space="preserve">, который будет копировать текст из первого </w:t>
+      </w:r>
+      <w:proofErr w:type="spellStart"/>
+      <w:r>
+        <w:t>QPlainTextEdit</w:t>
+      </w:r>
+      <w:proofErr w:type="spellEnd"/>
+      <w:r>
+        <w:t xml:space="preserve"> во второй, заменяя все символы ‘a’ на ‘*’. </w:t>
+      </w:r>
+    </w:p>
+    <w:p>
+      <w:pPr>
+        <w:pStyle w:val="a5"/>
+      </w:pPr>
+      <w:r>
+        <w:t xml:space="preserve">7. Подключить слот, созданный на предыдущем этапе к </w:t>
+      </w:r>
+      <w:proofErr w:type="spellStart"/>
+      <w:r>
+        <w:t>textChanged</w:t>
+      </w:r>
+      <w:proofErr w:type="spellEnd"/>
+      <w:r>
+        <w:t xml:space="preserve"> сигналу первого </w:t>
+      </w:r>
+      <w:proofErr w:type="spellStart"/>
+      <w:r>
+        <w:t>QPlainTextEdit</w:t>
+      </w:r>
+      <w:proofErr w:type="spellEnd"/>
+      <w:r>
+        <w:t xml:space="preserve">, таким образом обеспечив автоматическое копирование. </w:t>
+      </w:r>
+    </w:p>
+    <w:p>
+      <w:pPr>
+        <w:pStyle w:val="a5"/>
+      </w:pPr>
+      <w:r>
+        <w:t xml:space="preserve">8. Создать собственный слот для </w:t>
+      </w:r>
+      <w:proofErr w:type="spellStart"/>
+      <w:r>
+        <w:t>MainWindow</w:t>
+      </w:r>
+      <w:proofErr w:type="spellEnd"/>
+      <w:r>
+        <w:t xml:space="preserve">, который будет выводить количество ‘*’ во втором </w:t>
+      </w:r>
+      <w:proofErr w:type="spellStart"/>
+      <w:r>
+        <w:t>QPlainTextEdit</w:t>
+      </w:r>
+      <w:proofErr w:type="spellEnd"/>
+      <w:r>
+        <w:t xml:space="preserve"> в </w:t>
+      </w:r>
+      <w:proofErr w:type="spellStart"/>
+      <w:r>
+        <w:t>QLabel</w:t>
+      </w:r>
+      <w:proofErr w:type="spellEnd"/>
+      <w:r>
+        <w:t xml:space="preserve">. </w:t>
+      </w:r>
+    </w:p>
+    <w:p>
+      <w:pPr>
+        <w:pStyle w:val="a5"/>
+      </w:pPr>
+      <w:r>
+        <w:t xml:space="preserve">9. Подключить слот, созданный на предыдущем этапе к </w:t>
+      </w:r>
+      <w:proofErr w:type="spellStart"/>
+      <w:r>
+        <w:t>textChanged</w:t>
+      </w:r>
+      <w:proofErr w:type="spellEnd"/>
+      <w:r>
+        <w:t xml:space="preserve"> сигналу второго </w:t>
+      </w:r>
+      <w:proofErr w:type="spellStart"/>
+      <w:r>
+        <w:t>QPlainTextEdit</w:t>
+      </w:r>
+      <w:proofErr w:type="spellEnd"/>
+      <w:r>
+        <w:t xml:space="preserve">, таким образом обеспечив автоматическое подсчет количества символов ‘*’. </w:t>
+      </w:r>
+    </w:p>
+    <w:p>
+      <w:pPr>
+        <w:pStyle w:val="a5"/>
+      </w:pPr>
+      <w:r>
+        <w:t xml:space="preserve">10. Подключить слот </w:t>
+      </w:r>
+      <w:proofErr w:type="spellStart"/>
+      <w:r>
+        <w:t>setDisabled</w:t>
+      </w:r>
+      <w:proofErr w:type="spellEnd"/>
+      <w:r>
+        <w:t xml:space="preserve"> первого </w:t>
+      </w:r>
+      <w:proofErr w:type="spellStart"/>
+      <w:r>
+        <w:t>QPlainTextEdit</w:t>
+      </w:r>
+      <w:proofErr w:type="spellEnd"/>
+      <w:r>
+        <w:t xml:space="preserve"> к сигналу, созданному на шаге 3, тем самым обеспечив запрет на дальнейший ввод (</w:t>
+      </w:r>
+      <w:proofErr w:type="spellStart"/>
+      <w:r>
+        <w:t>setDisabled</w:t>
+      </w:r>
+      <w:proofErr w:type="spellEnd"/>
+      <w:r>
+        <w:t xml:space="preserve"> </w:t>
+      </w:r>
+      <w:proofErr w:type="spellStart"/>
+      <w:r>
+        <w:t>cлот</w:t>
+      </w:r>
+      <w:proofErr w:type="spellEnd"/>
+      <w:r>
+        <w:t xml:space="preserve">) при вводе более десяти символов ‘a’. </w:t>
       </w:r>
     </w:p>
     <w:p>
@@ -250,12 +447,14 @@
       <w:r>
         <w:t xml:space="preserve">Создан класс наследник класса </w:t>
       </w:r>
+      <w:proofErr w:type="spellStart"/>
       <w:r>
         <w:rPr>
           <w:lang w:val="en-US"/>
         </w:rPr>
         <w:t>QLabel</w:t>
       </w:r>
+      <w:proofErr w:type="spellEnd"/>
       <w:r>
         <w:t xml:space="preserve"> с собственным сигналом (Листинг Б.1</w:t>
       </w:r>
@@ -325,34 +524,285 @@
         <w:pStyle w:val="a5"/>
       </w:pPr>
       <w:r>
-        <w:t>7. Слот был подключен.</w:t>
-      </w:r>
-    </w:p>
-    <w:p>
-      <w:pPr>
-        <w:pStyle w:val="a5"/>
+        <w:t>7. Слот был подключен</w:t>
+      </w:r>
+      <w:r>
+        <w:t xml:space="preserve"> (Листинг Б.</w:t>
+      </w:r>
+      <w:r>
+        <w:t>5</w:t>
+      </w:r>
+      <w:r>
+        <w:t>)</w:t>
+      </w:r>
+      <w:r>
+        <w:t>.</w:t>
+      </w:r>
+    </w:p>
+    <w:p>
+      <w:pPr>
+        <w:pStyle w:val="a5"/>
+        <w:rPr>
+          <w:lang w:val="en-US"/>
+        </w:rPr>
       </w:pPr>
       <w:r>
         <w:t xml:space="preserve">8. Слот счётчика количества символов </w:t>
       </w:r>
       <w:r>
-        <w:rPr>
-          <w:lang w:val="en-US"/>
-        </w:rPr>
         <w:t>‘*’ (</w:t>
       </w:r>
       <w:r>
         <w:t>Листинг Б.4</w:t>
       </w:r>
       <w:r>
-        <w:rPr>
-          <w:lang w:val="en-US"/>
-        </w:rPr>
         <w:t>)</w:t>
       </w:r>
       <w:r>
         <w:t>.</w:t>
       </w:r>
+    </w:p>
+    <w:p>
+      <w:pPr>
+        <w:pStyle w:val="a5"/>
+      </w:pPr>
+      <w:r>
+        <w:t>9</w:t>
+      </w:r>
+      <w:r>
+        <w:t xml:space="preserve">. </w:t>
+      </w:r>
+      <w:r>
+        <w:t>Слот</w:t>
+      </w:r>
+      <w:r>
+        <w:t>,</w:t>
+      </w:r>
+      <w:r>
+        <w:t xml:space="preserve"> созданный на предыдущем этапе</w:t>
+      </w:r>
+      <w:r>
+        <w:t>,</w:t>
+      </w:r>
+      <w:r>
+        <w:t xml:space="preserve"> был подключен, </w:t>
+      </w:r>
+      <w:proofErr w:type="spellStart"/>
+      <w:r>
+        <w:rPr>
+          <w:lang w:val="en-US"/>
+        </w:rPr>
+        <w:t>MyLabel</w:t>
+      </w:r>
+      <w:proofErr w:type="spellEnd"/>
+      <w:r>
+        <w:t xml:space="preserve"> (</w:t>
+      </w:r>
+      <w:r>
+        <w:t xml:space="preserve">Тот же </w:t>
+      </w:r>
+      <w:proofErr w:type="spellStart"/>
+      <w:r>
+        <w:rPr>
+          <w:lang w:val="en-US"/>
+        </w:rPr>
+        <w:t>QLabel</w:t>
+      </w:r>
+      <w:proofErr w:type="spellEnd"/>
+      <w:r>
+        <w:t>, только наследник с нужными методами для выполнения дальнейшей работы</w:t>
+      </w:r>
+      <w:r>
+        <w:t xml:space="preserve">) </w:t>
+      </w:r>
+      <w:r>
+        <w:t xml:space="preserve">стал отображать количество символов </w:t>
+      </w:r>
+      <w:r>
+        <w:t xml:space="preserve">‘*’ </w:t>
+      </w:r>
+      <w:r>
+        <w:t>в</w:t>
+      </w:r>
+      <w:r>
+        <w:t xml:space="preserve">о втором </w:t>
+      </w:r>
+      <w:proofErr w:type="spellStart"/>
+      <w:r>
+        <w:rPr>
+          <w:lang w:val="en-US"/>
+        </w:rPr>
+        <w:t>QPlainTextEdit</w:t>
+      </w:r>
+      <w:proofErr w:type="spellEnd"/>
+      <w:r>
+        <w:t xml:space="preserve"> (Листинг Б.</w:t>
+      </w:r>
+      <w:r>
+        <w:t>5</w:t>
+      </w:r>
+      <w:r>
+        <w:t>)</w:t>
+      </w:r>
+      <w:r>
+        <w:t>.</w:t>
+      </w:r>
+    </w:p>
+    <w:p>
+      <w:pPr>
+        <w:pStyle w:val="a5"/>
+      </w:pPr>
+      <w:r>
+        <w:t xml:space="preserve">10. </w:t>
+      </w:r>
+      <w:r>
+        <w:t xml:space="preserve">Слот </w:t>
+      </w:r>
+      <w:proofErr w:type="spellStart"/>
+      <w:r>
+        <w:rPr>
+          <w:lang w:val="en-US"/>
+        </w:rPr>
+        <w:t>setDisabled</w:t>
+      </w:r>
+      <w:proofErr w:type="spellEnd"/>
+      <w:r>
+        <w:t xml:space="preserve"> </w:t>
+      </w:r>
+      <w:r>
+        <w:t>подключен (С помощью обращения к методу) к сигналу</w:t>
+      </w:r>
+      <w:r>
+        <w:t xml:space="preserve"> </w:t>
+      </w:r>
+      <w:r>
+        <w:rPr>
+          <w:lang w:val="en-US"/>
+        </w:rPr>
+        <w:t>disable</w:t>
+      </w:r>
+      <w:r>
+        <w:t xml:space="preserve"> </w:t>
+      </w:r>
+      <w:r>
+        <w:t xml:space="preserve">созданного класса </w:t>
+      </w:r>
+      <w:proofErr w:type="spellStart"/>
+      <w:r>
+        <w:rPr>
+          <w:lang w:val="en-US"/>
+        </w:rPr>
+        <w:t>MyLabel</w:t>
+      </w:r>
+      <w:proofErr w:type="spellEnd"/>
+      <w:r>
+        <w:t xml:space="preserve"> (Листинг Б.</w:t>
+      </w:r>
+      <w:r>
+        <w:t>5</w:t>
+      </w:r>
+      <w:r>
+        <w:t>)</w:t>
+      </w:r>
+      <w:r>
+        <w:t>.</w:t>
+      </w:r>
+    </w:p>
+    <w:p>
+      <w:pPr>
+        <w:pStyle w:val="a5"/>
+      </w:pPr>
+      <w:r>
+        <w:t xml:space="preserve">11. </w:t>
+      </w:r>
+      <w:r>
+        <w:t xml:space="preserve">Тесты проведены, изображения приведены </w:t>
+      </w:r>
+      <w:r>
+        <w:t xml:space="preserve">в приложении А (Рисунок </w:t>
+      </w:r>
+      <w:r>
+        <w:t>А.4 – А.</w:t>
+      </w:r>
+      <w:r>
+        <w:t>7</w:t>
+      </w:r>
+      <w:r>
+        <w:t>)</w:t>
+      </w:r>
+    </w:p>
+    <w:p>
+      <w:pPr>
+        <w:pStyle w:val="a5"/>
+      </w:pPr>
+    </w:p>
+    <w:p>
+      <w:pPr>
+        <w:pStyle w:val="a5"/>
+      </w:pPr>
+    </w:p>
+    <w:p>
+      <w:pPr>
+        <w:pStyle w:val="a3"/>
+      </w:pPr>
+      <w:r>
+        <w:t>Вывод</w:t>
+      </w:r>
+    </w:p>
+    <w:p>
+      <w:pPr>
+        <w:pStyle w:val="a5"/>
+      </w:pPr>
+    </w:p>
+    <w:p>
+      <w:pPr>
+        <w:pStyle w:val="a5"/>
+      </w:pPr>
+      <w:r>
+        <w:t>В ходе данной лабораторной работы был и</w:t>
+      </w:r>
+      <w:r>
+        <w:t>сследова</w:t>
+      </w:r>
+      <w:r>
+        <w:t>н</w:t>
+      </w:r>
+      <w:r>
+        <w:t xml:space="preserve"> принцип работы механизма сигналов и слотов фреймворка </w:t>
+      </w:r>
+      <w:proofErr w:type="spellStart"/>
+      <w:r>
+        <w:t>Qt</w:t>
+      </w:r>
+      <w:proofErr w:type="spellEnd"/>
+      <w:r>
+        <w:t>. Приобрет</w:t>
+      </w:r>
+      <w:r>
+        <w:t>е</w:t>
+      </w:r>
+      <w:r>
+        <w:t>н</w:t>
+      </w:r>
+      <w:r>
+        <w:t>ы</w:t>
+      </w:r>
+      <w:r>
+        <w:t xml:space="preserve"> практические навыки применения сигналов и слотов при разработке </w:t>
+      </w:r>
+      <w:proofErr w:type="spellStart"/>
+      <w:r>
+        <w:t>Qt</w:t>
+      </w:r>
+      <w:proofErr w:type="spellEnd"/>
+      <w:r>
+        <w:t>-приложений.</w:t>
+      </w:r>
+    </w:p>
+    <w:p>
+      <w:pPr>
+        <w:pStyle w:val="a5"/>
+      </w:pPr>
     </w:p>
     <w:p>
       <w:pPr>
@@ -395,6 +845,7 @@
         <w:rPr>
           <w:b w:val="0"/>
           <w:bCs w:val="0"/>
+          <w:noProof/>
         </w:rPr>
         <w:drawing>
           <wp:inline distT="0" distB="0" distL="0" distR="0" wp14:anchorId="703DA491" wp14:editId="02072BF1">
@@ -462,6 +913,7 @@
         <w:rPr>
           <w:b w:val="0"/>
           <w:bCs w:val="0"/>
+          <w:noProof/>
         </w:rPr>
         <w:drawing>
           <wp:inline distT="0" distB="0" distL="0" distR="0" wp14:anchorId="1E8A2AF1" wp14:editId="5AB8336F">
@@ -533,6 +985,9 @@
         <w:pStyle w:val="a3"/>
       </w:pPr>
       <w:r>
+        <w:rPr>
+          <w:noProof/>
+        </w:rPr>
         <w:drawing>
           <wp:inline distT="0" distB="0" distL="0" distR="0" wp14:anchorId="4C4BE3BE" wp14:editId="126CF258">
             <wp:extent cx="5086350" cy="2228099"/>
@@ -590,7 +1045,7 @@
       <w:pPr>
         <w:spacing w:after="160" w:line="278" w:lineRule="auto"/>
         <w:ind w:firstLine="0"/>
-        <w:jc w:val="left"/>
+        <w:jc w:val="center"/>
         <w:rPr>
           <w:rFonts w:cs="Times New Roman"/>
           <w:b/>
@@ -599,7 +1054,327 @@
         </w:rPr>
       </w:pPr>
       <w:r>
+        <w:rPr>
+          <w:rFonts w:cs="Times New Roman"/>
+          <w:b/>
+          <w:bCs/>
+          <w:szCs w:val="28"/>
+          <w:lang w:val="en-US"/>
+        </w:rPr>
         <w:lastRenderedPageBreak/>
+        <w:drawing>
+          <wp:inline distT="0" distB="0" distL="0" distR="0" wp14:anchorId="13A995FF" wp14:editId="17636ED7">
+            <wp:extent cx="5039832" cy="2487861"/>
+            <wp:effectExtent l="0" t="0" r="0" b="8255"/>
+            <wp:docPr id="1711774205" name="Рисунок 1"/>
+            <wp:cNvGraphicFramePr>
+              <a:graphicFrameLocks xmlns:a="http://schemas.openxmlformats.org/drawingml/2006/main" noChangeAspect="1"/>
+            </wp:cNvGraphicFramePr>
+            <a:graphic xmlns:a="http://schemas.openxmlformats.org/drawingml/2006/main">
+              <a:graphicData uri="http://schemas.openxmlformats.org/drawingml/2006/picture">
+                <pic:pic xmlns:pic="http://schemas.openxmlformats.org/drawingml/2006/picture">
+                  <pic:nvPicPr>
+                    <pic:cNvPr id="1711774205" name=""/>
+                    <pic:cNvPicPr/>
+                  </pic:nvPicPr>
+                  <pic:blipFill>
+                    <a:blip r:embed="rId7"/>
+                    <a:stretch>
+                      <a:fillRect/>
+                    </a:stretch>
+                  </pic:blipFill>
+                  <pic:spPr>
+                    <a:xfrm>
+                      <a:off x="0" y="0"/>
+                      <a:ext cx="5047193" cy="2491495"/>
+                    </a:xfrm>
+                    <a:prstGeom prst="rect">
+                      <a:avLst/>
+                    </a:prstGeom>
+                  </pic:spPr>
+                </pic:pic>
+              </a:graphicData>
+            </a:graphic>
+          </wp:inline>
+        </w:drawing>
+      </w:r>
+    </w:p>
+    <w:p>
+      <w:pPr>
+        <w:spacing w:after="160" w:line="278" w:lineRule="auto"/>
+        <w:ind w:firstLine="0"/>
+        <w:jc w:val="center"/>
+        <w:rPr>
+          <w:rFonts w:cs="Times New Roman"/>
+          <w:szCs w:val="28"/>
+        </w:rPr>
+      </w:pPr>
+      <w:r>
+        <w:rPr>
+          <w:rFonts w:cs="Times New Roman"/>
+          <w:szCs w:val="28"/>
+        </w:rPr>
+        <w:t xml:space="preserve">Рисунок </w:t>
+      </w:r>
+      <w:r>
+        <w:rPr>
+          <w:rFonts w:cs="Times New Roman"/>
+          <w:szCs w:val="28"/>
+        </w:rPr>
+        <w:t>А.4 – Сплошная строка</w:t>
+      </w:r>
+    </w:p>
+    <w:p>
+      <w:pPr>
+        <w:spacing w:after="160" w:line="278" w:lineRule="auto"/>
+        <w:ind w:firstLine="0"/>
+        <w:jc w:val="center"/>
+        <w:rPr>
+          <w:rFonts w:cs="Times New Roman"/>
+          <w:szCs w:val="28"/>
+        </w:rPr>
+      </w:pPr>
+    </w:p>
+    <w:p>
+      <w:pPr>
+        <w:spacing w:after="160" w:line="278" w:lineRule="auto"/>
+        <w:ind w:firstLine="0"/>
+        <w:jc w:val="center"/>
+        <w:rPr>
+          <w:rFonts w:cs="Times New Roman"/>
+          <w:szCs w:val="28"/>
+          <w:lang w:val="en-US"/>
+        </w:rPr>
+      </w:pPr>
+      <w:r>
+        <w:rPr>
+          <w:rFonts w:cs="Times New Roman"/>
+          <w:szCs w:val="28"/>
+          <w:lang w:val="en-US"/>
+        </w:rPr>
+        <w:drawing>
+          <wp:inline distT="0" distB="0" distL="0" distR="0" wp14:anchorId="1E718051" wp14:editId="1A61A244">
+            <wp:extent cx="5048451" cy="2466753"/>
+            <wp:effectExtent l="0" t="0" r="0" b="0"/>
+            <wp:docPr id="303094791" name="Рисунок 1"/>
+            <wp:cNvGraphicFramePr>
+              <a:graphicFrameLocks xmlns:a="http://schemas.openxmlformats.org/drawingml/2006/main" noChangeAspect="1"/>
+            </wp:cNvGraphicFramePr>
+            <a:graphic xmlns:a="http://schemas.openxmlformats.org/drawingml/2006/main">
+              <a:graphicData uri="http://schemas.openxmlformats.org/drawingml/2006/picture">
+                <pic:pic xmlns:pic="http://schemas.openxmlformats.org/drawingml/2006/picture">
+                  <pic:nvPicPr>
+                    <pic:cNvPr id="303094791" name=""/>
+                    <pic:cNvPicPr/>
+                  </pic:nvPicPr>
+                  <pic:blipFill>
+                    <a:blip r:embed="rId8"/>
+                    <a:stretch>
+                      <a:fillRect/>
+                    </a:stretch>
+                  </pic:blipFill>
+                  <pic:spPr>
+                    <a:xfrm>
+                      <a:off x="0" y="0"/>
+                      <a:ext cx="5055603" cy="2470248"/>
+                    </a:xfrm>
+                    <a:prstGeom prst="rect">
+                      <a:avLst/>
+                    </a:prstGeom>
+                  </pic:spPr>
+                </pic:pic>
+              </a:graphicData>
+            </a:graphic>
+          </wp:inline>
+        </w:drawing>
+      </w:r>
+    </w:p>
+    <w:p>
+      <w:pPr>
+        <w:spacing w:after="160" w:line="278" w:lineRule="auto"/>
+        <w:ind w:firstLine="0"/>
+        <w:jc w:val="center"/>
+        <w:rPr>
+          <w:rFonts w:cs="Times New Roman"/>
+          <w:szCs w:val="28"/>
+          <w:lang w:val="en-US"/>
+        </w:rPr>
+      </w:pPr>
+      <w:r>
+        <w:rPr>
+          <w:rFonts w:cs="Times New Roman"/>
+          <w:szCs w:val="28"/>
+        </w:rPr>
+        <w:t>Рисунок А.5 – Строка недопустимых символов между другим текстом</w:t>
+      </w:r>
+    </w:p>
+    <w:p>
+      <w:pPr>
+        <w:spacing w:after="160" w:line="278" w:lineRule="auto"/>
+        <w:ind w:firstLine="0"/>
+        <w:jc w:val="center"/>
+        <w:rPr>
+          <w:rFonts w:cs="Times New Roman"/>
+          <w:szCs w:val="28"/>
+          <w:lang w:val="en-US"/>
+        </w:rPr>
+      </w:pPr>
+      <w:r>
+        <w:rPr>
+          <w:rFonts w:cs="Times New Roman"/>
+          <w:szCs w:val="28"/>
+          <w:lang w:val="en-US"/>
+        </w:rPr>
+        <w:drawing>
+          <wp:inline distT="0" distB="0" distL="0" distR="0" wp14:anchorId="5D318A87" wp14:editId="6C50AB24">
+            <wp:extent cx="5007935" cy="2430896"/>
+            <wp:effectExtent l="0" t="0" r="2540" b="7620"/>
+            <wp:docPr id="753172119" name="Рисунок 1"/>
+            <wp:cNvGraphicFramePr>
+              <a:graphicFrameLocks xmlns:a="http://schemas.openxmlformats.org/drawingml/2006/main" noChangeAspect="1"/>
+            </wp:cNvGraphicFramePr>
+            <a:graphic xmlns:a="http://schemas.openxmlformats.org/drawingml/2006/main">
+              <a:graphicData uri="http://schemas.openxmlformats.org/drawingml/2006/picture">
+                <pic:pic xmlns:pic="http://schemas.openxmlformats.org/drawingml/2006/picture">
+                  <pic:nvPicPr>
+                    <pic:cNvPr id="753172119" name=""/>
+                    <pic:cNvPicPr/>
+                  </pic:nvPicPr>
+                  <pic:blipFill>
+                    <a:blip r:embed="rId9"/>
+                    <a:stretch>
+                      <a:fillRect/>
+                    </a:stretch>
+                  </pic:blipFill>
+                  <pic:spPr>
+                    <a:xfrm>
+                      <a:off x="0" y="0"/>
+                      <a:ext cx="5017467" cy="2435523"/>
+                    </a:xfrm>
+                    <a:prstGeom prst="rect">
+                      <a:avLst/>
+                    </a:prstGeom>
+                  </pic:spPr>
+                </pic:pic>
+              </a:graphicData>
+            </a:graphic>
+          </wp:inline>
+        </w:drawing>
+      </w:r>
+    </w:p>
+    <w:p>
+      <w:pPr>
+        <w:spacing w:after="160" w:line="278" w:lineRule="auto"/>
+        <w:ind w:firstLine="0"/>
+        <w:jc w:val="center"/>
+        <w:rPr>
+          <w:rFonts w:cs="Times New Roman"/>
+          <w:szCs w:val="28"/>
+        </w:rPr>
+      </w:pPr>
+      <w:r>
+        <w:rPr>
+          <w:rFonts w:cs="Times New Roman"/>
+          <w:szCs w:val="28"/>
+        </w:rPr>
+        <w:t>Рисунок А.6 – Строка недопустимых символов в конце текста</w:t>
+      </w:r>
+    </w:p>
+    <w:p>
+      <w:pPr>
+        <w:spacing w:after="160" w:line="278" w:lineRule="auto"/>
+        <w:ind w:firstLine="0"/>
+        <w:jc w:val="center"/>
+        <w:rPr>
+          <w:rFonts w:cs="Times New Roman"/>
+          <w:szCs w:val="28"/>
+        </w:rPr>
+      </w:pPr>
+    </w:p>
+    <w:p>
+      <w:pPr>
+        <w:spacing w:after="160" w:line="278" w:lineRule="auto"/>
+        <w:ind w:firstLine="0"/>
+        <w:jc w:val="center"/>
+        <w:rPr>
+          <w:rFonts w:cs="Times New Roman"/>
+          <w:szCs w:val="28"/>
+        </w:rPr>
+      </w:pPr>
+      <w:r>
+        <w:rPr>
+          <w:rFonts w:cs="Times New Roman"/>
+          <w:szCs w:val="28"/>
+          <w:lang w:val="en-US"/>
+        </w:rPr>
+        <w:drawing>
+          <wp:inline distT="0" distB="0" distL="0" distR="0" wp14:anchorId="59C9CEED" wp14:editId="5489D873">
+            <wp:extent cx="5940425" cy="3006725"/>
+            <wp:effectExtent l="0" t="0" r="3175" b="3175"/>
+            <wp:docPr id="341007311" name="Рисунок 1"/>
+            <wp:cNvGraphicFramePr>
+              <a:graphicFrameLocks xmlns:a="http://schemas.openxmlformats.org/drawingml/2006/main" noChangeAspect="1"/>
+            </wp:cNvGraphicFramePr>
+            <a:graphic xmlns:a="http://schemas.openxmlformats.org/drawingml/2006/main">
+              <a:graphicData uri="http://schemas.openxmlformats.org/drawingml/2006/picture">
+                <pic:pic xmlns:pic="http://schemas.openxmlformats.org/drawingml/2006/picture">
+                  <pic:nvPicPr>
+                    <pic:cNvPr id="341007311" name=""/>
+                    <pic:cNvPicPr/>
+                  </pic:nvPicPr>
+                  <pic:blipFill>
+                    <a:blip r:embed="rId10"/>
+                    <a:stretch>
+                      <a:fillRect/>
+                    </a:stretch>
+                  </pic:blipFill>
+                  <pic:spPr>
+                    <a:xfrm>
+                      <a:off x="0" y="0"/>
+                      <a:ext cx="5940425" cy="3006725"/>
+                    </a:xfrm>
+                    <a:prstGeom prst="rect">
+                      <a:avLst/>
+                    </a:prstGeom>
+                  </pic:spPr>
+                </pic:pic>
+              </a:graphicData>
+            </a:graphic>
+          </wp:inline>
+        </w:drawing>
+      </w:r>
+    </w:p>
+    <w:p>
+      <w:pPr>
+        <w:spacing w:after="160" w:line="278" w:lineRule="auto"/>
+        <w:ind w:firstLine="0"/>
+        <w:jc w:val="center"/>
+        <w:rPr>
+          <w:rFonts w:cs="Times New Roman"/>
+          <w:szCs w:val="28"/>
+        </w:rPr>
+      </w:pPr>
+      <w:r>
+        <w:rPr>
+          <w:rFonts w:cs="Times New Roman"/>
+          <w:szCs w:val="28"/>
+        </w:rPr>
+        <w:t>Рисунок А.7 – Недопустимые символы между тестом, вначале и в конце</w:t>
+      </w:r>
+    </w:p>
+    <w:p>
+      <w:pPr>
+        <w:spacing w:after="160" w:line="278" w:lineRule="auto"/>
+        <w:ind w:firstLine="0"/>
+        <w:jc w:val="left"/>
+        <w:rPr>
+          <w:rFonts w:cs="Times New Roman"/>
+          <w:b/>
+          <w:bCs/>
+          <w:szCs w:val="28"/>
+        </w:rPr>
+      </w:pPr>
+      <w:r>
         <w:br w:type="page"/>
       </w:r>
     </w:p>
@@ -626,12 +1401,14 @@
       <w:r>
         <w:t xml:space="preserve">Листинг Б.1 – Заголовок класса </w:t>
       </w:r>
+      <w:proofErr w:type="spellStart"/>
       <w:r>
         <w:rPr>
           <w:lang w:val="en-US"/>
         </w:rPr>
         <w:t>MyLabel</w:t>
       </w:r>
+      <w:proofErr w:type="spellEnd"/>
     </w:p>
     <w:p>
       <w:pPr>
@@ -641,17 +1418,60 @@
           <w:rFonts w:ascii="Courier New" w:hAnsi="Courier New" w:cs="Courier New"/>
           <w:sz w:val="22"/>
           <w:szCs w:val="22"/>
-          <w:lang w:val="en-US"/>
-        </w:rPr>
-      </w:pPr>
-      <w:r>
-        <w:rPr>
-          <w:rFonts w:ascii="Courier New" w:hAnsi="Courier New" w:cs="Courier New"/>
-          <w:sz w:val="22"/>
-          <w:szCs w:val="22"/>
-          <w:lang w:val="en-US"/>
-        </w:rPr>
-        <w:t>#ifndef MYLABEL_H</w:t>
+        </w:rPr>
+      </w:pPr>
+      <w:r>
+        <w:rPr>
+          <w:rFonts w:ascii="Courier New" w:hAnsi="Courier New" w:cs="Courier New"/>
+          <w:sz w:val="22"/>
+          <w:szCs w:val="22"/>
+        </w:rPr>
+        <w:t>#</w:t>
+      </w:r>
+      <w:proofErr w:type="spellStart"/>
+      <w:r>
+        <w:rPr>
+          <w:rFonts w:ascii="Courier New" w:hAnsi="Courier New" w:cs="Courier New"/>
+          <w:sz w:val="22"/>
+          <w:szCs w:val="22"/>
+          <w:lang w:val="en-US"/>
+        </w:rPr>
+        <w:t>ifndef</w:t>
+      </w:r>
+      <w:proofErr w:type="spellEnd"/>
+      <w:r>
+        <w:rPr>
+          <w:rFonts w:ascii="Courier New" w:hAnsi="Courier New" w:cs="Courier New"/>
+          <w:sz w:val="22"/>
+          <w:szCs w:val="22"/>
+        </w:rPr>
+        <w:t xml:space="preserve"> </w:t>
+      </w:r>
+      <w:r>
+        <w:rPr>
+          <w:rFonts w:ascii="Courier New" w:hAnsi="Courier New" w:cs="Courier New"/>
+          <w:sz w:val="22"/>
+          <w:szCs w:val="22"/>
+          <w:lang w:val="en-US"/>
+        </w:rPr>
+        <w:t>MYLABEL</w:t>
+      </w:r>
+      <w:r>
+        <w:rPr>
+          <w:rFonts w:ascii="Courier New" w:hAnsi="Courier New" w:cs="Courier New"/>
+          <w:sz w:val="22"/>
+          <w:szCs w:val="22"/>
+        </w:rPr>
+        <w:t>_</w:t>
+      </w:r>
+      <w:r>
+        <w:rPr>
+          <w:rFonts w:ascii="Courier New" w:hAnsi="Courier New" w:cs="Courier New"/>
+          <w:sz w:val="22"/>
+          <w:szCs w:val="22"/>
+          <w:lang w:val="en-US"/>
+        </w:rPr>
+        <w:t>H</w:t>
       </w:r>
     </w:p>
     <w:p>
@@ -705,7 +1525,27 @@
           <w:szCs w:val="22"/>
           <w:lang w:val="en-US"/>
         </w:rPr>
-        <w:t>#include &lt;QLabel&gt;</w:t>
+        <w:t>#include &lt;</w:t>
+      </w:r>
+      <w:proofErr w:type="spellStart"/>
+      <w:r>
+        <w:rPr>
+          <w:rFonts w:ascii="Courier New" w:hAnsi="Courier New" w:cs="Courier New"/>
+          <w:sz w:val="22"/>
+          <w:szCs w:val="22"/>
+          <w:lang w:val="en-US"/>
+        </w:rPr>
+        <w:t>QLabel</w:t>
+      </w:r>
+      <w:proofErr w:type="spellEnd"/>
+      <w:r>
+        <w:rPr>
+          <w:rFonts w:ascii="Courier New" w:hAnsi="Courier New" w:cs="Courier New"/>
+          <w:sz w:val="22"/>
+          <w:szCs w:val="22"/>
+          <w:lang w:val="en-US"/>
+        </w:rPr>
+        <w:t>&gt;</w:t>
       </w:r>
     </w:p>
     <w:p>
@@ -738,8 +1578,50 @@
           <w:szCs w:val="22"/>
           <w:lang w:val="en-US"/>
         </w:rPr>
-        <w:t>class MyLabel : public QLabel</w:t>
-      </w:r>
+        <w:t xml:space="preserve">class </w:t>
+      </w:r>
+      <w:proofErr w:type="spellStart"/>
+      <w:proofErr w:type="gramStart"/>
+      <w:r>
+        <w:rPr>
+          <w:rFonts w:ascii="Courier New" w:hAnsi="Courier New" w:cs="Courier New"/>
+          <w:sz w:val="22"/>
+          <w:szCs w:val="22"/>
+          <w:lang w:val="en-US"/>
+        </w:rPr>
+        <w:t>MyLabel</w:t>
+      </w:r>
+      <w:proofErr w:type="spellEnd"/>
+      <w:r>
+        <w:rPr>
+          <w:rFonts w:ascii="Courier New" w:hAnsi="Courier New" w:cs="Courier New"/>
+          <w:sz w:val="22"/>
+          <w:szCs w:val="22"/>
+          <w:lang w:val="en-US"/>
+        </w:rPr>
+        <w:t xml:space="preserve"> :</w:t>
+      </w:r>
+      <w:proofErr w:type="gramEnd"/>
+      <w:r>
+        <w:rPr>
+          <w:rFonts w:ascii="Courier New" w:hAnsi="Courier New" w:cs="Courier New"/>
+          <w:sz w:val="22"/>
+          <w:szCs w:val="22"/>
+          <w:lang w:val="en-US"/>
+        </w:rPr>
+        <w:t xml:space="preserve"> public </w:t>
+      </w:r>
+      <w:proofErr w:type="spellStart"/>
+      <w:r>
+        <w:rPr>
+          <w:rFonts w:ascii="Courier New" w:hAnsi="Courier New" w:cs="Courier New"/>
+          <w:sz w:val="22"/>
+          <w:szCs w:val="22"/>
+          <w:lang w:val="en-US"/>
+        </w:rPr>
+        <w:t>QLabel</w:t>
+      </w:r>
+      <w:proofErr w:type="spellEnd"/>
     </w:p>
     <w:p>
       <w:pPr>
@@ -822,7 +1704,49 @@
           <w:szCs w:val="22"/>
           <w:lang w:val="en-US"/>
         </w:rPr>
-        <w:t xml:space="preserve">    MyLabel(QWidget *parent = 0);</w:t>
+        <w:t xml:space="preserve">    </w:t>
+      </w:r>
+      <w:proofErr w:type="spellStart"/>
+      <w:proofErr w:type="gramStart"/>
+      <w:r>
+        <w:rPr>
+          <w:rFonts w:ascii="Courier New" w:hAnsi="Courier New" w:cs="Courier New"/>
+          <w:sz w:val="22"/>
+          <w:szCs w:val="22"/>
+          <w:lang w:val="en-US"/>
+        </w:rPr>
+        <w:t>MyLabel</w:t>
+      </w:r>
+      <w:proofErr w:type="spellEnd"/>
+      <w:r>
+        <w:rPr>
+          <w:rFonts w:ascii="Courier New" w:hAnsi="Courier New" w:cs="Courier New"/>
+          <w:sz w:val="22"/>
+          <w:szCs w:val="22"/>
+          <w:lang w:val="en-US"/>
+        </w:rPr>
+        <w:t>(</w:t>
+      </w:r>
+      <w:proofErr w:type="spellStart"/>
+      <w:proofErr w:type="gramEnd"/>
+      <w:r>
+        <w:rPr>
+          <w:rFonts w:ascii="Courier New" w:hAnsi="Courier New" w:cs="Courier New"/>
+          <w:sz w:val="22"/>
+          <w:szCs w:val="22"/>
+          <w:lang w:val="en-US"/>
+        </w:rPr>
+        <w:t>QWidget</w:t>
+      </w:r>
+      <w:proofErr w:type="spellEnd"/>
+      <w:r>
+        <w:rPr>
+          <w:rFonts w:ascii="Courier New" w:hAnsi="Courier New" w:cs="Courier New"/>
+          <w:sz w:val="22"/>
+          <w:szCs w:val="22"/>
+          <w:lang w:val="en-US"/>
+        </w:rPr>
+        <w:t xml:space="preserve"> *parent = 0);</w:t>
       </w:r>
     </w:p>
     <w:p>
@@ -885,7 +1809,27 @@
           <w:szCs w:val="22"/>
           <w:lang w:val="en-US"/>
         </w:rPr>
-        <w:t xml:space="preserve">    const int banLimit = 5;</w:t>
+        <w:t xml:space="preserve">    const int </w:t>
+      </w:r>
+      <w:proofErr w:type="spellStart"/>
+      <w:r>
+        <w:rPr>
+          <w:rFonts w:ascii="Courier New" w:hAnsi="Courier New" w:cs="Courier New"/>
+          <w:sz w:val="22"/>
+          <w:szCs w:val="22"/>
+          <w:lang w:val="en-US"/>
+        </w:rPr>
+        <w:t>banLimit</w:t>
+      </w:r>
+      <w:proofErr w:type="spellEnd"/>
+      <w:r>
+        <w:rPr>
+          <w:rFonts w:ascii="Courier New" w:hAnsi="Courier New" w:cs="Courier New"/>
+          <w:sz w:val="22"/>
+          <w:szCs w:val="22"/>
+          <w:lang w:val="en-US"/>
+        </w:rPr>
+        <w:t xml:space="preserve"> = 5;</w:t>
       </w:r>
     </w:p>
     <w:p>
@@ -927,7 +1871,38 @@
           <w:szCs w:val="22"/>
           <w:lang w:val="en-US"/>
         </w:rPr>
-        <w:t xml:space="preserve">    void incValue();</w:t>
+        <w:t xml:space="preserve">    void </w:t>
+      </w:r>
+      <w:proofErr w:type="spellStart"/>
+      <w:proofErr w:type="gramStart"/>
+      <w:r>
+        <w:rPr>
+          <w:rFonts w:ascii="Courier New" w:hAnsi="Courier New" w:cs="Courier New"/>
+          <w:sz w:val="22"/>
+          <w:szCs w:val="22"/>
+          <w:lang w:val="en-US"/>
+        </w:rPr>
+        <w:t>incValue</w:t>
+      </w:r>
+      <w:proofErr w:type="spellEnd"/>
+      <w:r>
+        <w:rPr>
+          <w:rFonts w:ascii="Courier New" w:hAnsi="Courier New" w:cs="Courier New"/>
+          <w:sz w:val="22"/>
+          <w:szCs w:val="22"/>
+          <w:lang w:val="en-US"/>
+        </w:rPr>
+        <w:t>(</w:t>
+      </w:r>
+      <w:proofErr w:type="gramEnd"/>
+      <w:r>
+        <w:rPr>
+          <w:rFonts w:ascii="Courier New" w:hAnsi="Courier New" w:cs="Courier New"/>
+          <w:sz w:val="22"/>
+          <w:szCs w:val="22"/>
+          <w:lang w:val="en-US"/>
+        </w:rPr>
+        <w:t>);</w:t>
       </w:r>
     </w:p>
     <w:p>
@@ -969,7 +1944,38 @@
           <w:szCs w:val="22"/>
           <w:lang w:val="en-US"/>
         </w:rPr>
-        <w:t xml:space="preserve">    void banUser();</w:t>
+        <w:t xml:space="preserve">    void </w:t>
+      </w:r>
+      <w:proofErr w:type="spellStart"/>
+      <w:proofErr w:type="gramStart"/>
+      <w:r>
+        <w:rPr>
+          <w:rFonts w:ascii="Courier New" w:hAnsi="Courier New" w:cs="Courier New"/>
+          <w:sz w:val="22"/>
+          <w:szCs w:val="22"/>
+          <w:lang w:val="en-US"/>
+        </w:rPr>
+        <w:t>banUser</w:t>
+      </w:r>
+      <w:proofErr w:type="spellEnd"/>
+      <w:r>
+        <w:rPr>
+          <w:rFonts w:ascii="Courier New" w:hAnsi="Courier New" w:cs="Courier New"/>
+          <w:sz w:val="22"/>
+          <w:szCs w:val="22"/>
+          <w:lang w:val="en-US"/>
+        </w:rPr>
+        <w:t>(</w:t>
+      </w:r>
+      <w:proofErr w:type="gramEnd"/>
+      <w:r>
+        <w:rPr>
+          <w:rFonts w:ascii="Courier New" w:hAnsi="Courier New" w:cs="Courier New"/>
+          <w:sz w:val="22"/>
+          <w:szCs w:val="22"/>
+          <w:lang w:val="en-US"/>
+        </w:rPr>
+        <w:t>);</w:t>
       </w:r>
     </w:p>
     <w:p>
@@ -1059,21 +2065,64 @@
         </w:rPr>
       </w:pPr>
       <w:r>
-        <w:t xml:space="preserve">Листинг Б.2 – Реализация класса </w:t>
-      </w:r>
+        <w:t>Листинг</w:t>
+      </w:r>
+      <w:r>
+        <w:rPr>
+          <w:lang w:val="en-US"/>
+        </w:rPr>
+        <w:t xml:space="preserve"> </w:t>
+      </w:r>
+      <w:r>
+        <w:t>Б</w:t>
+      </w:r>
+      <w:r>
+        <w:rPr>
+          <w:lang w:val="en-US"/>
+        </w:rPr>
+        <w:t xml:space="preserve">.2 – </w:t>
+      </w:r>
+      <w:r>
+        <w:t>Реализация</w:t>
+      </w:r>
+      <w:r>
+        <w:rPr>
+          <w:lang w:val="en-US"/>
+        </w:rPr>
+        <w:t xml:space="preserve"> </w:t>
+      </w:r>
+      <w:r>
+        <w:t>класса</w:t>
+      </w:r>
+      <w:r>
+        <w:rPr>
+          <w:lang w:val="en-US"/>
+        </w:rPr>
+        <w:t xml:space="preserve"> </w:t>
+      </w:r>
+      <w:proofErr w:type="spellStart"/>
       <w:r>
         <w:rPr>
           <w:lang w:val="en-US"/>
         </w:rPr>
         <w:t>MyLabel</w:t>
       </w:r>
+      <w:proofErr w:type="spellEnd"/>
     </w:p>
     <w:p>
       <w:pPr>
         <w:pStyle w:val="af0"/>
       </w:pPr>
       <w:r>
-        <w:t>#include "mylabel.h"</w:t>
+        <w:t>#include "</w:t>
+      </w:r>
+      <w:proofErr w:type="spellStart"/>
+      <w:r>
+        <w:t>mylabel.h</w:t>
+      </w:r>
+      <w:proofErr w:type="spellEnd"/>
+      <w:r>
+        <w:t>"</w:t>
       </w:r>
     </w:p>
     <w:p>
@@ -1085,8 +2134,31 @@
       <w:pPr>
         <w:pStyle w:val="af0"/>
       </w:pPr>
-      <w:r>
-        <w:t>MyLabel::MyLabel(QWidget *parent)</w:t>
+      <w:proofErr w:type="spellStart"/>
+      <w:proofErr w:type="gramStart"/>
+      <w:r>
+        <w:t>MyLabel</w:t>
+      </w:r>
+      <w:proofErr w:type="spellEnd"/>
+      <w:r>
+        <w:t>::</w:t>
+      </w:r>
+      <w:proofErr w:type="spellStart"/>
+      <w:r>
+        <w:t>MyLabel</w:t>
+      </w:r>
+      <w:proofErr w:type="spellEnd"/>
+      <w:r>
+        <w:t>(</w:t>
+      </w:r>
+      <w:proofErr w:type="spellStart"/>
+      <w:proofErr w:type="gramEnd"/>
+      <w:r>
+        <w:t>QWidget</w:t>
+      </w:r>
+      <w:proofErr w:type="spellEnd"/>
+      <w:r>
+        <w:t xml:space="preserve"> *parent)</w:t>
       </w:r>
     </w:p>
     <w:p>
@@ -1094,7 +2166,15 @@
         <w:pStyle w:val="af0"/>
       </w:pPr>
       <w:r>
-        <w:t xml:space="preserve">    : QLabel(parent) {</w:t>
+        <w:t xml:space="preserve">    : </w:t>
+      </w:r>
+      <w:proofErr w:type="spellStart"/>
+      <w:r>
+        <w:t>QLabel</w:t>
+      </w:r>
+      <w:proofErr w:type="spellEnd"/>
+      <w:r>
+        <w:t>(parent) {</w:t>
       </w:r>
     </w:p>
     <w:p>
@@ -1115,7 +2195,28 @@
         <w:pStyle w:val="af0"/>
       </w:pPr>
       <w:r>
-        <w:t>void MyLabel::incValue()</w:t>
+        <w:t xml:space="preserve">void </w:t>
+      </w:r>
+      <w:proofErr w:type="spellStart"/>
+      <w:proofErr w:type="gramStart"/>
+      <w:r>
+        <w:t>MyLabel</w:t>
+      </w:r>
+      <w:proofErr w:type="spellEnd"/>
+      <w:r>
+        <w:t>::</w:t>
+      </w:r>
+      <w:proofErr w:type="spellStart"/>
+      <w:r>
+        <w:t>incValue</w:t>
+      </w:r>
+      <w:proofErr w:type="spellEnd"/>
+      <w:r>
+        <w:t>(</w:t>
+      </w:r>
+      <w:proofErr w:type="gramEnd"/>
+      <w:r>
+        <w:t>)</w:t>
       </w:r>
     </w:p>
     <w:p>
@@ -1131,7 +2232,15 @@
         <w:pStyle w:val="af0"/>
       </w:pPr>
       <w:r>
-        <w:t xml:space="preserve">    if (++value &gt; banLimit) {</w:t>
+        <w:t xml:space="preserve">    if (++value &gt; </w:t>
+      </w:r>
+      <w:proofErr w:type="spellStart"/>
+      <w:r>
+        <w:t>banLimit</w:t>
+      </w:r>
+      <w:proofErr w:type="spellEnd"/>
+      <w:r>
+        <w:t>) {</w:t>
       </w:r>
     </w:p>
     <w:p>
@@ -1139,7 +2248,20 @@
         <w:pStyle w:val="af0"/>
       </w:pPr>
       <w:r>
-        <w:t xml:space="preserve">        emit banUser();</w:t>
+        <w:t xml:space="preserve">        emit </w:t>
+      </w:r>
+      <w:proofErr w:type="spellStart"/>
+      <w:proofErr w:type="gramStart"/>
+      <w:r>
+        <w:t>banUser</w:t>
+      </w:r>
+      <w:proofErr w:type="spellEnd"/>
+      <w:r>
+        <w:t>(</w:t>
+      </w:r>
+      <w:proofErr w:type="gramEnd"/>
+      <w:r>
+        <w:t>);</w:t>
       </w:r>
     </w:p>
     <w:p>
@@ -1155,7 +2277,28 @@
         <w:pStyle w:val="af0"/>
       </w:pPr>
       <w:r>
-        <w:t xml:space="preserve">    this-&gt;setText(QString::number(value));</w:t>
+        <w:t xml:space="preserve">    this-&gt;</w:t>
+      </w:r>
+      <w:proofErr w:type="spellStart"/>
+      <w:proofErr w:type="gramStart"/>
+      <w:r>
+        <w:t>setText</w:t>
+      </w:r>
+      <w:proofErr w:type="spellEnd"/>
+      <w:r>
+        <w:t>(</w:t>
+      </w:r>
+      <w:proofErr w:type="spellStart"/>
+      <w:r>
+        <w:t>QString</w:t>
+      </w:r>
+      <w:proofErr w:type="spellEnd"/>
+      <w:r>
+        <w:t>::</w:t>
+      </w:r>
+      <w:proofErr w:type="gramEnd"/>
+      <w:r>
+        <w:t>number(value));</w:t>
       </w:r>
     </w:p>
     <w:p>
@@ -1180,6 +2323,523 @@
           <w:lang w:val="en-US"/>
         </w:rPr>
       </w:pPr>
+      <w:r>
+        <w:t>Листинг Б.3 – Слот копирования</w:t>
+      </w:r>
+    </w:p>
+    <w:p>
+      <w:pPr>
+        <w:pStyle w:val="af0"/>
+      </w:pPr>
+      <w:r>
+        <w:t xml:space="preserve">void </w:t>
+      </w:r>
+      <w:proofErr w:type="spellStart"/>
+      <w:proofErr w:type="gramStart"/>
+      <w:r>
+        <w:t>MainWindow</w:t>
+      </w:r>
+      <w:proofErr w:type="spellEnd"/>
+      <w:r>
+        <w:t>::</w:t>
+      </w:r>
+      <w:proofErr w:type="spellStart"/>
+      <w:r>
+        <w:t>copyText</w:t>
+      </w:r>
+      <w:proofErr w:type="spellEnd"/>
+      <w:r>
+        <w:t>(</w:t>
+      </w:r>
+      <w:proofErr w:type="gramEnd"/>
+      <w:r>
+        <w:t>)</w:t>
+      </w:r>
+    </w:p>
+    <w:p>
+      <w:pPr>
+        <w:pStyle w:val="af0"/>
+      </w:pPr>
+      <w:r>
+        <w:t>{</w:t>
+      </w:r>
+    </w:p>
+    <w:p>
+      <w:pPr>
+        <w:pStyle w:val="af0"/>
+      </w:pPr>
+      <w:r>
+        <w:t xml:space="preserve">    </w:t>
+      </w:r>
+      <w:proofErr w:type="spellStart"/>
+      <w:r>
+        <w:t>QString</w:t>
+      </w:r>
+      <w:proofErr w:type="spellEnd"/>
+      <w:r>
+        <w:t xml:space="preserve"> text = </w:t>
+      </w:r>
+      <w:proofErr w:type="spellStart"/>
+      <w:r>
+        <w:t>ui</w:t>
+      </w:r>
+      <w:proofErr w:type="spellEnd"/>
+      <w:r>
+        <w:t>-&gt;</w:t>
+      </w:r>
+      <w:proofErr w:type="spellStart"/>
+      <w:r>
+        <w:t>editText</w:t>
+      </w:r>
+      <w:proofErr w:type="spellEnd"/>
+      <w:r>
+        <w:t>-&gt;</w:t>
+      </w:r>
+      <w:proofErr w:type="spellStart"/>
+      <w:proofErr w:type="gramStart"/>
+      <w:r>
+        <w:t>toPlainText</w:t>
+      </w:r>
+      <w:proofErr w:type="spellEnd"/>
+      <w:r>
+        <w:t>(</w:t>
+      </w:r>
+      <w:proofErr w:type="gramEnd"/>
+      <w:r>
+        <w:t>);</w:t>
+      </w:r>
+    </w:p>
+    <w:p>
+      <w:pPr>
+        <w:pStyle w:val="af0"/>
+      </w:pPr>
+      <w:r>
+        <w:t xml:space="preserve">    </w:t>
+      </w:r>
+      <w:proofErr w:type="spellStart"/>
+      <w:proofErr w:type="gramStart"/>
+      <w:r>
+        <w:t>text.replace</w:t>
+      </w:r>
+      <w:proofErr w:type="spellEnd"/>
+      <w:proofErr w:type="gramEnd"/>
+      <w:r>
+        <w:t>(</w:t>
+      </w:r>
+      <w:proofErr w:type="spellStart"/>
+      <w:r>
+        <w:t>toChange</w:t>
+      </w:r>
+      <w:proofErr w:type="spellEnd"/>
+      <w:r>
+        <w:t xml:space="preserve">, </w:t>
+      </w:r>
+      <w:proofErr w:type="spellStart"/>
+      <w:r>
+        <w:t>changeTo</w:t>
+      </w:r>
+      <w:proofErr w:type="spellEnd"/>
+      <w:r>
+        <w:t>);</w:t>
+      </w:r>
+    </w:p>
+    <w:p>
+      <w:pPr>
+        <w:pStyle w:val="af0"/>
+      </w:pPr>
+      <w:r>
+        <w:lastRenderedPageBreak/>
+        <w:t xml:space="preserve">    </w:t>
+      </w:r>
+      <w:proofErr w:type="spellStart"/>
+      <w:r>
+        <w:t>ui</w:t>
+      </w:r>
+      <w:proofErr w:type="spellEnd"/>
+      <w:r>
+        <w:t>-&gt;</w:t>
+      </w:r>
+      <w:proofErr w:type="spellStart"/>
+      <w:r>
+        <w:t>editText_copy</w:t>
+      </w:r>
+      <w:proofErr w:type="spellEnd"/>
+      <w:r>
+        <w:t>-&gt;</w:t>
+      </w:r>
+      <w:proofErr w:type="spellStart"/>
+      <w:r>
+        <w:t>setPlainText</w:t>
+      </w:r>
+      <w:proofErr w:type="spellEnd"/>
+      <w:r>
+        <w:t>(text);</w:t>
+      </w:r>
+    </w:p>
+    <w:p>
+      <w:pPr>
+        <w:pStyle w:val="af0"/>
+      </w:pPr>
+      <w:r>
+        <w:t>}</w:t>
+      </w:r>
+    </w:p>
+    <w:p>
+      <w:pPr>
+        <w:pStyle w:val="a5"/>
+        <w:ind w:firstLine="0"/>
+        <w:rPr>
+          <w:lang w:val="en-US"/>
+        </w:rPr>
+      </w:pPr>
+    </w:p>
+    <w:p>
+      <w:pPr>
+        <w:pStyle w:val="a5"/>
+        <w:ind w:firstLine="0"/>
+      </w:pPr>
+      <w:r>
+        <w:t>Листинг</w:t>
+      </w:r>
+      <w:r>
+        <w:t xml:space="preserve"> </w:t>
+      </w:r>
+      <w:r>
+        <w:t>Б</w:t>
+      </w:r>
+      <w:r>
+        <w:t xml:space="preserve">.4 – </w:t>
+      </w:r>
+      <w:r>
+        <w:t>Счётчик</w:t>
+      </w:r>
+      <w:r>
+        <w:t xml:space="preserve"> </w:t>
+      </w:r>
+      <w:r>
+        <w:t xml:space="preserve">символов </w:t>
+      </w:r>
+      <w:r>
+        <w:t>‘</w:t>
+      </w:r>
+      <w:r>
+        <w:rPr>
+          <w:lang w:val="en-US"/>
+        </w:rPr>
+        <w:t>*</w:t>
+      </w:r>
+      <w:r>
+        <w:t>’</w:t>
+      </w:r>
+    </w:p>
+    <w:p>
+      <w:pPr>
+        <w:pStyle w:val="af0"/>
+      </w:pPr>
+      <w:r>
+        <w:t xml:space="preserve">void </w:t>
+      </w:r>
+      <w:proofErr w:type="spellStart"/>
+      <w:proofErr w:type="gramStart"/>
+      <w:r>
+        <w:t>MainWindow</w:t>
+      </w:r>
+      <w:proofErr w:type="spellEnd"/>
+      <w:r>
+        <w:t>::counter(</w:t>
+      </w:r>
+      <w:proofErr w:type="gramEnd"/>
+      <w:r>
+        <w:t>)</w:t>
+      </w:r>
+    </w:p>
+    <w:p>
+      <w:pPr>
+        <w:pStyle w:val="af0"/>
+      </w:pPr>
+      <w:r>
+        <w:t>{</w:t>
+      </w:r>
+    </w:p>
+    <w:p>
+      <w:pPr>
+        <w:pStyle w:val="af0"/>
+      </w:pPr>
+      <w:r>
+        <w:t xml:space="preserve">    ui-&gt;label_2-&gt;</w:t>
+      </w:r>
+      <w:proofErr w:type="gramStart"/>
+      <w:r>
+        <w:t>setText(QString::</w:t>
+      </w:r>
+      <w:proofErr w:type="gramEnd"/>
+      <w:r>
+        <w:t>number(ui-&gt;editText_copy-&gt;toPlainText(</w:t>
+      </w:r>
+      <w:proofErr w:type="gramStart"/>
+      <w:r>
+        <w:t>).count</w:t>
+      </w:r>
+      <w:proofErr w:type="gramEnd"/>
+      <w:r>
+        <w:t>(countThis)));</w:t>
+      </w:r>
+    </w:p>
+    <w:p>
+      <w:pPr>
+        <w:pStyle w:val="af0"/>
+      </w:pPr>
+      <w:r>
+        <w:t>}</w:t>
+      </w:r>
+    </w:p>
+    <w:p>
+      <w:pPr>
+        <w:pStyle w:val="af0"/>
+      </w:pPr>
+    </w:p>
+    <w:p>
+      <w:pPr>
+        <w:pStyle w:val="a5"/>
+        <w:ind w:firstLine="0"/>
+        <w:rPr>
+          <w:lang w:val="en-US"/>
+        </w:rPr>
+      </w:pPr>
+      <w:r>
+        <w:t>Листинг Б.5 – Подключённые слоты</w:t>
+      </w:r>
+    </w:p>
+    <w:p>
+      <w:pPr>
+        <w:pStyle w:val="af0"/>
+      </w:pPr>
+      <w:r>
+        <w:t>connect(</w:t>
+      </w:r>
+      <w:proofErr w:type="spellStart"/>
+      <w:r>
+        <w:t>ui</w:t>
+      </w:r>
+      <w:proofErr w:type="spellEnd"/>
+      <w:r>
+        <w:t xml:space="preserve">-&gt;label_2, </w:t>
+      </w:r>
+      <w:proofErr w:type="gramStart"/>
+      <w:r>
+        <w:t>SIGNAL(disable(</w:t>
+      </w:r>
+      <w:proofErr w:type="gramEnd"/>
+      <w:r>
+        <w:t>)),</w:t>
+      </w:r>
+      <w:r>
+        <w:t xml:space="preserve"> </w:t>
+      </w:r>
+      <w:r>
+        <w:t xml:space="preserve">this, </w:t>
+      </w:r>
+    </w:p>
+    <w:p>
+      <w:pPr>
+        <w:pStyle w:val="af0"/>
+        <w:ind w:left="708" w:firstLine="708"/>
+      </w:pPr>
+      <w:r>
+        <w:t xml:space="preserve"> </w:t>
+      </w:r>
+      <w:proofErr w:type="gramStart"/>
+      <w:r>
+        <w:t>SLOT(</w:t>
+      </w:r>
+      <w:proofErr w:type="spellStart"/>
+      <w:r>
+        <w:t>disableEditText</w:t>
+      </w:r>
+      <w:proofErr w:type="spellEnd"/>
+      <w:r>
+        <w:t>(</w:t>
+      </w:r>
+      <w:proofErr w:type="gramEnd"/>
+      <w:r>
+        <w:t>)));</w:t>
+      </w:r>
+    </w:p>
+    <w:p>
+      <w:pPr>
+        <w:pStyle w:val="af0"/>
+      </w:pPr>
+      <w:r>
+        <w:t>connect(</w:t>
+      </w:r>
+      <w:proofErr w:type="spellStart"/>
+      <w:r>
+        <w:t>ui</w:t>
+      </w:r>
+      <w:proofErr w:type="spellEnd"/>
+      <w:r>
+        <w:t>-&gt;</w:t>
+      </w:r>
+      <w:proofErr w:type="spellStart"/>
+      <w:r>
+        <w:t>btn_changeTitle</w:t>
+      </w:r>
+      <w:proofErr w:type="spellEnd"/>
+      <w:r>
+        <w:t xml:space="preserve">, </w:t>
+      </w:r>
+      <w:proofErr w:type="gramStart"/>
+      <w:r>
+        <w:t>SIGNAL(clicked(</w:t>
+      </w:r>
+      <w:proofErr w:type="gramEnd"/>
+      <w:r>
+        <w:t>)), this,</w:t>
+      </w:r>
+    </w:p>
+    <w:p>
+      <w:pPr>
+        <w:pStyle w:val="af0"/>
+      </w:pPr>
+      <w:r>
+        <w:t xml:space="preserve">            </w:t>
+      </w:r>
+      <w:proofErr w:type="gramStart"/>
+      <w:r>
+        <w:t>SLOT(</w:t>
+      </w:r>
+      <w:proofErr w:type="spellStart"/>
+      <w:r>
+        <w:t>setTitle</w:t>
+      </w:r>
+      <w:proofErr w:type="spellEnd"/>
+      <w:r>
+        <w:t>(</w:t>
+      </w:r>
+      <w:proofErr w:type="gramEnd"/>
+      <w:r>
+        <w:t>)));</w:t>
+      </w:r>
+    </w:p>
+    <w:p>
+      <w:pPr>
+        <w:pStyle w:val="af0"/>
+      </w:pPr>
+      <w:r>
+        <w:t>connect(</w:t>
+      </w:r>
+      <w:proofErr w:type="spellStart"/>
+      <w:r>
+        <w:t>ui</w:t>
+      </w:r>
+      <w:proofErr w:type="spellEnd"/>
+      <w:r>
+        <w:t>-&gt;</w:t>
+      </w:r>
+      <w:proofErr w:type="spellStart"/>
+      <w:r>
+        <w:t>editText</w:t>
+      </w:r>
+      <w:proofErr w:type="spellEnd"/>
+      <w:r>
+        <w:t xml:space="preserve">, </w:t>
+      </w:r>
+      <w:proofErr w:type="gramStart"/>
+      <w:r>
+        <w:t>SIGNAL(</w:t>
+      </w:r>
+      <w:proofErr w:type="spellStart"/>
+      <w:r>
+        <w:t>textChanged</w:t>
+      </w:r>
+      <w:proofErr w:type="spellEnd"/>
+      <w:r>
+        <w:t>(</w:t>
+      </w:r>
+      <w:proofErr w:type="gramEnd"/>
+      <w:r>
+        <w:t>)), this,</w:t>
+      </w:r>
+    </w:p>
+    <w:p>
+      <w:pPr>
+        <w:pStyle w:val="af0"/>
+      </w:pPr>
+      <w:r>
+        <w:t xml:space="preserve">            </w:t>
+      </w:r>
+      <w:proofErr w:type="gramStart"/>
+      <w:r>
+        <w:t>SLOT(</w:t>
+      </w:r>
+      <w:proofErr w:type="spellStart"/>
+      <w:r>
+        <w:t>copyText</w:t>
+      </w:r>
+      <w:proofErr w:type="spellEnd"/>
+      <w:r>
+        <w:t>(</w:t>
+      </w:r>
+      <w:proofErr w:type="gramEnd"/>
+      <w:r>
+        <w:t>)));</w:t>
+      </w:r>
+    </w:p>
+    <w:p>
+      <w:pPr>
+        <w:pStyle w:val="af0"/>
+      </w:pPr>
+      <w:r>
+        <w:t>connect(</w:t>
+      </w:r>
+      <w:proofErr w:type="spellStart"/>
+      <w:r>
+        <w:t>ui</w:t>
+      </w:r>
+      <w:proofErr w:type="spellEnd"/>
+      <w:r>
+        <w:t>-&gt;</w:t>
+      </w:r>
+      <w:proofErr w:type="spellStart"/>
+      <w:r>
+        <w:t>editText_copy</w:t>
+      </w:r>
+      <w:proofErr w:type="spellEnd"/>
+      <w:r>
+        <w:t xml:space="preserve">, </w:t>
+      </w:r>
+      <w:proofErr w:type="gramStart"/>
+      <w:r>
+        <w:t>SIGNAL(</w:t>
+      </w:r>
+      <w:proofErr w:type="spellStart"/>
+      <w:r>
+        <w:t>textChanged</w:t>
+      </w:r>
+      <w:proofErr w:type="spellEnd"/>
+      <w:r>
+        <w:t>(</w:t>
+      </w:r>
+      <w:proofErr w:type="gramEnd"/>
+      <w:r>
+        <w:t>)), this,</w:t>
+      </w:r>
+    </w:p>
+    <w:p>
+      <w:pPr>
+        <w:pStyle w:val="af0"/>
+      </w:pPr>
+      <w:r>
+        <w:t xml:space="preserve">            </w:t>
+      </w:r>
+      <w:proofErr w:type="gramStart"/>
+      <w:r>
+        <w:t>SLOT(counter(</w:t>
+      </w:r>
+      <w:proofErr w:type="gramEnd"/>
+      <w:r>
+        <w:t>)));</w:t>
+      </w:r>
     </w:p>
     <w:sectPr>
       <w:pgSz w:w="11906" w:h="16838"/>

--- a/CrossPP/LB_2/Лабораторная_работа_2_Смирнов_Б.В._КроссПП.docx
+++ b/CrossPP/LB_2/Лабораторная_работа_2_Смирнов_Б.В._КроссПП.docx
@@ -4,25 +4,40 @@
   <w:body>
     <w:p>
       <w:pPr>
-        <w:pStyle w:val="a3"/>
-      </w:pPr>
-      <w:r>
-        <w:t>1 Лабораторная работа №1</w:t>
-      </w:r>
-    </w:p>
-    <w:p>
-      <w:pPr>
-        <w:pStyle w:val="a3"/>
-      </w:pPr>
-    </w:p>
-    <w:p>
-      <w:pPr>
-        <w:pStyle w:val="a3"/>
-      </w:pPr>
-    </w:p>
-    <w:p>
-      <w:pPr>
-        <w:pStyle w:val="a3"/>
+        <w:pStyle w:val="a"/>
+        <w:rPr>
+          <w:lang w:val="en-US"/>
+        </w:rPr>
+      </w:pPr>
+      <w:r>
+        <w:rPr>
+          <w:lang w:val="en-US"/>
+        </w:rPr>
+        <w:t>2</w:t>
+      </w:r>
+      <w:r>
+        <w:t xml:space="preserve"> Лабораторная работа №</w:t>
+      </w:r>
+      <w:r>
+        <w:rPr>
+          <w:lang w:val="en-US"/>
+        </w:rPr>
+        <w:t>2</w:t>
+      </w:r>
+    </w:p>
+    <w:p>
+      <w:pPr>
+        <w:pStyle w:val="a"/>
+      </w:pPr>
+    </w:p>
+    <w:p>
+      <w:pPr>
+        <w:pStyle w:val="a"/>
+      </w:pPr>
+    </w:p>
+    <w:p>
+      <w:pPr>
+        <w:pStyle w:val="a"/>
       </w:pPr>
       <w:r>
         <w:t xml:space="preserve">1 </w:t>
@@ -33,46 +48,30 @@
     </w:p>
     <w:p>
       <w:pPr>
-        <w:pStyle w:val="a3"/>
-      </w:pPr>
-    </w:p>
-    <w:p>
-      <w:pPr>
-        <w:pStyle w:val="a5"/>
-      </w:pPr>
-      <w:r>
-        <w:t xml:space="preserve">Исследовать принцип работы механизма сигналов и слотов фреймворка </w:t>
-      </w:r>
-      <w:proofErr w:type="spellStart"/>
-      <w:r>
-        <w:t>Qt</w:t>
-      </w:r>
-      <w:proofErr w:type="spellEnd"/>
-      <w:r>
-        <w:t xml:space="preserve">. Приобрести практические навыки применения сигналов и слотов при разработке </w:t>
-      </w:r>
-      <w:proofErr w:type="spellStart"/>
-      <w:r>
-        <w:t>Qt</w:t>
-      </w:r>
-      <w:proofErr w:type="spellEnd"/>
-      <w:r>
-        <w:t>-приложений.</w:t>
-      </w:r>
-    </w:p>
-    <w:p>
-      <w:pPr>
-        <w:pStyle w:val="a5"/>
-      </w:pPr>
-    </w:p>
-    <w:p>
-      <w:pPr>
-        <w:pStyle w:val="a5"/>
-      </w:pPr>
-    </w:p>
-    <w:p>
-      <w:pPr>
-        <w:pStyle w:val="a3"/>
+        <w:pStyle w:val="a"/>
+      </w:pPr>
+    </w:p>
+    <w:p>
+      <w:pPr>
+        <w:pStyle w:val="a1"/>
+      </w:pPr>
+      <w:r>
+        <w:t>Исследовать принцип работы механизма сигналов и слотов фреймворка Qt. Приобрести практические навыки применения сигналов и слотов при разработке Qt-приложений.</w:t>
+      </w:r>
+    </w:p>
+    <w:p>
+      <w:pPr>
+        <w:pStyle w:val="a1"/>
+      </w:pPr>
+    </w:p>
+    <w:p>
+      <w:pPr>
+        <w:pStyle w:val="a1"/>
+      </w:pPr>
+    </w:p>
+    <w:p>
+      <w:pPr>
+        <w:pStyle w:val="a"/>
       </w:pPr>
       <w:r>
         <w:t>2</w:t>
@@ -89,276 +88,92 @@
     </w:p>
     <w:p>
       <w:pPr>
-        <w:pStyle w:val="a5"/>
-      </w:pPr>
-    </w:p>
-    <w:p>
-      <w:pPr>
-        <w:pStyle w:val="a5"/>
-      </w:pPr>
-      <w:r>
-        <w:t xml:space="preserve">1. Изучить принципы работы механизма сигналов и слотов в </w:t>
-      </w:r>
-      <w:proofErr w:type="spellStart"/>
-      <w:r>
-        <w:t>Qt</w:t>
-      </w:r>
-      <w:proofErr w:type="spellEnd"/>
-      <w:r>
-        <w:t xml:space="preserve">, способы соединения сигналов и слотов (выполняется в ходе домашней подготовки к лабораторной работе). </w:t>
-      </w:r>
-    </w:p>
-    <w:p>
-      <w:pPr>
-        <w:pStyle w:val="a5"/>
-      </w:pPr>
-      <w:r>
-        <w:t xml:space="preserve">2. Создать проект </w:t>
-      </w:r>
-      <w:proofErr w:type="spellStart"/>
-      <w:r>
-        <w:t>Qt</w:t>
-      </w:r>
-      <w:proofErr w:type="spellEnd"/>
-      <w:r>
-        <w:t xml:space="preserve"> </w:t>
-      </w:r>
-      <w:proofErr w:type="spellStart"/>
-      <w:r>
-        <w:t>Gui</w:t>
-      </w:r>
-      <w:proofErr w:type="spellEnd"/>
-      <w:r>
-        <w:t xml:space="preserve"> Application.</w:t>
-      </w:r>
-    </w:p>
-    <w:p>
-      <w:pPr>
-        <w:pStyle w:val="a5"/>
-      </w:pPr>
-      <w:r>
-        <w:t xml:space="preserve">3. Создать класс-наследник класса </w:t>
-      </w:r>
-      <w:proofErr w:type="spellStart"/>
-      <w:r>
-        <w:t>QLabel</w:t>
-      </w:r>
-      <w:proofErr w:type="spellEnd"/>
-      <w:r>
-        <w:t xml:space="preserve">, добавив собственный сигнал, который будет посылаться, когда значение </w:t>
-      </w:r>
-      <w:proofErr w:type="spellStart"/>
-      <w:r>
-        <w:t>QLabel</w:t>
-      </w:r>
-      <w:proofErr w:type="spellEnd"/>
-      <w:r>
-        <w:t xml:space="preserve"> равно числу, большему десяти. </w:t>
-      </w:r>
-    </w:p>
-    <w:p>
-      <w:pPr>
-        <w:pStyle w:val="a5"/>
-      </w:pPr>
-      <w:r>
-        <w:t xml:space="preserve">4. Разместить на форме виджеты </w:t>
-      </w:r>
-      <w:proofErr w:type="spellStart"/>
-      <w:r>
-        <w:t>QLineEdit</w:t>
-      </w:r>
-      <w:proofErr w:type="spellEnd"/>
-      <w:r>
-        <w:t xml:space="preserve">, </w:t>
-      </w:r>
-      <w:proofErr w:type="spellStart"/>
-      <w:r>
-        <w:t>QPushButton</w:t>
-      </w:r>
-      <w:proofErr w:type="spellEnd"/>
-      <w:r>
-        <w:t xml:space="preserve">, два виджета </w:t>
-      </w:r>
-      <w:proofErr w:type="spellStart"/>
-      <w:r>
-        <w:t>QPlainTextEdit</w:t>
-      </w:r>
-      <w:proofErr w:type="spellEnd"/>
-      <w:r>
-        <w:t xml:space="preserve"> и виджет созданного на шаге 3 наследника </w:t>
-      </w:r>
-      <w:proofErr w:type="spellStart"/>
-      <w:r>
-        <w:t>QLabel</w:t>
-      </w:r>
-      <w:proofErr w:type="spellEnd"/>
-      <w:r>
-        <w:t xml:space="preserve">. </w:t>
-      </w:r>
-    </w:p>
-    <w:p>
-      <w:pPr>
-        <w:pStyle w:val="a5"/>
-      </w:pPr>
-      <w:r>
-        <w:t xml:space="preserve">5. Обеспечить изменение названия заголовка окна приложения на значение, введенное в </w:t>
-      </w:r>
-      <w:proofErr w:type="spellStart"/>
-      <w:r>
-        <w:t>QLineEdit</w:t>
-      </w:r>
-      <w:proofErr w:type="spellEnd"/>
-      <w:r>
-        <w:t xml:space="preserve"> при нажатии на кнопку. </w:t>
-      </w:r>
-    </w:p>
-    <w:p>
-      <w:pPr>
-        <w:pStyle w:val="a5"/>
-      </w:pPr>
-      <w:r>
-        <w:t xml:space="preserve">6. Создать собственный слот для </w:t>
-      </w:r>
-      <w:proofErr w:type="spellStart"/>
-      <w:r>
-        <w:t>MainWindow</w:t>
-      </w:r>
-      <w:proofErr w:type="spellEnd"/>
-      <w:r>
-        <w:t xml:space="preserve">, который будет копировать текст из первого </w:t>
-      </w:r>
-      <w:proofErr w:type="spellStart"/>
-      <w:r>
-        <w:t>QPlainTextEdit</w:t>
-      </w:r>
-      <w:proofErr w:type="spellEnd"/>
-      <w:r>
-        <w:t xml:space="preserve"> во второй, заменяя все символы ‘a’ на ‘*’. </w:t>
-      </w:r>
-    </w:p>
-    <w:p>
-      <w:pPr>
-        <w:pStyle w:val="a5"/>
-      </w:pPr>
-      <w:r>
-        <w:t xml:space="preserve">7. Подключить слот, созданный на предыдущем этапе к </w:t>
-      </w:r>
-      <w:proofErr w:type="spellStart"/>
-      <w:r>
-        <w:t>textChanged</w:t>
-      </w:r>
-      <w:proofErr w:type="spellEnd"/>
-      <w:r>
-        <w:t xml:space="preserve"> сигналу первого </w:t>
-      </w:r>
-      <w:proofErr w:type="spellStart"/>
-      <w:r>
-        <w:t>QPlainTextEdit</w:t>
-      </w:r>
-      <w:proofErr w:type="spellEnd"/>
-      <w:r>
-        <w:t xml:space="preserve">, таким образом обеспечив автоматическое копирование. </w:t>
-      </w:r>
-    </w:p>
-    <w:p>
-      <w:pPr>
-        <w:pStyle w:val="a5"/>
-      </w:pPr>
-      <w:r>
-        <w:t xml:space="preserve">8. Создать собственный слот для </w:t>
-      </w:r>
-      <w:proofErr w:type="spellStart"/>
-      <w:r>
-        <w:t>MainWindow</w:t>
-      </w:r>
-      <w:proofErr w:type="spellEnd"/>
-      <w:r>
-        <w:t xml:space="preserve">, который будет выводить количество ‘*’ во втором </w:t>
-      </w:r>
-      <w:proofErr w:type="spellStart"/>
-      <w:r>
-        <w:t>QPlainTextEdit</w:t>
-      </w:r>
-      <w:proofErr w:type="spellEnd"/>
-      <w:r>
-        <w:t xml:space="preserve"> в </w:t>
-      </w:r>
-      <w:proofErr w:type="spellStart"/>
-      <w:r>
-        <w:t>QLabel</w:t>
-      </w:r>
-      <w:proofErr w:type="spellEnd"/>
-      <w:r>
-        <w:t xml:space="preserve">. </w:t>
-      </w:r>
-    </w:p>
-    <w:p>
-      <w:pPr>
-        <w:pStyle w:val="a5"/>
-      </w:pPr>
-      <w:r>
-        <w:t xml:space="preserve">9. Подключить слот, созданный на предыдущем этапе к </w:t>
-      </w:r>
-      <w:proofErr w:type="spellStart"/>
-      <w:r>
-        <w:t>textChanged</w:t>
-      </w:r>
-      <w:proofErr w:type="spellEnd"/>
-      <w:r>
-        <w:t xml:space="preserve"> сигналу второго </w:t>
-      </w:r>
-      <w:proofErr w:type="spellStart"/>
-      <w:r>
-        <w:t>QPlainTextEdit</w:t>
-      </w:r>
-      <w:proofErr w:type="spellEnd"/>
-      <w:r>
-        <w:t xml:space="preserve">, таким образом обеспечив автоматическое подсчет количества символов ‘*’. </w:t>
-      </w:r>
-    </w:p>
-    <w:p>
-      <w:pPr>
-        <w:pStyle w:val="a5"/>
-      </w:pPr>
-      <w:r>
-        <w:t xml:space="preserve">10. Подключить слот </w:t>
-      </w:r>
-      <w:proofErr w:type="spellStart"/>
-      <w:r>
-        <w:t>setDisabled</w:t>
-      </w:r>
-      <w:proofErr w:type="spellEnd"/>
-      <w:r>
-        <w:t xml:space="preserve"> первого </w:t>
-      </w:r>
-      <w:proofErr w:type="spellStart"/>
-      <w:r>
-        <w:t>QPlainTextEdit</w:t>
-      </w:r>
-      <w:proofErr w:type="spellEnd"/>
-      <w:r>
-        <w:t xml:space="preserve"> к сигналу, созданному на шаге 3, тем самым обеспечив запрет на дальнейший ввод (</w:t>
-      </w:r>
-      <w:proofErr w:type="spellStart"/>
-      <w:r>
-        <w:t>setDisabled</w:t>
-      </w:r>
-      <w:proofErr w:type="spellEnd"/>
-      <w:r>
-        <w:t xml:space="preserve"> </w:t>
-      </w:r>
-      <w:proofErr w:type="spellStart"/>
-      <w:r>
-        <w:t>cлот</w:t>
-      </w:r>
-      <w:proofErr w:type="spellEnd"/>
-      <w:r>
-        <w:t xml:space="preserve">) при вводе более десяти символов ‘a’. </w:t>
-      </w:r>
-    </w:p>
-    <w:p>
-      <w:pPr>
-        <w:pStyle w:val="a5"/>
+        <w:pStyle w:val="a1"/>
+      </w:pPr>
+    </w:p>
+    <w:p>
+      <w:pPr>
+        <w:pStyle w:val="a1"/>
+      </w:pPr>
+      <w:r>
+        <w:t xml:space="preserve">1. Изучить принципы работы механизма сигналов и слотов в Qt, способы соединения сигналов и слотов (выполняется в ходе домашней подготовки к лабораторной работе). </w:t>
+      </w:r>
+    </w:p>
+    <w:p>
+      <w:pPr>
+        <w:pStyle w:val="a1"/>
+      </w:pPr>
+      <w:r>
+        <w:t>2. Создать проект Qt Gui Application.</w:t>
+      </w:r>
+    </w:p>
+    <w:p>
+      <w:pPr>
+        <w:pStyle w:val="a1"/>
+      </w:pPr>
+      <w:r>
+        <w:t xml:space="preserve">3. Создать класс-наследник класса QLabel, добавив собственный сигнал, который будет посылаться, когда значение QLabel равно числу, большему десяти. </w:t>
+      </w:r>
+    </w:p>
+    <w:p>
+      <w:pPr>
+        <w:pStyle w:val="a1"/>
+      </w:pPr>
+      <w:r>
+        <w:t xml:space="preserve">4. Разместить на форме виджеты QLineEdit, QPushButton, два виджета QPlainTextEdit и виджет созданного на шаге 3 наследника QLabel. </w:t>
+      </w:r>
+    </w:p>
+    <w:p>
+      <w:pPr>
+        <w:pStyle w:val="a1"/>
+      </w:pPr>
+      <w:r>
+        <w:t xml:space="preserve">5. Обеспечить изменение названия заголовка окна приложения на значение, введенное в QLineEdit при нажатии на кнопку. </w:t>
+      </w:r>
+    </w:p>
+    <w:p>
+      <w:pPr>
+        <w:pStyle w:val="a1"/>
+      </w:pPr>
+      <w:r>
+        <w:t xml:space="preserve">6. Создать собственный слот для MainWindow, который будет копировать текст из первого QPlainTextEdit во второй, заменяя все символы ‘a’ на ‘*’. </w:t>
+      </w:r>
+    </w:p>
+    <w:p>
+      <w:pPr>
+        <w:pStyle w:val="a1"/>
+      </w:pPr>
+      <w:r>
+        <w:t xml:space="preserve">7. Подключить слот, созданный на предыдущем этапе к textChanged сигналу первого QPlainTextEdit, таким образом обеспечив автоматическое копирование. </w:t>
+      </w:r>
+    </w:p>
+    <w:p>
+      <w:pPr>
+        <w:pStyle w:val="a1"/>
+      </w:pPr>
+      <w:r>
+        <w:t xml:space="preserve">8. Создать собственный слот для MainWindow, который будет выводить количество ‘*’ во втором QPlainTextEdit в QLabel. </w:t>
+      </w:r>
+    </w:p>
+    <w:p>
+      <w:pPr>
+        <w:pStyle w:val="a1"/>
+      </w:pPr>
+      <w:r>
+        <w:t xml:space="preserve">9. Подключить слот, созданный на предыдущем этапе к textChanged сигналу второго QPlainTextEdit, таким образом обеспечив автоматическое подсчет количества символов ‘*’. </w:t>
+      </w:r>
+    </w:p>
+    <w:p>
+      <w:pPr>
+        <w:pStyle w:val="a1"/>
+      </w:pPr>
+      <w:r>
+        <w:t xml:space="preserve">10. Подключить слот setDisabled первого QPlainTextEdit к сигналу, созданному на шаге 3, тем самым обеспечив запрет на дальнейший ввод (setDisabled cлот) при вводе более десяти символов ‘a’. </w:t>
+      </w:r>
+    </w:p>
+    <w:p>
+      <w:pPr>
+        <w:pStyle w:val="a1"/>
       </w:pPr>
       <w:r>
         <w:lastRenderedPageBreak/>
@@ -367,17 +182,17 @@
     </w:p>
     <w:p>
       <w:pPr>
-        <w:pStyle w:val="a5"/>
-      </w:pPr>
-    </w:p>
-    <w:p>
-      <w:pPr>
-        <w:pStyle w:val="a5"/>
-      </w:pPr>
-    </w:p>
-    <w:p>
-      <w:pPr>
-        <w:pStyle w:val="a3"/>
+        <w:pStyle w:val="a1"/>
+      </w:pPr>
+    </w:p>
+    <w:p>
+      <w:pPr>
+        <w:pStyle w:val="a1"/>
+      </w:pPr>
+    </w:p>
+    <w:p>
+      <w:pPr>
+        <w:pStyle w:val="a"/>
       </w:pPr>
       <w:r>
         <w:t>3 Ход работы</w:t>
@@ -385,12 +200,12 @@
     </w:p>
     <w:p>
       <w:pPr>
-        <w:pStyle w:val="a3"/>
-      </w:pPr>
-    </w:p>
-    <w:p>
-      <w:pPr>
-        <w:pStyle w:val="a5"/>
+        <w:pStyle w:val="a"/>
+      </w:pPr>
+    </w:p>
+    <w:p>
+      <w:pPr>
+        <w:pStyle w:val="a1"/>
       </w:pPr>
       <w:r>
         <w:t xml:space="preserve">1. </w:t>
@@ -401,7 +216,7 @@
     </w:p>
     <w:p>
       <w:pPr>
-        <w:pStyle w:val="a5"/>
+        <w:pStyle w:val="a1"/>
       </w:pPr>
       <w:r>
         <w:t xml:space="preserve">2. Создан проект </w:t>
@@ -439,7 +254,7 @@
     </w:p>
     <w:p>
       <w:pPr>
-        <w:pStyle w:val="a5"/>
+        <w:pStyle w:val="a1"/>
       </w:pPr>
       <w:r>
         <w:t xml:space="preserve">3. </w:t>
@@ -447,14 +262,12 @@
       <w:r>
         <w:t xml:space="preserve">Создан класс наследник класса </w:t>
       </w:r>
-      <w:proofErr w:type="spellStart"/>
       <w:r>
         <w:rPr>
           <w:lang w:val="en-US"/>
         </w:rPr>
         <w:t>QLabel</w:t>
       </w:r>
-      <w:proofErr w:type="spellEnd"/>
       <w:r>
         <w:t xml:space="preserve"> с собственным сигналом (Листинг Б.1</w:t>
       </w:r>
@@ -467,7 +280,7 @@
     </w:p>
     <w:p>
       <w:pPr>
-        <w:pStyle w:val="a5"/>
+        <w:pStyle w:val="a1"/>
       </w:pPr>
       <w:r>
         <w:t xml:space="preserve">4. </w:t>
@@ -478,7 +291,7 @@
     </w:p>
     <w:p>
       <w:pPr>
-        <w:pStyle w:val="a5"/>
+        <w:pStyle w:val="a1"/>
       </w:pPr>
       <w:r>
         <w:t xml:space="preserve">5. </w:t>
@@ -492,7 +305,7 @@
     </w:p>
     <w:p>
       <w:pPr>
-        <w:pStyle w:val="a5"/>
+        <w:pStyle w:val="a1"/>
       </w:pPr>
       <w:r>
         <w:t xml:space="preserve">6. </w:t>
@@ -521,7 +334,7 @@
     </w:p>
     <w:p>
       <w:pPr>
-        <w:pStyle w:val="a5"/>
+        <w:pStyle w:val="a1"/>
       </w:pPr>
       <w:r>
         <w:t>7. Слот был подключен</w:t>
@@ -541,10 +354,7 @@
     </w:p>
     <w:p>
       <w:pPr>
-        <w:pStyle w:val="a5"/>
-        <w:rPr>
-          <w:lang w:val="en-US"/>
-        </w:rPr>
+        <w:pStyle w:val="a1"/>
       </w:pPr>
       <w:r>
         <w:t xml:space="preserve">8. Слот счётчика количества символов </w:t>
@@ -564,7 +374,7 @@
     </w:p>
     <w:p>
       <w:pPr>
-        <w:pStyle w:val="a5"/>
+        <w:pStyle w:val="a1"/>
       </w:pPr>
       <w:r>
         <w:t>9</w:t>
@@ -587,28 +397,24 @@
       <w:r>
         <w:t xml:space="preserve"> был подключен, </w:t>
       </w:r>
-      <w:proofErr w:type="spellStart"/>
       <w:r>
         <w:rPr>
           <w:lang w:val="en-US"/>
         </w:rPr>
         <w:t>MyLabel</w:t>
       </w:r>
-      <w:proofErr w:type="spellEnd"/>
       <w:r>
         <w:t xml:space="preserve"> (</w:t>
       </w:r>
       <w:r>
         <w:t xml:space="preserve">Тот же </w:t>
       </w:r>
-      <w:proofErr w:type="spellStart"/>
       <w:r>
         <w:rPr>
           <w:lang w:val="en-US"/>
         </w:rPr>
         <w:t>QLabel</w:t>
       </w:r>
-      <w:proofErr w:type="spellEnd"/>
       <w:r>
         <w:t>, только наследник с нужными методами для выполнения дальнейшей работы</w:t>
       </w:r>
@@ -627,14 +433,12 @@
       <w:r>
         <w:t xml:space="preserve">о втором </w:t>
       </w:r>
-      <w:proofErr w:type="spellStart"/>
       <w:r>
         <w:rPr>
           <w:lang w:val="en-US"/>
         </w:rPr>
         <w:t>QPlainTextEdit</w:t>
       </w:r>
-      <w:proofErr w:type="spellEnd"/>
       <w:r>
         <w:t xml:space="preserve"> (Листинг Б.</w:t>
       </w:r>
@@ -650,22 +454,17 @@
     </w:p>
     <w:p>
       <w:pPr>
-        <w:pStyle w:val="a5"/>
-      </w:pPr>
-      <w:r>
-        <w:t xml:space="preserve">10. </w:t>
-      </w:r>
-      <w:r>
-        <w:t xml:space="preserve">Слот </w:t>
-      </w:r>
-      <w:proofErr w:type="spellStart"/>
+        <w:pStyle w:val="a1"/>
+      </w:pPr>
+      <w:r>
+        <w:t xml:space="preserve">10. Слот </w:t>
+      </w:r>
       <w:r>
         <w:rPr>
           <w:lang w:val="en-US"/>
         </w:rPr>
         <w:t>setDisabled</w:t>
       </w:r>
-      <w:proofErr w:type="spellEnd"/>
       <w:r>
         <w:t xml:space="preserve"> </w:t>
       </w:r>
@@ -687,14 +486,12 @@
       <w:r>
         <w:t xml:space="preserve">созданного класса </w:t>
       </w:r>
-      <w:proofErr w:type="spellStart"/>
       <w:r>
         <w:rPr>
           <w:lang w:val="en-US"/>
         </w:rPr>
         <w:t>MyLabel</w:t>
       </w:r>
-      <w:proofErr w:type="spellEnd"/>
       <w:r>
         <w:t xml:space="preserve"> (Листинг Б.</w:t>
       </w:r>
@@ -710,7 +507,7 @@
     </w:p>
     <w:p>
       <w:pPr>
-        <w:pStyle w:val="a5"/>
+        <w:pStyle w:val="a1"/>
       </w:pPr>
       <w:r>
         <w:t xml:space="preserve">11. </w:t>
@@ -733,17 +530,17 @@
     </w:p>
     <w:p>
       <w:pPr>
-        <w:pStyle w:val="a5"/>
-      </w:pPr>
-    </w:p>
-    <w:p>
-      <w:pPr>
-        <w:pStyle w:val="a5"/>
-      </w:pPr>
-    </w:p>
-    <w:p>
-      <w:pPr>
-        <w:pStyle w:val="a3"/>
+        <w:pStyle w:val="a1"/>
+      </w:pPr>
+    </w:p>
+    <w:p>
+      <w:pPr>
+        <w:pStyle w:val="a1"/>
+      </w:pPr>
+    </w:p>
+    <w:p>
+      <w:pPr>
+        <w:pStyle w:val="a"/>
       </w:pPr>
       <w:r>
         <w:t>Вывод</w:t>
@@ -751,12 +548,12 @@
     </w:p>
     <w:p>
       <w:pPr>
-        <w:pStyle w:val="a5"/>
-      </w:pPr>
-    </w:p>
-    <w:p>
-      <w:pPr>
-        <w:pStyle w:val="a5"/>
+        <w:pStyle w:val="a1"/>
+      </w:pPr>
+    </w:p>
+    <w:p>
+      <w:pPr>
+        <w:pStyle w:val="a1"/>
       </w:pPr>
       <w:r>
         <w:t>В ходе данной лабораторной работы был и</w:t>
@@ -768,15 +565,7 @@
         <w:t>н</w:t>
       </w:r>
       <w:r>
-        <w:t xml:space="preserve"> принцип работы механизма сигналов и слотов фреймворка </w:t>
-      </w:r>
-      <w:proofErr w:type="spellStart"/>
-      <w:r>
-        <w:t>Qt</w:t>
-      </w:r>
-      <w:proofErr w:type="spellEnd"/>
-      <w:r>
-        <w:t>. Приобрет</w:t>
+        <w:t xml:space="preserve"> принцип работы механизма сигналов и слотов фреймворка Qt. Приобрет</w:t>
       </w:r>
       <w:r>
         <w:t>е</w:t>
@@ -788,20 +577,12 @@
         <w:t>ы</w:t>
       </w:r>
       <w:r>
-        <w:t xml:space="preserve"> практические навыки применения сигналов и слотов при разработке </w:t>
-      </w:r>
-      <w:proofErr w:type="spellStart"/>
-      <w:r>
-        <w:t>Qt</w:t>
-      </w:r>
-      <w:proofErr w:type="spellEnd"/>
-      <w:r>
-        <w:t>-приложений.</w:t>
-      </w:r>
-    </w:p>
-    <w:p>
-      <w:pPr>
-        <w:pStyle w:val="a5"/>
+        <w:t xml:space="preserve"> практические навыки применения сигналов и слотов при разработке Qt-приложений.</w:t>
+      </w:r>
+    </w:p>
+    <w:p>
+      <w:pPr>
+        <w:pStyle w:val="a1"/>
       </w:pPr>
     </w:p>
     <w:p>
@@ -821,7 +602,7 @@
     </w:p>
     <w:p>
       <w:pPr>
-        <w:pStyle w:val="a3"/>
+        <w:pStyle w:val="a"/>
       </w:pPr>
       <w:r>
         <w:lastRenderedPageBreak/>
@@ -830,12 +611,12 @@
     </w:p>
     <w:p>
       <w:pPr>
-        <w:pStyle w:val="a3"/>
-      </w:pPr>
-    </w:p>
-    <w:p>
-      <w:pPr>
-        <w:pStyle w:val="a3"/>
+        <w:pStyle w:val="a"/>
+      </w:pPr>
+    </w:p>
+    <w:p>
+      <w:pPr>
+        <w:pStyle w:val="a"/>
         <w:rPr>
           <w:b w:val="0"/>
           <w:bCs w:val="0"/>
@@ -894,7 +675,7 @@
     </w:p>
     <w:p>
       <w:pPr>
-        <w:pStyle w:val="a3"/>
+        <w:pStyle w:val="a"/>
         <w:rPr>
           <w:b w:val="0"/>
           <w:bCs w:val="0"/>
@@ -903,7 +684,7 @@
     </w:p>
     <w:p>
       <w:pPr>
-        <w:pStyle w:val="a3"/>
+        <w:pStyle w:val="a"/>
         <w:rPr>
           <w:b w:val="0"/>
           <w:bCs w:val="0"/>
@@ -954,7 +735,7 @@
     </w:p>
     <w:p>
       <w:pPr>
-        <w:pStyle w:val="a3"/>
+        <w:pStyle w:val="a"/>
         <w:rPr>
           <w:b w:val="0"/>
           <w:bCs w:val="0"/>
@@ -977,12 +758,12 @@
     </w:p>
     <w:p>
       <w:pPr>
-        <w:pStyle w:val="a3"/>
-      </w:pPr>
-    </w:p>
-    <w:p>
-      <w:pPr>
-        <w:pStyle w:val="a3"/>
+        <w:pStyle w:val="a"/>
+      </w:pPr>
+    </w:p>
+    <w:p>
+      <w:pPr>
+        <w:pStyle w:val="a"/>
       </w:pPr>
       <w:r>
         <w:rPr>
@@ -1027,7 +808,7 @@
     </w:p>
     <w:p>
       <w:pPr>
-        <w:pStyle w:val="a3"/>
+        <w:pStyle w:val="a"/>
         <w:rPr>
           <w:b w:val="0"/>
           <w:bCs w:val="0"/>
@@ -1058,6 +839,7 @@
           <w:rFonts w:cs="Times New Roman"/>
           <w:b/>
           <w:bCs/>
+          <w:noProof/>
           <w:szCs w:val="28"/>
           <w:lang w:val="en-US"/>
         </w:rPr>
@@ -1149,6 +931,7 @@
       <w:r>
         <w:rPr>
           <w:rFonts w:cs="Times New Roman"/>
+          <w:noProof/>
           <w:szCs w:val="28"/>
           <w:lang w:val="en-US"/>
         </w:rPr>
@@ -1197,7 +980,6 @@
         <w:rPr>
           <w:rFonts w:cs="Times New Roman"/>
           <w:szCs w:val="28"/>
-          <w:lang w:val="en-US"/>
         </w:rPr>
       </w:pPr>
       <w:r>
@@ -1222,6 +1004,7 @@
       <w:r>
         <w:rPr>
           <w:rFonts w:cs="Times New Roman"/>
+          <w:noProof/>
           <w:szCs w:val="28"/>
           <w:lang w:val="en-US"/>
         </w:rPr>
@@ -1304,6 +1087,7 @@
       <w:r>
         <w:rPr>
           <w:rFonts w:cs="Times New Roman"/>
+          <w:noProof/>
           <w:szCs w:val="28"/>
           <w:lang w:val="en-US"/>
         </w:rPr>
@@ -1380,7 +1164,7 @@
     </w:p>
     <w:p>
       <w:pPr>
-        <w:pStyle w:val="a3"/>
+        <w:pStyle w:val="a"/>
       </w:pPr>
       <w:r>
         <w:lastRenderedPageBreak/>
@@ -1389,46 +1173,45 @@
     </w:p>
     <w:p>
       <w:pPr>
-        <w:pStyle w:val="a5"/>
-        <w:ind w:firstLine="0"/>
-      </w:pPr>
-    </w:p>
-    <w:p>
-      <w:pPr>
-        <w:pStyle w:val="a5"/>
+        <w:pStyle w:val="a1"/>
+        <w:ind w:firstLine="0"/>
+      </w:pPr>
+    </w:p>
+    <w:p>
+      <w:pPr>
+        <w:pStyle w:val="a1"/>
         <w:ind w:firstLine="0"/>
       </w:pPr>
       <w:r>
         <w:t xml:space="preserve">Листинг Б.1 – Заголовок класса </w:t>
       </w:r>
-      <w:proofErr w:type="spellStart"/>
       <w:r>
         <w:rPr>
           <w:lang w:val="en-US"/>
         </w:rPr>
         <w:t>MyLabel</w:t>
       </w:r>
-      <w:proofErr w:type="spellEnd"/>
-    </w:p>
-    <w:p>
-      <w:pPr>
-        <w:pStyle w:val="a5"/>
-        <w:ind w:firstLine="0"/>
-        <w:rPr>
-          <w:rFonts w:ascii="Courier New" w:hAnsi="Courier New" w:cs="Courier New"/>
-          <w:sz w:val="22"/>
-          <w:szCs w:val="22"/>
-        </w:rPr>
-      </w:pPr>
-      <w:r>
-        <w:rPr>
-          <w:rFonts w:ascii="Courier New" w:hAnsi="Courier New" w:cs="Courier New"/>
-          <w:sz w:val="22"/>
-          <w:szCs w:val="22"/>
+    </w:p>
+    <w:p>
+      <w:pPr>
+        <w:pStyle w:val="a1"/>
+        <w:ind w:firstLine="0"/>
+        <w:rPr>
+          <w:rFonts w:ascii="Courier New" w:hAnsi="Courier New" w:cs="Courier New"/>
+          <w:sz w:val="22"/>
+          <w:szCs w:val="22"/>
+          <w:lang w:val="en-US"/>
+        </w:rPr>
+      </w:pPr>
+      <w:r>
+        <w:rPr>
+          <w:rFonts w:ascii="Courier New" w:hAnsi="Courier New" w:cs="Courier New"/>
+          <w:sz w:val="22"/>
+          <w:szCs w:val="22"/>
+          <w:lang w:val="en-US"/>
         </w:rPr>
         <w:t>#</w:t>
       </w:r>
-      <w:proofErr w:type="spellStart"/>
       <w:r>
         <w:rPr>
           <w:rFonts w:ascii="Courier New" w:hAnsi="Courier New" w:cs="Courier New"/>
@@ -1438,12 +1221,12 @@
         </w:rPr>
         <w:t>ifndef</w:t>
       </w:r>
-      <w:proofErr w:type="spellEnd"/>
-      <w:r>
-        <w:rPr>
-          <w:rFonts w:ascii="Courier New" w:hAnsi="Courier New" w:cs="Courier New"/>
-          <w:sz w:val="22"/>
-          <w:szCs w:val="22"/>
+      <w:r>
+        <w:rPr>
+          <w:rFonts w:ascii="Courier New" w:hAnsi="Courier New" w:cs="Courier New"/>
+          <w:sz w:val="22"/>
+          <w:szCs w:val="22"/>
+          <w:lang w:val="en-US"/>
         </w:rPr>
         <w:t xml:space="preserve"> </w:t>
       </w:r>
@@ -1461,6 +1244,7 @@
           <w:rFonts w:ascii="Courier New" w:hAnsi="Courier New" w:cs="Courier New"/>
           <w:sz w:val="22"/>
           <w:szCs w:val="22"/>
+          <w:lang w:val="en-US"/>
         </w:rPr>
         <w:t>_</w:t>
       </w:r>
@@ -1476,7 +1260,7 @@
     </w:p>
     <w:p>
       <w:pPr>
-        <w:pStyle w:val="a5"/>
+        <w:pStyle w:val="a1"/>
         <w:ind w:firstLine="0"/>
         <w:rPr>
           <w:rFonts w:ascii="Courier New" w:hAnsi="Courier New" w:cs="Courier New"/>
@@ -1497,72 +1281,52 @@
     </w:p>
     <w:p>
       <w:pPr>
-        <w:pStyle w:val="a5"/>
-        <w:ind w:firstLine="0"/>
-        <w:rPr>
-          <w:rFonts w:ascii="Courier New" w:hAnsi="Courier New" w:cs="Courier New"/>
-          <w:sz w:val="22"/>
-          <w:szCs w:val="22"/>
-          <w:lang w:val="en-US"/>
-        </w:rPr>
-      </w:pPr>
-    </w:p>
-    <w:p>
-      <w:pPr>
-        <w:pStyle w:val="a5"/>
-        <w:ind w:firstLine="0"/>
-        <w:rPr>
-          <w:rFonts w:ascii="Courier New" w:hAnsi="Courier New" w:cs="Courier New"/>
-          <w:sz w:val="22"/>
-          <w:szCs w:val="22"/>
-          <w:lang w:val="en-US"/>
-        </w:rPr>
-      </w:pPr>
-      <w:r>
-        <w:rPr>
-          <w:rFonts w:ascii="Courier New" w:hAnsi="Courier New" w:cs="Courier New"/>
-          <w:sz w:val="22"/>
-          <w:szCs w:val="22"/>
-          <w:lang w:val="en-US"/>
-        </w:rPr>
-        <w:t>#include &lt;</w:t>
-      </w:r>
-      <w:proofErr w:type="spellStart"/>
-      <w:r>
-        <w:rPr>
-          <w:rFonts w:ascii="Courier New" w:hAnsi="Courier New" w:cs="Courier New"/>
-          <w:sz w:val="22"/>
-          <w:szCs w:val="22"/>
-          <w:lang w:val="en-US"/>
-        </w:rPr>
-        <w:t>QLabel</w:t>
-      </w:r>
-      <w:proofErr w:type="spellEnd"/>
-      <w:r>
-        <w:rPr>
-          <w:rFonts w:ascii="Courier New" w:hAnsi="Courier New" w:cs="Courier New"/>
-          <w:sz w:val="22"/>
-          <w:szCs w:val="22"/>
-          <w:lang w:val="en-US"/>
-        </w:rPr>
-        <w:t>&gt;</w:t>
-      </w:r>
-    </w:p>
-    <w:p>
-      <w:pPr>
-        <w:pStyle w:val="a5"/>
-        <w:ind w:firstLine="0"/>
-        <w:rPr>
-          <w:rFonts w:ascii="Courier New" w:hAnsi="Courier New" w:cs="Courier New"/>
-          <w:sz w:val="22"/>
-          <w:szCs w:val="22"/>
-          <w:lang w:val="en-US"/>
-        </w:rPr>
-      </w:pPr>
-    </w:p>
-    <w:p>
-      <w:pPr>
-        <w:pStyle w:val="a5"/>
+        <w:pStyle w:val="a1"/>
+        <w:ind w:firstLine="0"/>
+        <w:rPr>
+          <w:rFonts w:ascii="Courier New" w:hAnsi="Courier New" w:cs="Courier New"/>
+          <w:sz w:val="22"/>
+          <w:szCs w:val="22"/>
+          <w:lang w:val="en-US"/>
+        </w:rPr>
+      </w:pPr>
+    </w:p>
+    <w:p>
+      <w:pPr>
+        <w:pStyle w:val="a1"/>
+        <w:ind w:firstLine="0"/>
+        <w:rPr>
+          <w:rFonts w:ascii="Courier New" w:hAnsi="Courier New" w:cs="Courier New"/>
+          <w:sz w:val="22"/>
+          <w:szCs w:val="22"/>
+          <w:lang w:val="en-US"/>
+        </w:rPr>
+      </w:pPr>
+      <w:r>
+        <w:rPr>
+          <w:rFonts w:ascii="Courier New" w:hAnsi="Courier New" w:cs="Courier New"/>
+          <w:sz w:val="22"/>
+          <w:szCs w:val="22"/>
+          <w:lang w:val="en-US"/>
+        </w:rPr>
+        <w:t>#include &lt;QLabel&gt;</w:t>
+      </w:r>
+    </w:p>
+    <w:p>
+      <w:pPr>
+        <w:pStyle w:val="a1"/>
+        <w:ind w:firstLine="0"/>
+        <w:rPr>
+          <w:rFonts w:ascii="Courier New" w:hAnsi="Courier New" w:cs="Courier New"/>
+          <w:sz w:val="22"/>
+          <w:szCs w:val="22"/>
+          <w:lang w:val="en-US"/>
+        </w:rPr>
+      </w:pPr>
+    </w:p>
+    <w:p>
+      <w:pPr>
+        <w:pStyle w:val="a1"/>
         <w:ind w:firstLine="0"/>
         <w:rPr>
           <w:rFonts w:ascii="Courier New" w:hAnsi="Courier New" w:cs="Courier New"/>
@@ -1580,7 +1344,6 @@
         </w:rPr>
         <w:t xml:space="preserve">class </w:t>
       </w:r>
-      <w:proofErr w:type="spellStart"/>
       <w:proofErr w:type="gramStart"/>
       <w:r>
         <w:rPr>
@@ -1589,1245 +1352,956 @@
           <w:szCs w:val="22"/>
           <w:lang w:val="en-US"/>
         </w:rPr>
+        <w:t>MyLabel :</w:t>
+      </w:r>
+      <w:proofErr w:type="gramEnd"/>
+      <w:r>
+        <w:rPr>
+          <w:rFonts w:ascii="Courier New" w:hAnsi="Courier New" w:cs="Courier New"/>
+          <w:sz w:val="22"/>
+          <w:szCs w:val="22"/>
+          <w:lang w:val="en-US"/>
+        </w:rPr>
+        <w:t xml:space="preserve"> public QLabel</w:t>
+      </w:r>
+    </w:p>
+    <w:p>
+      <w:pPr>
+        <w:pStyle w:val="a1"/>
+        <w:ind w:firstLine="0"/>
+        <w:rPr>
+          <w:rFonts w:ascii="Courier New" w:hAnsi="Courier New" w:cs="Courier New"/>
+          <w:sz w:val="22"/>
+          <w:szCs w:val="22"/>
+          <w:lang w:val="en-US"/>
+        </w:rPr>
+      </w:pPr>
+      <w:r>
+        <w:rPr>
+          <w:rFonts w:ascii="Courier New" w:hAnsi="Courier New" w:cs="Courier New"/>
+          <w:sz w:val="22"/>
+          <w:szCs w:val="22"/>
+          <w:lang w:val="en-US"/>
+        </w:rPr>
+        <w:t>{</w:t>
+      </w:r>
+    </w:p>
+    <w:p>
+      <w:pPr>
+        <w:pStyle w:val="a1"/>
+        <w:ind w:firstLine="0"/>
+        <w:rPr>
+          <w:rFonts w:ascii="Courier New" w:hAnsi="Courier New" w:cs="Courier New"/>
+          <w:sz w:val="22"/>
+          <w:szCs w:val="22"/>
+          <w:lang w:val="en-US"/>
+        </w:rPr>
+      </w:pPr>
+      <w:r>
+        <w:rPr>
+          <w:rFonts w:ascii="Courier New" w:hAnsi="Courier New" w:cs="Courier New"/>
+          <w:sz w:val="22"/>
+          <w:szCs w:val="22"/>
+          <w:lang w:val="en-US"/>
+        </w:rPr>
+        <w:t xml:space="preserve">    Q_OBJECT</w:t>
+      </w:r>
+    </w:p>
+    <w:p>
+      <w:pPr>
+        <w:pStyle w:val="a1"/>
+        <w:ind w:firstLine="0"/>
+        <w:rPr>
+          <w:rFonts w:ascii="Courier New" w:hAnsi="Courier New" w:cs="Courier New"/>
+          <w:sz w:val="22"/>
+          <w:szCs w:val="22"/>
+          <w:lang w:val="en-US"/>
+        </w:rPr>
+      </w:pPr>
+      <w:r>
+        <w:rPr>
+          <w:rFonts w:ascii="Courier New" w:hAnsi="Courier New" w:cs="Courier New"/>
+          <w:sz w:val="22"/>
+          <w:szCs w:val="22"/>
+          <w:lang w:val="en-US"/>
+        </w:rPr>
+        <w:t>public:</w:t>
+      </w:r>
+    </w:p>
+    <w:p>
+      <w:pPr>
+        <w:pStyle w:val="a1"/>
+        <w:ind w:firstLine="0"/>
+        <w:rPr>
+          <w:rFonts w:ascii="Courier New" w:hAnsi="Courier New" w:cs="Courier New"/>
+          <w:sz w:val="22"/>
+          <w:szCs w:val="22"/>
+          <w:lang w:val="en-US"/>
+        </w:rPr>
+      </w:pPr>
+      <w:r>
+        <w:rPr>
+          <w:rFonts w:ascii="Courier New" w:hAnsi="Courier New" w:cs="Courier New"/>
+          <w:sz w:val="22"/>
+          <w:szCs w:val="22"/>
+          <w:lang w:val="en-US"/>
+        </w:rPr>
+        <w:t xml:space="preserve">    </w:t>
+      </w:r>
+      <w:proofErr w:type="gramStart"/>
+      <w:r>
+        <w:rPr>
+          <w:rFonts w:ascii="Courier New" w:hAnsi="Courier New" w:cs="Courier New"/>
+          <w:sz w:val="22"/>
+          <w:szCs w:val="22"/>
+          <w:lang w:val="en-US"/>
+        </w:rPr>
+        <w:t>MyLabel(</w:t>
+      </w:r>
+      <w:proofErr w:type="gramEnd"/>
+      <w:r>
+        <w:rPr>
+          <w:rFonts w:ascii="Courier New" w:hAnsi="Courier New" w:cs="Courier New"/>
+          <w:sz w:val="22"/>
+          <w:szCs w:val="22"/>
+          <w:lang w:val="en-US"/>
+        </w:rPr>
+        <w:t>QWidget *parent = 0);</w:t>
+      </w:r>
+    </w:p>
+    <w:p>
+      <w:pPr>
+        <w:pStyle w:val="a1"/>
+        <w:ind w:firstLine="0"/>
+        <w:rPr>
+          <w:rFonts w:ascii="Courier New" w:hAnsi="Courier New" w:cs="Courier New"/>
+          <w:sz w:val="22"/>
+          <w:szCs w:val="22"/>
+          <w:lang w:val="en-US"/>
+        </w:rPr>
+      </w:pPr>
+      <w:r>
+        <w:rPr>
+          <w:rFonts w:ascii="Courier New" w:hAnsi="Courier New" w:cs="Courier New"/>
+          <w:sz w:val="22"/>
+          <w:szCs w:val="22"/>
+          <w:lang w:val="en-US"/>
+        </w:rPr>
+        <w:t>private:</w:t>
+      </w:r>
+    </w:p>
+    <w:p>
+      <w:pPr>
+        <w:pStyle w:val="a1"/>
+        <w:ind w:firstLine="0"/>
+        <w:rPr>
+          <w:rFonts w:ascii="Courier New" w:hAnsi="Courier New" w:cs="Courier New"/>
+          <w:sz w:val="22"/>
+          <w:szCs w:val="22"/>
+          <w:lang w:val="en-US"/>
+        </w:rPr>
+      </w:pPr>
+      <w:r>
+        <w:rPr>
+          <w:rFonts w:ascii="Courier New" w:hAnsi="Courier New" w:cs="Courier New"/>
+          <w:sz w:val="22"/>
+          <w:szCs w:val="22"/>
+          <w:lang w:val="en-US"/>
+        </w:rPr>
+        <w:t xml:space="preserve">    int value = 0;</w:t>
+      </w:r>
+    </w:p>
+    <w:p>
+      <w:pPr>
+        <w:pStyle w:val="a1"/>
+        <w:ind w:firstLine="0"/>
+        <w:rPr>
+          <w:rFonts w:ascii="Courier New" w:hAnsi="Courier New" w:cs="Courier New"/>
+          <w:sz w:val="22"/>
+          <w:szCs w:val="22"/>
+          <w:lang w:val="en-US"/>
+        </w:rPr>
+      </w:pPr>
+      <w:r>
+        <w:rPr>
+          <w:rFonts w:ascii="Courier New" w:hAnsi="Courier New" w:cs="Courier New"/>
+          <w:sz w:val="22"/>
+          <w:szCs w:val="22"/>
+          <w:lang w:val="en-US"/>
+        </w:rPr>
+        <w:t xml:space="preserve">    const int banLimit = 5;</w:t>
+      </w:r>
+    </w:p>
+    <w:p>
+      <w:pPr>
+        <w:pStyle w:val="a1"/>
+        <w:ind w:firstLine="0"/>
+        <w:rPr>
+          <w:rFonts w:ascii="Courier New" w:hAnsi="Courier New" w:cs="Courier New"/>
+          <w:sz w:val="22"/>
+          <w:szCs w:val="22"/>
+          <w:lang w:val="en-US"/>
+        </w:rPr>
+      </w:pPr>
+      <w:r>
+        <w:rPr>
+          <w:rFonts w:ascii="Courier New" w:hAnsi="Courier New" w:cs="Courier New"/>
+          <w:sz w:val="22"/>
+          <w:szCs w:val="22"/>
+          <w:lang w:val="en-US"/>
+        </w:rPr>
+        <w:t>public slots:</w:t>
+      </w:r>
+    </w:p>
+    <w:p>
+      <w:pPr>
+        <w:pStyle w:val="a1"/>
+        <w:ind w:firstLine="0"/>
+        <w:rPr>
+          <w:rFonts w:ascii="Courier New" w:hAnsi="Courier New" w:cs="Courier New"/>
+          <w:sz w:val="22"/>
+          <w:szCs w:val="22"/>
+          <w:lang w:val="en-US"/>
+        </w:rPr>
+      </w:pPr>
+      <w:r>
+        <w:rPr>
+          <w:rFonts w:ascii="Courier New" w:hAnsi="Courier New" w:cs="Courier New"/>
+          <w:sz w:val="22"/>
+          <w:szCs w:val="22"/>
+          <w:lang w:val="en-US"/>
+        </w:rPr>
+        <w:t xml:space="preserve">    void </w:t>
+      </w:r>
+      <w:proofErr w:type="gramStart"/>
+      <w:r>
+        <w:rPr>
+          <w:rFonts w:ascii="Courier New" w:hAnsi="Courier New" w:cs="Courier New"/>
+          <w:sz w:val="22"/>
+          <w:szCs w:val="22"/>
+          <w:lang w:val="en-US"/>
+        </w:rPr>
+        <w:t>incValue(</w:t>
+      </w:r>
+      <w:proofErr w:type="gramEnd"/>
+      <w:r>
+        <w:rPr>
+          <w:rFonts w:ascii="Courier New" w:hAnsi="Courier New" w:cs="Courier New"/>
+          <w:sz w:val="22"/>
+          <w:szCs w:val="22"/>
+          <w:lang w:val="en-US"/>
+        </w:rPr>
+        <w:t>);</w:t>
+      </w:r>
+    </w:p>
+    <w:p>
+      <w:pPr>
+        <w:pStyle w:val="a1"/>
+        <w:ind w:firstLine="0"/>
+        <w:rPr>
+          <w:rFonts w:ascii="Courier New" w:hAnsi="Courier New" w:cs="Courier New"/>
+          <w:sz w:val="22"/>
+          <w:szCs w:val="22"/>
+          <w:lang w:val="en-US"/>
+        </w:rPr>
+      </w:pPr>
+      <w:r>
+        <w:rPr>
+          <w:rFonts w:ascii="Courier New" w:hAnsi="Courier New" w:cs="Courier New"/>
+          <w:sz w:val="22"/>
+          <w:szCs w:val="22"/>
+          <w:lang w:val="en-US"/>
+        </w:rPr>
+        <w:t>signals:</w:t>
+      </w:r>
+    </w:p>
+    <w:p>
+      <w:pPr>
+        <w:pStyle w:val="a1"/>
+        <w:ind w:firstLine="0"/>
+        <w:rPr>
+          <w:rFonts w:ascii="Courier New" w:hAnsi="Courier New" w:cs="Courier New"/>
+          <w:sz w:val="22"/>
+          <w:szCs w:val="22"/>
+          <w:lang w:val="en-US"/>
+        </w:rPr>
+      </w:pPr>
+      <w:r>
+        <w:rPr>
+          <w:rFonts w:ascii="Courier New" w:hAnsi="Courier New" w:cs="Courier New"/>
+          <w:sz w:val="22"/>
+          <w:szCs w:val="22"/>
+          <w:lang w:val="en-US"/>
+        </w:rPr>
+        <w:t xml:space="preserve">    void </w:t>
+      </w:r>
+      <w:proofErr w:type="gramStart"/>
+      <w:r>
+        <w:rPr>
+          <w:rFonts w:ascii="Courier New" w:hAnsi="Courier New" w:cs="Courier New"/>
+          <w:sz w:val="22"/>
+          <w:szCs w:val="22"/>
+          <w:lang w:val="en-US"/>
+        </w:rPr>
+        <w:t>banUser(</w:t>
+      </w:r>
+      <w:proofErr w:type="gramEnd"/>
+      <w:r>
+        <w:rPr>
+          <w:rFonts w:ascii="Courier New" w:hAnsi="Courier New" w:cs="Courier New"/>
+          <w:sz w:val="22"/>
+          <w:szCs w:val="22"/>
+          <w:lang w:val="en-US"/>
+        </w:rPr>
+        <w:t>);</w:t>
+      </w:r>
+    </w:p>
+    <w:p>
+      <w:pPr>
+        <w:pStyle w:val="a1"/>
+        <w:ind w:firstLine="0"/>
+        <w:rPr>
+          <w:rFonts w:ascii="Courier New" w:hAnsi="Courier New" w:cs="Courier New"/>
+          <w:sz w:val="22"/>
+          <w:szCs w:val="22"/>
+          <w:lang w:val="en-US"/>
+        </w:rPr>
+      </w:pPr>
+    </w:p>
+    <w:p>
+      <w:pPr>
+        <w:pStyle w:val="a1"/>
+        <w:ind w:firstLine="0"/>
+        <w:rPr>
+          <w:rFonts w:ascii="Courier New" w:hAnsi="Courier New" w:cs="Courier New"/>
+          <w:sz w:val="22"/>
+          <w:szCs w:val="22"/>
+          <w:lang w:val="en-US"/>
+        </w:rPr>
+      </w:pPr>
+      <w:r>
+        <w:rPr>
+          <w:rFonts w:ascii="Courier New" w:hAnsi="Courier New" w:cs="Courier New"/>
+          <w:sz w:val="22"/>
+          <w:szCs w:val="22"/>
+          <w:lang w:val="en-US"/>
+        </w:rPr>
+        <w:t>};</w:t>
+      </w:r>
+    </w:p>
+    <w:p>
+      <w:pPr>
+        <w:pStyle w:val="a1"/>
+        <w:ind w:firstLine="0"/>
+        <w:rPr>
+          <w:rFonts w:ascii="Courier New" w:hAnsi="Courier New" w:cs="Courier New"/>
+          <w:sz w:val="22"/>
+          <w:szCs w:val="22"/>
+          <w:lang w:val="en-US"/>
+        </w:rPr>
+      </w:pPr>
+    </w:p>
+    <w:p>
+      <w:pPr>
+        <w:pStyle w:val="a1"/>
+        <w:ind w:firstLine="0"/>
+        <w:rPr>
+          <w:rFonts w:ascii="Courier New" w:hAnsi="Courier New" w:cs="Courier New"/>
+          <w:sz w:val="22"/>
+          <w:szCs w:val="22"/>
+          <w:lang w:val="en-US"/>
+        </w:rPr>
+      </w:pPr>
+      <w:r>
+        <w:rPr>
+          <w:rFonts w:ascii="Courier New" w:hAnsi="Courier New" w:cs="Courier New"/>
+          <w:sz w:val="22"/>
+          <w:szCs w:val="22"/>
+          <w:lang w:val="en-US"/>
+        </w:rPr>
+        <w:t>#endif // MYLABEL_H</w:t>
+      </w:r>
+    </w:p>
+    <w:p>
+      <w:pPr>
+        <w:pStyle w:val="a1"/>
+        <w:ind w:firstLine="0"/>
+        <w:rPr>
+          <w:rFonts w:ascii="Courier New" w:hAnsi="Courier New" w:cs="Courier New"/>
+          <w:sz w:val="22"/>
+          <w:szCs w:val="22"/>
+          <w:lang w:val="en-US"/>
+        </w:rPr>
+      </w:pPr>
+    </w:p>
+    <w:p>
+      <w:pPr>
+        <w:pStyle w:val="a1"/>
+        <w:ind w:firstLine="0"/>
+        <w:rPr>
+          <w:lang w:val="en-US"/>
+        </w:rPr>
+      </w:pPr>
+      <w:r>
+        <w:t>Листинг</w:t>
+      </w:r>
+      <w:r>
+        <w:rPr>
+          <w:lang w:val="en-US"/>
+        </w:rPr>
+        <w:t xml:space="preserve"> </w:t>
+      </w:r>
+      <w:r>
+        <w:t>Б</w:t>
+      </w:r>
+      <w:r>
+        <w:rPr>
+          <w:lang w:val="en-US"/>
+        </w:rPr>
+        <w:t xml:space="preserve">.2 – </w:t>
+      </w:r>
+      <w:r>
+        <w:t>Реализация</w:t>
+      </w:r>
+      <w:r>
+        <w:rPr>
+          <w:lang w:val="en-US"/>
+        </w:rPr>
+        <w:t xml:space="preserve"> </w:t>
+      </w:r>
+      <w:r>
+        <w:t>класса</w:t>
+      </w:r>
+      <w:r>
+        <w:rPr>
+          <w:lang w:val="en-US"/>
+        </w:rPr>
+        <w:t xml:space="preserve"> </w:t>
+      </w:r>
+      <w:r>
+        <w:rPr>
+          <w:lang w:val="en-US"/>
+        </w:rPr>
         <w:t>MyLabel</w:t>
       </w:r>
-      <w:proofErr w:type="spellEnd"/>
-      <w:r>
-        <w:rPr>
-          <w:rFonts w:ascii="Courier New" w:hAnsi="Courier New" w:cs="Courier New"/>
-          <w:sz w:val="22"/>
-          <w:szCs w:val="22"/>
-          <w:lang w:val="en-US"/>
-        </w:rPr>
-        <w:t xml:space="preserve"> :</w:t>
+    </w:p>
+    <w:p>
+      <w:pPr>
+        <w:pStyle w:val="a3"/>
+      </w:pPr>
+      <w:r>
+        <w:t>#include "mylabel.h"</w:t>
+      </w:r>
+    </w:p>
+    <w:p>
+      <w:pPr>
+        <w:pStyle w:val="a3"/>
+      </w:pPr>
+    </w:p>
+    <w:p>
+      <w:pPr>
+        <w:pStyle w:val="a3"/>
+      </w:pPr>
+      <w:proofErr w:type="gramStart"/>
+      <w:r>
+        <w:t>MyLabel::MyLabel(</w:t>
       </w:r>
       <w:proofErr w:type="gramEnd"/>
       <w:r>
-        <w:rPr>
-          <w:rFonts w:ascii="Courier New" w:hAnsi="Courier New" w:cs="Courier New"/>
-          <w:sz w:val="22"/>
-          <w:szCs w:val="22"/>
-          <w:lang w:val="en-US"/>
-        </w:rPr>
-        <w:t xml:space="preserve"> public </w:t>
-      </w:r>
-      <w:proofErr w:type="spellStart"/>
-      <w:r>
-        <w:rPr>
-          <w:rFonts w:ascii="Courier New" w:hAnsi="Courier New" w:cs="Courier New"/>
-          <w:sz w:val="22"/>
-          <w:szCs w:val="22"/>
-          <w:lang w:val="en-US"/>
-        </w:rPr>
-        <w:t>QLabel</w:t>
-      </w:r>
-      <w:proofErr w:type="spellEnd"/>
-    </w:p>
-    <w:p>
-      <w:pPr>
-        <w:pStyle w:val="a5"/>
-        <w:ind w:firstLine="0"/>
-        <w:rPr>
-          <w:rFonts w:ascii="Courier New" w:hAnsi="Courier New" w:cs="Courier New"/>
-          <w:sz w:val="22"/>
-          <w:szCs w:val="22"/>
-          <w:lang w:val="en-US"/>
-        </w:rPr>
-      </w:pPr>
-      <w:r>
-        <w:rPr>
-          <w:rFonts w:ascii="Courier New" w:hAnsi="Courier New" w:cs="Courier New"/>
-          <w:sz w:val="22"/>
-          <w:szCs w:val="22"/>
-          <w:lang w:val="en-US"/>
-        </w:rPr>
+        <w:t>QWidget *parent)</w:t>
+      </w:r>
+    </w:p>
+    <w:p>
+      <w:pPr>
+        <w:pStyle w:val="a3"/>
+      </w:pPr>
+      <w:r>
+        <w:t xml:space="preserve">    : QLabel(parent) {</w:t>
+      </w:r>
+    </w:p>
+    <w:p>
+      <w:pPr>
+        <w:pStyle w:val="a3"/>
+      </w:pPr>
+      <w:r>
+        <w:t>}</w:t>
+      </w:r>
+    </w:p>
+    <w:p>
+      <w:pPr>
+        <w:pStyle w:val="a3"/>
+      </w:pPr>
+    </w:p>
+    <w:p>
+      <w:pPr>
+        <w:pStyle w:val="a3"/>
+      </w:pPr>
+      <w:r>
+        <w:t xml:space="preserve">void </w:t>
+      </w:r>
+      <w:proofErr w:type="gramStart"/>
+      <w:r>
+        <w:t>MyLabel::incValue(</w:t>
+      </w:r>
+      <w:proofErr w:type="gramEnd"/>
+      <w:r>
+        <w:t>)</w:t>
+      </w:r>
+    </w:p>
+    <w:p>
+      <w:pPr>
+        <w:pStyle w:val="a3"/>
+      </w:pPr>
+      <w:r>
         <w:t>{</w:t>
       </w:r>
     </w:p>
     <w:p>
       <w:pPr>
-        <w:pStyle w:val="a5"/>
-        <w:ind w:firstLine="0"/>
-        <w:rPr>
-          <w:rFonts w:ascii="Courier New" w:hAnsi="Courier New" w:cs="Courier New"/>
-          <w:sz w:val="22"/>
-          <w:szCs w:val="22"/>
-          <w:lang w:val="en-US"/>
-        </w:rPr>
-      </w:pPr>
-      <w:r>
-        <w:rPr>
-          <w:rFonts w:ascii="Courier New" w:hAnsi="Courier New" w:cs="Courier New"/>
-          <w:sz w:val="22"/>
-          <w:szCs w:val="22"/>
-          <w:lang w:val="en-US"/>
-        </w:rPr>
-        <w:t xml:space="preserve">    Q_OBJECT</w:t>
-      </w:r>
-    </w:p>
-    <w:p>
-      <w:pPr>
-        <w:pStyle w:val="a5"/>
-        <w:ind w:firstLine="0"/>
-        <w:rPr>
-          <w:rFonts w:ascii="Courier New" w:hAnsi="Courier New" w:cs="Courier New"/>
-          <w:sz w:val="22"/>
-          <w:szCs w:val="22"/>
-          <w:lang w:val="en-US"/>
-        </w:rPr>
-      </w:pPr>
-      <w:r>
-        <w:rPr>
-          <w:rFonts w:ascii="Courier New" w:hAnsi="Courier New" w:cs="Courier New"/>
-          <w:sz w:val="22"/>
-          <w:szCs w:val="22"/>
-          <w:lang w:val="en-US"/>
-        </w:rPr>
-        <w:t>public:</w:t>
-      </w:r>
-    </w:p>
-    <w:p>
-      <w:pPr>
-        <w:pStyle w:val="a5"/>
-        <w:ind w:firstLine="0"/>
-        <w:rPr>
-          <w:rFonts w:ascii="Courier New" w:hAnsi="Courier New" w:cs="Courier New"/>
-          <w:sz w:val="22"/>
-          <w:szCs w:val="22"/>
-          <w:lang w:val="en-US"/>
-        </w:rPr>
-      </w:pPr>
-      <w:r>
-        <w:rPr>
-          <w:rFonts w:ascii="Courier New" w:hAnsi="Courier New" w:cs="Courier New"/>
-          <w:sz w:val="22"/>
-          <w:szCs w:val="22"/>
-          <w:lang w:val="en-US"/>
-        </w:rPr>
+        <w:pStyle w:val="a3"/>
+      </w:pPr>
+      <w:r>
+        <w:t xml:space="preserve">    if (++value &gt; banLimit) {</w:t>
+      </w:r>
+    </w:p>
+    <w:p>
+      <w:pPr>
+        <w:pStyle w:val="a3"/>
+      </w:pPr>
+      <w:r>
+        <w:t xml:space="preserve">        emit </w:t>
+      </w:r>
+      <w:proofErr w:type="gramStart"/>
+      <w:r>
+        <w:t>banUser(</w:t>
+      </w:r>
+      <w:proofErr w:type="gramEnd"/>
+      <w:r>
+        <w:t>);</w:t>
+      </w:r>
+    </w:p>
+    <w:p>
+      <w:pPr>
+        <w:pStyle w:val="a3"/>
+      </w:pPr>
+      <w:r>
+        <w:t xml:space="preserve">    }</w:t>
+      </w:r>
+    </w:p>
+    <w:p>
+      <w:pPr>
+        <w:pStyle w:val="a3"/>
+      </w:pPr>
+      <w:r>
+        <w:t xml:space="preserve">    this-&gt;</w:t>
+      </w:r>
+      <w:proofErr w:type="gramStart"/>
+      <w:r>
+        <w:t>setText(QString::</w:t>
+      </w:r>
+      <w:proofErr w:type="gramEnd"/>
+      <w:r>
+        <w:t>number(value));</w:t>
+      </w:r>
+    </w:p>
+    <w:p>
+      <w:pPr>
+        <w:pStyle w:val="a3"/>
+      </w:pPr>
+      <w:r>
+        <w:t>}</w:t>
+      </w:r>
+    </w:p>
+    <w:p>
+      <w:pPr>
+        <w:pStyle w:val="a1"/>
+        <w:ind w:firstLine="0"/>
+        <w:rPr>
+          <w:lang w:val="en-US"/>
+        </w:rPr>
+      </w:pPr>
+    </w:p>
+    <w:p>
+      <w:pPr>
+        <w:pStyle w:val="a1"/>
+        <w:ind w:firstLine="0"/>
+        <w:rPr>
+          <w:lang w:val="en-US"/>
+        </w:rPr>
+      </w:pPr>
+      <w:r>
+        <w:t>Листинг</w:t>
+      </w:r>
+      <w:r>
+        <w:rPr>
+          <w:lang w:val="en-US"/>
+        </w:rPr>
+        <w:t xml:space="preserve"> </w:t>
+      </w:r>
+      <w:r>
+        <w:t>Б</w:t>
+      </w:r>
+      <w:r>
+        <w:rPr>
+          <w:lang w:val="en-US"/>
+        </w:rPr>
+        <w:t xml:space="preserve">.3 – </w:t>
+      </w:r>
+      <w:r>
+        <w:t>Слот</w:t>
+      </w:r>
+      <w:r>
+        <w:rPr>
+          <w:lang w:val="en-US"/>
+        </w:rPr>
+        <w:t xml:space="preserve"> </w:t>
+      </w:r>
+      <w:r>
+        <w:t>копирования</w:t>
+      </w:r>
+    </w:p>
+    <w:p>
+      <w:pPr>
+        <w:pStyle w:val="a3"/>
+      </w:pPr>
+      <w:r>
+        <w:t xml:space="preserve">void </w:t>
+      </w:r>
+      <w:proofErr w:type="gramStart"/>
+      <w:r>
+        <w:t>MainWindow::copyText(</w:t>
+      </w:r>
+      <w:proofErr w:type="gramEnd"/>
+      <w:r>
+        <w:t>)</w:t>
+      </w:r>
+    </w:p>
+    <w:p>
+      <w:pPr>
+        <w:pStyle w:val="a3"/>
+      </w:pPr>
+      <w:r>
+        <w:t>{</w:t>
+      </w:r>
+    </w:p>
+    <w:p>
+      <w:pPr>
+        <w:pStyle w:val="a3"/>
+      </w:pPr>
+      <w:r>
+        <w:t xml:space="preserve">    QString text = ui-&gt;editText-&gt;</w:t>
+      </w:r>
+      <w:proofErr w:type="gramStart"/>
+      <w:r>
+        <w:t>toPlainText(</w:t>
+      </w:r>
+      <w:proofErr w:type="gramEnd"/>
+      <w:r>
+        <w:t>);</w:t>
+      </w:r>
+    </w:p>
+    <w:p>
+      <w:pPr>
+        <w:pStyle w:val="a3"/>
+      </w:pPr>
+      <w:r>
         <w:t xml:space="preserve">    </w:t>
       </w:r>
-      <w:proofErr w:type="spellStart"/>
       <w:proofErr w:type="gramStart"/>
       <w:r>
-        <w:rPr>
-          <w:rFonts w:ascii="Courier New" w:hAnsi="Courier New" w:cs="Courier New"/>
-          <w:sz w:val="22"/>
-          <w:szCs w:val="22"/>
-          <w:lang w:val="en-US"/>
-        </w:rPr>
-        <w:t>MyLabel</w:t>
-      </w:r>
-      <w:proofErr w:type="spellEnd"/>
-      <w:r>
-        <w:rPr>
-          <w:rFonts w:ascii="Courier New" w:hAnsi="Courier New" w:cs="Courier New"/>
-          <w:sz w:val="22"/>
-          <w:szCs w:val="22"/>
-          <w:lang w:val="en-US"/>
-        </w:rPr>
+        <w:t>text.replace</w:t>
+      </w:r>
+      <w:proofErr w:type="gramEnd"/>
+      <w:r>
+        <w:t>(toChange, changeTo);</w:t>
+      </w:r>
+    </w:p>
+    <w:p>
+      <w:pPr>
+        <w:pStyle w:val="a3"/>
+      </w:pPr>
+      <w:r>
+        <w:lastRenderedPageBreak/>
+        <w:t xml:space="preserve">    ui-&gt;editText_copy-&gt;setPlainText(text);</w:t>
+      </w:r>
+    </w:p>
+    <w:p>
+      <w:pPr>
+        <w:pStyle w:val="a3"/>
+      </w:pPr>
+      <w:r>
+        <w:t>}</w:t>
+      </w:r>
+    </w:p>
+    <w:p>
+      <w:pPr>
+        <w:pStyle w:val="a1"/>
+        <w:ind w:firstLine="0"/>
+        <w:rPr>
+          <w:lang w:val="en-US"/>
+        </w:rPr>
+      </w:pPr>
+    </w:p>
+    <w:p>
+      <w:pPr>
+        <w:pStyle w:val="a1"/>
+        <w:ind w:firstLine="0"/>
+        <w:rPr>
+          <w:lang w:val="en-US"/>
+        </w:rPr>
+      </w:pPr>
+      <w:r>
+        <w:t>Листинг</w:t>
+      </w:r>
+      <w:r>
+        <w:rPr>
+          <w:lang w:val="en-US"/>
+        </w:rPr>
+        <w:t xml:space="preserve"> </w:t>
+      </w:r>
+      <w:r>
+        <w:t>Б</w:t>
+      </w:r>
+      <w:r>
+        <w:rPr>
+          <w:lang w:val="en-US"/>
+        </w:rPr>
+        <w:t xml:space="preserve">.4 – </w:t>
+      </w:r>
+      <w:r>
+        <w:t>Счётчик</w:t>
+      </w:r>
+      <w:r>
+        <w:rPr>
+          <w:lang w:val="en-US"/>
+        </w:rPr>
+        <w:t xml:space="preserve"> </w:t>
+      </w:r>
+      <w:r>
+        <w:t>символов</w:t>
+      </w:r>
+      <w:r>
+        <w:rPr>
+          <w:lang w:val="en-US"/>
+        </w:rPr>
+        <w:t xml:space="preserve"> ‘</w:t>
+      </w:r>
+      <w:r>
+        <w:rPr>
+          <w:lang w:val="en-US"/>
+        </w:rPr>
+        <w:t>*</w:t>
+      </w:r>
+      <w:r>
+        <w:rPr>
+          <w:lang w:val="en-US"/>
+        </w:rPr>
+        <w:t>’</w:t>
+      </w:r>
+    </w:p>
+    <w:p>
+      <w:pPr>
+        <w:pStyle w:val="a3"/>
+      </w:pPr>
+      <w:r>
+        <w:t xml:space="preserve">void </w:t>
+      </w:r>
+      <w:proofErr w:type="gramStart"/>
+      <w:r>
+        <w:t>MainWindow::counter(</w:t>
+      </w:r>
+      <w:proofErr w:type="gramEnd"/>
+      <w:r>
+        <w:t>)</w:t>
+      </w:r>
+    </w:p>
+    <w:p>
+      <w:pPr>
+        <w:pStyle w:val="a3"/>
+      </w:pPr>
+      <w:r>
+        <w:t>{</w:t>
+      </w:r>
+    </w:p>
+    <w:p>
+      <w:pPr>
+        <w:pStyle w:val="a3"/>
+      </w:pPr>
+      <w:r>
+        <w:t xml:space="preserve">    ui-&gt;label_2-&gt;</w:t>
+      </w:r>
+      <w:proofErr w:type="gramStart"/>
+      <w:r>
+        <w:t>setText(QString::</w:t>
+      </w:r>
+      <w:proofErr w:type="gramEnd"/>
+      <w:r>
+        <w:t>number(ui-&gt;editText_copy-&gt;toPlainText(</w:t>
+      </w:r>
+      <w:proofErr w:type="gramStart"/>
+      <w:r>
+        <w:t>).count</w:t>
+      </w:r>
+      <w:proofErr w:type="gramEnd"/>
+      <w:r>
         <w:t>(</w:t>
       </w:r>
-      <w:proofErr w:type="spellStart"/>
+      <w:proofErr w:type="gramStart"/>
+      <w:r>
+        <w:t>countThis))</w:t>
+      </w:r>
       <w:proofErr w:type="gramEnd"/>
       <w:r>
-        <w:rPr>
-          <w:rFonts w:ascii="Courier New" w:hAnsi="Courier New" w:cs="Courier New"/>
-          <w:sz w:val="22"/>
-          <w:szCs w:val="22"/>
-          <w:lang w:val="en-US"/>
-        </w:rPr>
-        <w:t>QWidget</w:t>
-      </w:r>
-      <w:proofErr w:type="spellEnd"/>
-      <w:r>
-        <w:rPr>
-          <w:rFonts w:ascii="Courier New" w:hAnsi="Courier New" w:cs="Courier New"/>
-          <w:sz w:val="22"/>
-          <w:szCs w:val="22"/>
-          <w:lang w:val="en-US"/>
-        </w:rPr>
-        <w:t xml:space="preserve"> *parent = 0);</w:t>
-      </w:r>
-    </w:p>
-    <w:p>
-      <w:pPr>
-        <w:pStyle w:val="a5"/>
-        <w:ind w:firstLine="0"/>
-        <w:rPr>
-          <w:rFonts w:ascii="Courier New" w:hAnsi="Courier New" w:cs="Courier New"/>
-          <w:sz w:val="22"/>
-          <w:szCs w:val="22"/>
-          <w:lang w:val="en-US"/>
-        </w:rPr>
-      </w:pPr>
-      <w:r>
-        <w:rPr>
-          <w:rFonts w:ascii="Courier New" w:hAnsi="Courier New" w:cs="Courier New"/>
-          <w:sz w:val="22"/>
-          <w:szCs w:val="22"/>
-          <w:lang w:val="en-US"/>
-        </w:rPr>
-        <w:t>private:</w:t>
-      </w:r>
-    </w:p>
-    <w:p>
-      <w:pPr>
-        <w:pStyle w:val="a5"/>
-        <w:ind w:firstLine="0"/>
-        <w:rPr>
-          <w:rFonts w:ascii="Courier New" w:hAnsi="Courier New" w:cs="Courier New"/>
-          <w:sz w:val="22"/>
-          <w:szCs w:val="22"/>
-          <w:lang w:val="en-US"/>
-        </w:rPr>
-      </w:pPr>
-      <w:r>
-        <w:rPr>
-          <w:rFonts w:ascii="Courier New" w:hAnsi="Courier New" w:cs="Courier New"/>
-          <w:sz w:val="22"/>
-          <w:szCs w:val="22"/>
-          <w:lang w:val="en-US"/>
-        </w:rPr>
-        <w:t xml:space="preserve">    int value = 0;</w:t>
-      </w:r>
-    </w:p>
-    <w:p>
-      <w:pPr>
-        <w:pStyle w:val="a5"/>
-        <w:ind w:firstLine="0"/>
-        <w:rPr>
-          <w:rFonts w:ascii="Courier New" w:hAnsi="Courier New" w:cs="Courier New"/>
-          <w:sz w:val="22"/>
-          <w:szCs w:val="22"/>
-          <w:lang w:val="en-US"/>
-        </w:rPr>
-      </w:pPr>
-      <w:r>
-        <w:rPr>
-          <w:rFonts w:ascii="Courier New" w:hAnsi="Courier New" w:cs="Courier New"/>
-          <w:sz w:val="22"/>
-          <w:szCs w:val="22"/>
-          <w:lang w:val="en-US"/>
-        </w:rPr>
-        <w:t xml:space="preserve">    const int </w:t>
-      </w:r>
-      <w:proofErr w:type="spellStart"/>
-      <w:r>
-        <w:rPr>
-          <w:rFonts w:ascii="Courier New" w:hAnsi="Courier New" w:cs="Courier New"/>
-          <w:sz w:val="22"/>
-          <w:szCs w:val="22"/>
-          <w:lang w:val="en-US"/>
-        </w:rPr>
-        <w:t>banLimit</w:t>
-      </w:r>
-      <w:proofErr w:type="spellEnd"/>
-      <w:r>
-        <w:rPr>
-          <w:rFonts w:ascii="Courier New" w:hAnsi="Courier New" w:cs="Courier New"/>
-          <w:sz w:val="22"/>
-          <w:szCs w:val="22"/>
-          <w:lang w:val="en-US"/>
-        </w:rPr>
-        <w:t xml:space="preserve"> = 5;</w:t>
-      </w:r>
-    </w:p>
-    <w:p>
-      <w:pPr>
-        <w:pStyle w:val="a5"/>
-        <w:ind w:firstLine="0"/>
-        <w:rPr>
-          <w:rFonts w:ascii="Courier New" w:hAnsi="Courier New" w:cs="Courier New"/>
-          <w:sz w:val="22"/>
-          <w:szCs w:val="22"/>
-          <w:lang w:val="en-US"/>
-        </w:rPr>
-      </w:pPr>
-      <w:r>
-        <w:rPr>
-          <w:rFonts w:ascii="Courier New" w:hAnsi="Courier New" w:cs="Courier New"/>
-          <w:sz w:val="22"/>
-          <w:szCs w:val="22"/>
-          <w:lang w:val="en-US"/>
-        </w:rPr>
-        <w:t>public slots:</w:t>
-      </w:r>
-    </w:p>
-    <w:p>
-      <w:pPr>
-        <w:pStyle w:val="a5"/>
-        <w:ind w:firstLine="0"/>
-        <w:rPr>
-          <w:rFonts w:ascii="Courier New" w:hAnsi="Courier New" w:cs="Courier New"/>
-          <w:sz w:val="22"/>
-          <w:szCs w:val="22"/>
-          <w:lang w:val="en-US"/>
-        </w:rPr>
-      </w:pPr>
-      <w:r>
-        <w:rPr>
-          <w:rFonts w:ascii="Courier New" w:hAnsi="Courier New" w:cs="Courier New"/>
-          <w:sz w:val="22"/>
-          <w:szCs w:val="22"/>
-          <w:lang w:val="en-US"/>
-        </w:rPr>
-        <w:t xml:space="preserve">    void </w:t>
-      </w:r>
-      <w:proofErr w:type="spellStart"/>
+        <w:t>);</w:t>
+      </w:r>
+    </w:p>
+    <w:p>
+      <w:pPr>
+        <w:pStyle w:val="a3"/>
+      </w:pPr>
+      <w:r>
+        <w:t>}</w:t>
+      </w:r>
+    </w:p>
+    <w:p>
+      <w:pPr>
+        <w:pStyle w:val="a3"/>
+      </w:pPr>
+    </w:p>
+    <w:p>
+      <w:pPr>
+        <w:pStyle w:val="a1"/>
+        <w:ind w:firstLine="0"/>
+        <w:rPr>
+          <w:lang w:val="en-US"/>
+        </w:rPr>
+      </w:pPr>
+      <w:r>
+        <w:t>Листинг Б.5 – Подключённые слоты</w:t>
+      </w:r>
+    </w:p>
+    <w:p>
+      <w:pPr>
+        <w:pStyle w:val="a3"/>
+      </w:pPr>
+      <w:r>
+        <w:t xml:space="preserve">connect(ui-&gt;label_2, </w:t>
+      </w:r>
       <w:proofErr w:type="gramStart"/>
       <w:r>
-        <w:rPr>
-          <w:rFonts w:ascii="Courier New" w:hAnsi="Courier New" w:cs="Courier New"/>
-          <w:sz w:val="22"/>
-          <w:szCs w:val="22"/>
-          <w:lang w:val="en-US"/>
-        </w:rPr>
-        <w:t>incValue</w:t>
-      </w:r>
-      <w:proofErr w:type="spellEnd"/>
-      <w:r>
-        <w:rPr>
-          <w:rFonts w:ascii="Courier New" w:hAnsi="Courier New" w:cs="Courier New"/>
-          <w:sz w:val="22"/>
-          <w:szCs w:val="22"/>
-          <w:lang w:val="en-US"/>
-        </w:rPr>
-        <w:t>(</w:t>
+        <w:t>SIGNAL(disable(</w:t>
       </w:r>
       <w:proofErr w:type="gramEnd"/>
       <w:r>
-        <w:rPr>
-          <w:rFonts w:ascii="Courier New" w:hAnsi="Courier New" w:cs="Courier New"/>
-          <w:sz w:val="22"/>
-          <w:szCs w:val="22"/>
-          <w:lang w:val="en-US"/>
-        </w:rPr>
-        <w:t>);</w:t>
-      </w:r>
-    </w:p>
-    <w:p>
-      <w:pPr>
-        <w:pStyle w:val="a5"/>
-        <w:ind w:firstLine="0"/>
-        <w:rPr>
-          <w:rFonts w:ascii="Courier New" w:hAnsi="Courier New" w:cs="Courier New"/>
-          <w:sz w:val="22"/>
-          <w:szCs w:val="22"/>
-          <w:lang w:val="en-US"/>
-        </w:rPr>
-      </w:pPr>
-      <w:r>
-        <w:rPr>
-          <w:rFonts w:ascii="Courier New" w:hAnsi="Courier New" w:cs="Courier New"/>
-          <w:sz w:val="22"/>
-          <w:szCs w:val="22"/>
-          <w:lang w:val="en-US"/>
-        </w:rPr>
-        <w:t>signals:</w:t>
-      </w:r>
-    </w:p>
-    <w:p>
-      <w:pPr>
-        <w:pStyle w:val="a5"/>
-        <w:ind w:firstLine="0"/>
-        <w:rPr>
-          <w:rFonts w:ascii="Courier New" w:hAnsi="Courier New" w:cs="Courier New"/>
-          <w:sz w:val="22"/>
-          <w:szCs w:val="22"/>
-          <w:lang w:val="en-US"/>
-        </w:rPr>
-      </w:pPr>
-      <w:r>
-        <w:rPr>
-          <w:rFonts w:ascii="Courier New" w:hAnsi="Courier New" w:cs="Courier New"/>
-          <w:sz w:val="22"/>
-          <w:szCs w:val="22"/>
-          <w:lang w:val="en-US"/>
-        </w:rPr>
-        <w:t xml:space="preserve">    void </w:t>
-      </w:r>
-      <w:proofErr w:type="spellStart"/>
+        <w:t>)),</w:t>
+      </w:r>
+      <w:r>
+        <w:t xml:space="preserve"> </w:t>
+      </w:r>
+      <w:r>
+        <w:t xml:space="preserve">this, </w:t>
+      </w:r>
+    </w:p>
+    <w:p>
+      <w:pPr>
+        <w:pStyle w:val="a3"/>
+        <w:ind w:left="708" w:firstLine="708"/>
+      </w:pPr>
+      <w:r>
+        <w:t xml:space="preserve"> </w:t>
+      </w:r>
       <w:proofErr w:type="gramStart"/>
       <w:r>
-        <w:rPr>
-          <w:rFonts w:ascii="Courier New" w:hAnsi="Courier New" w:cs="Courier New"/>
-          <w:sz w:val="22"/>
-          <w:szCs w:val="22"/>
-          <w:lang w:val="en-US"/>
-        </w:rPr>
-        <w:t>banUser</w:t>
-      </w:r>
-      <w:proofErr w:type="spellEnd"/>
-      <w:r>
-        <w:rPr>
-          <w:rFonts w:ascii="Courier New" w:hAnsi="Courier New" w:cs="Courier New"/>
-          <w:sz w:val="22"/>
-          <w:szCs w:val="22"/>
-          <w:lang w:val="en-US"/>
-        </w:rPr>
-        <w:t>(</w:t>
+        <w:t>SLOT(disableEditText(</w:t>
       </w:r>
       <w:proofErr w:type="gramEnd"/>
       <w:r>
-        <w:rPr>
-          <w:rFonts w:ascii="Courier New" w:hAnsi="Courier New" w:cs="Courier New"/>
-          <w:sz w:val="22"/>
-          <w:szCs w:val="22"/>
-          <w:lang w:val="en-US"/>
-        </w:rPr>
-        <w:t>);</w:t>
-      </w:r>
-    </w:p>
-    <w:p>
-      <w:pPr>
-        <w:pStyle w:val="a5"/>
-        <w:ind w:firstLine="0"/>
-        <w:rPr>
-          <w:rFonts w:ascii="Courier New" w:hAnsi="Courier New" w:cs="Courier New"/>
-          <w:sz w:val="22"/>
-          <w:szCs w:val="22"/>
-          <w:lang w:val="en-US"/>
-        </w:rPr>
-      </w:pPr>
-    </w:p>
-    <w:p>
-      <w:pPr>
-        <w:pStyle w:val="a5"/>
-        <w:ind w:firstLine="0"/>
-        <w:rPr>
-          <w:rFonts w:ascii="Courier New" w:hAnsi="Courier New" w:cs="Courier New"/>
-          <w:sz w:val="22"/>
-          <w:szCs w:val="22"/>
-          <w:lang w:val="en-US"/>
-        </w:rPr>
-      </w:pPr>
-      <w:r>
-        <w:rPr>
-          <w:rFonts w:ascii="Courier New" w:hAnsi="Courier New" w:cs="Courier New"/>
-          <w:sz w:val="22"/>
-          <w:szCs w:val="22"/>
-          <w:lang w:val="en-US"/>
-        </w:rPr>
-        <w:t>};</w:t>
-      </w:r>
-    </w:p>
-    <w:p>
-      <w:pPr>
-        <w:pStyle w:val="a5"/>
-        <w:ind w:firstLine="0"/>
-        <w:rPr>
-          <w:rFonts w:ascii="Courier New" w:hAnsi="Courier New" w:cs="Courier New"/>
-          <w:sz w:val="22"/>
-          <w:szCs w:val="22"/>
-          <w:lang w:val="en-US"/>
-        </w:rPr>
-      </w:pPr>
-    </w:p>
-    <w:p>
-      <w:pPr>
-        <w:pStyle w:val="a5"/>
-        <w:ind w:firstLine="0"/>
-        <w:rPr>
-          <w:rFonts w:ascii="Courier New" w:hAnsi="Courier New" w:cs="Courier New"/>
-          <w:sz w:val="22"/>
-          <w:szCs w:val="22"/>
-          <w:lang w:val="en-US"/>
-        </w:rPr>
-      </w:pPr>
-      <w:r>
-        <w:rPr>
-          <w:rFonts w:ascii="Courier New" w:hAnsi="Courier New" w:cs="Courier New"/>
-          <w:sz w:val="22"/>
-          <w:szCs w:val="22"/>
-          <w:lang w:val="en-US"/>
-        </w:rPr>
-        <w:t>#endif // MYLABEL_H</w:t>
-      </w:r>
-    </w:p>
-    <w:p>
-      <w:pPr>
-        <w:pStyle w:val="a5"/>
-        <w:ind w:firstLine="0"/>
-        <w:rPr>
-          <w:rFonts w:ascii="Courier New" w:hAnsi="Courier New" w:cs="Courier New"/>
-          <w:sz w:val="22"/>
-          <w:szCs w:val="22"/>
-          <w:lang w:val="en-US"/>
-        </w:rPr>
-      </w:pPr>
-    </w:p>
-    <w:p>
-      <w:pPr>
-        <w:pStyle w:val="a5"/>
-        <w:ind w:firstLine="0"/>
-        <w:rPr>
-          <w:lang w:val="en-US"/>
-        </w:rPr>
-      </w:pPr>
-      <w:r>
-        <w:t>Листинг</w:t>
-      </w:r>
-      <w:r>
-        <w:rPr>
-          <w:lang w:val="en-US"/>
-        </w:rPr>
-        <w:t xml:space="preserve"> </w:t>
-      </w:r>
-      <w:r>
-        <w:t>Б</w:t>
-      </w:r>
-      <w:r>
-        <w:rPr>
-          <w:lang w:val="en-US"/>
-        </w:rPr>
-        <w:t xml:space="preserve">.2 – </w:t>
-      </w:r>
-      <w:r>
-        <w:t>Реализация</w:t>
-      </w:r>
-      <w:r>
-        <w:rPr>
-          <w:lang w:val="en-US"/>
-        </w:rPr>
-        <w:t xml:space="preserve"> </w:t>
-      </w:r>
-      <w:r>
-        <w:t>класса</w:t>
-      </w:r>
-      <w:r>
-        <w:rPr>
-          <w:lang w:val="en-US"/>
-        </w:rPr>
-        <w:t xml:space="preserve"> </w:t>
-      </w:r>
-      <w:proofErr w:type="spellStart"/>
-      <w:r>
-        <w:rPr>
-          <w:lang w:val="en-US"/>
-        </w:rPr>
-        <w:t>MyLabel</w:t>
-      </w:r>
-      <w:proofErr w:type="spellEnd"/>
-    </w:p>
-    <w:p>
-      <w:pPr>
-        <w:pStyle w:val="af0"/>
-      </w:pPr>
-      <w:r>
-        <w:t>#include "</w:t>
-      </w:r>
-      <w:proofErr w:type="spellStart"/>
-      <w:r>
-        <w:t>mylabel.h</w:t>
-      </w:r>
-      <w:proofErr w:type="spellEnd"/>
-      <w:r>
-        <w:t>"</w:t>
-      </w:r>
-    </w:p>
-    <w:p>
-      <w:pPr>
-        <w:pStyle w:val="af0"/>
-      </w:pPr>
-    </w:p>
-    <w:p>
-      <w:pPr>
-        <w:pStyle w:val="af0"/>
-      </w:pPr>
-      <w:proofErr w:type="spellStart"/>
+        <w:t>)));</w:t>
+      </w:r>
+    </w:p>
+    <w:p>
+      <w:pPr>
+        <w:pStyle w:val="a3"/>
+      </w:pPr>
+      <w:r>
+        <w:t xml:space="preserve">connect(ui-&gt;btn_changeTitle, </w:t>
+      </w:r>
       <w:proofErr w:type="gramStart"/>
       <w:r>
-        <w:t>MyLabel</w:t>
-      </w:r>
-      <w:proofErr w:type="spellEnd"/>
-      <w:r>
-        <w:t>::</w:t>
-      </w:r>
-      <w:proofErr w:type="spellStart"/>
-      <w:r>
-        <w:t>MyLabel</w:t>
-      </w:r>
-      <w:proofErr w:type="spellEnd"/>
-      <w:r>
-        <w:t>(</w:t>
-      </w:r>
-      <w:proofErr w:type="spellStart"/>
+        <w:t>SIGNAL(clicked(</w:t>
+      </w:r>
       <w:proofErr w:type="gramEnd"/>
       <w:r>
-        <w:t>QWidget</w:t>
-      </w:r>
-      <w:proofErr w:type="spellEnd"/>
-      <w:r>
-        <w:t xml:space="preserve"> *parent)</w:t>
-      </w:r>
-    </w:p>
-    <w:p>
-      <w:pPr>
-        <w:pStyle w:val="af0"/>
-      </w:pPr>
-      <w:r>
-        <w:t xml:space="preserve">    : </w:t>
-      </w:r>
-      <w:proofErr w:type="spellStart"/>
-      <w:r>
-        <w:t>QLabel</w:t>
-      </w:r>
-      <w:proofErr w:type="spellEnd"/>
-      <w:r>
-        <w:t>(parent) {</w:t>
-      </w:r>
-    </w:p>
-    <w:p>
-      <w:pPr>
-        <w:pStyle w:val="af0"/>
-      </w:pPr>
-      <w:r>
-        <w:t>}</w:t>
-      </w:r>
-    </w:p>
-    <w:p>
-      <w:pPr>
-        <w:pStyle w:val="af0"/>
-      </w:pPr>
-    </w:p>
-    <w:p>
-      <w:pPr>
-        <w:pStyle w:val="af0"/>
-      </w:pPr>
-      <w:r>
-        <w:t xml:space="preserve">void </w:t>
-      </w:r>
-      <w:proofErr w:type="spellStart"/>
+        <w:t>)), this,</w:t>
+      </w:r>
+    </w:p>
+    <w:p>
+      <w:pPr>
+        <w:pStyle w:val="a3"/>
+      </w:pPr>
+      <w:r>
+        <w:t xml:space="preserve">            </w:t>
+      </w:r>
       <w:proofErr w:type="gramStart"/>
       <w:r>
-        <w:t>MyLabel</w:t>
-      </w:r>
-      <w:proofErr w:type="spellEnd"/>
-      <w:r>
-        <w:t>::</w:t>
-      </w:r>
-      <w:proofErr w:type="spellStart"/>
-      <w:r>
-        <w:t>incValue</w:t>
-      </w:r>
-      <w:proofErr w:type="spellEnd"/>
-      <w:r>
-        <w:t>(</w:t>
+        <w:t>SLOT(setTitle(</w:t>
       </w:r>
       <w:proofErr w:type="gramEnd"/>
       <w:r>
-        <w:t>)</w:t>
-      </w:r>
-    </w:p>
-    <w:p>
-      <w:pPr>
-        <w:pStyle w:val="af0"/>
-      </w:pPr>
-      <w:r>
-        <w:t>{</w:t>
-      </w:r>
-    </w:p>
-    <w:p>
-      <w:pPr>
-        <w:pStyle w:val="af0"/>
-      </w:pPr>
-      <w:r>
-        <w:t xml:space="preserve">    if (++value &gt; </w:t>
-      </w:r>
-      <w:proofErr w:type="spellStart"/>
-      <w:r>
-        <w:t>banLimit</w:t>
-      </w:r>
-      <w:proofErr w:type="spellEnd"/>
-      <w:r>
-        <w:t>) {</w:t>
-      </w:r>
-    </w:p>
-    <w:p>
-      <w:pPr>
-        <w:pStyle w:val="af0"/>
-      </w:pPr>
-      <w:r>
-        <w:t xml:space="preserve">        emit </w:t>
-      </w:r>
-      <w:proofErr w:type="spellStart"/>
+        <w:t>)));</w:t>
+      </w:r>
+    </w:p>
+    <w:p>
+      <w:pPr>
+        <w:pStyle w:val="a3"/>
+      </w:pPr>
+      <w:r>
+        <w:t xml:space="preserve">connect(ui-&gt;editText, </w:t>
+      </w:r>
       <w:proofErr w:type="gramStart"/>
       <w:r>
-        <w:t>banUser</w:t>
-      </w:r>
-      <w:proofErr w:type="spellEnd"/>
-      <w:r>
-        <w:t>(</w:t>
+        <w:t>SIGNAL(textChanged(</w:t>
       </w:r>
       <w:proofErr w:type="gramEnd"/>
       <w:r>
-        <w:t>);</w:t>
-      </w:r>
-    </w:p>
-    <w:p>
-      <w:pPr>
-        <w:pStyle w:val="af0"/>
-      </w:pPr>
-      <w:r>
-        <w:t xml:space="preserve">    }</w:t>
-      </w:r>
-    </w:p>
-    <w:p>
-      <w:pPr>
-        <w:pStyle w:val="af0"/>
-      </w:pPr>
-      <w:r>
-        <w:t xml:space="preserve">    this-&gt;</w:t>
-      </w:r>
-      <w:proofErr w:type="spellStart"/>
+        <w:t>)), this,</w:t>
+      </w:r>
+    </w:p>
+    <w:p>
+      <w:pPr>
+        <w:pStyle w:val="a3"/>
+      </w:pPr>
+      <w:r>
+        <w:t xml:space="preserve">            </w:t>
+      </w:r>
       <w:proofErr w:type="gramStart"/>
       <w:r>
-        <w:t>setText</w:t>
-      </w:r>
-      <w:proofErr w:type="spellEnd"/>
-      <w:r>
-        <w:t>(</w:t>
-      </w:r>
-      <w:proofErr w:type="spellStart"/>
-      <w:r>
-        <w:t>QString</w:t>
-      </w:r>
-      <w:proofErr w:type="spellEnd"/>
-      <w:r>
-        <w:t>::</w:t>
+        <w:t>SLOT(copyText(</w:t>
       </w:r>
       <w:proofErr w:type="gramEnd"/>
       <w:r>
-        <w:t>number(value));</w:t>
-      </w:r>
-    </w:p>
-    <w:p>
-      <w:pPr>
-        <w:pStyle w:val="af0"/>
-      </w:pPr>
-      <w:r>
-        <w:t>}</w:t>
-      </w:r>
-    </w:p>
-    <w:p>
-      <w:pPr>
-        <w:pStyle w:val="a5"/>
-        <w:ind w:firstLine="0"/>
-      </w:pPr>
-    </w:p>
-    <w:p>
-      <w:pPr>
-        <w:pStyle w:val="a5"/>
-        <w:ind w:firstLine="0"/>
-        <w:rPr>
-          <w:lang w:val="en-US"/>
-        </w:rPr>
-      </w:pPr>
-      <w:r>
-        <w:t>Листинг Б.3 – Слот копирования</w:t>
-      </w:r>
-    </w:p>
-    <w:p>
-      <w:pPr>
-        <w:pStyle w:val="af0"/>
-      </w:pPr>
-      <w:r>
-        <w:t xml:space="preserve">void </w:t>
-      </w:r>
-      <w:proofErr w:type="spellStart"/>
+        <w:t>)));</w:t>
+      </w:r>
+    </w:p>
+    <w:p>
+      <w:pPr>
+        <w:pStyle w:val="a3"/>
+      </w:pPr>
+      <w:r>
+        <w:t xml:space="preserve">connect(ui-&gt;editText_copy, </w:t>
+      </w:r>
       <w:proofErr w:type="gramStart"/>
       <w:r>
-        <w:t>MainWindow</w:t>
-      </w:r>
-      <w:proofErr w:type="spellEnd"/>
-      <w:r>
-        <w:t>::</w:t>
-      </w:r>
-      <w:proofErr w:type="spellStart"/>
-      <w:r>
-        <w:t>copyText</w:t>
-      </w:r>
-      <w:proofErr w:type="spellEnd"/>
-      <w:r>
-        <w:t>(</w:t>
+        <w:t>SIGNAL(textChanged(</w:t>
       </w:r>
       <w:proofErr w:type="gramEnd"/>
       <w:r>
-        <w:t>)</w:t>
-      </w:r>
-    </w:p>
-    <w:p>
-      <w:pPr>
-        <w:pStyle w:val="af0"/>
-      </w:pPr>
-      <w:r>
-        <w:t>{</w:t>
-      </w:r>
-    </w:p>
-    <w:p>
-      <w:pPr>
-        <w:pStyle w:val="af0"/>
-      </w:pPr>
-      <w:r>
-        <w:t xml:space="preserve">    </w:t>
-      </w:r>
-      <w:proofErr w:type="spellStart"/>
-      <w:r>
-        <w:t>QString</w:t>
-      </w:r>
-      <w:proofErr w:type="spellEnd"/>
-      <w:r>
-        <w:t xml:space="preserve"> text = </w:t>
-      </w:r>
-      <w:proofErr w:type="spellStart"/>
-      <w:r>
-        <w:t>ui</w:t>
-      </w:r>
-      <w:proofErr w:type="spellEnd"/>
-      <w:r>
-        <w:t>-&gt;</w:t>
-      </w:r>
-      <w:proofErr w:type="spellStart"/>
-      <w:r>
-        <w:t>editText</w:t>
-      </w:r>
-      <w:proofErr w:type="spellEnd"/>
-      <w:r>
-        <w:t>-&gt;</w:t>
-      </w:r>
-      <w:proofErr w:type="spellStart"/>
-      <w:proofErr w:type="gramStart"/>
-      <w:r>
-        <w:t>toPlainText</w:t>
-      </w:r>
-      <w:proofErr w:type="spellEnd"/>
-      <w:r>
-        <w:t>(</w:t>
-      </w:r>
-      <w:proofErr w:type="gramEnd"/>
-      <w:r>
-        <w:t>);</w:t>
-      </w:r>
-    </w:p>
-    <w:p>
-      <w:pPr>
-        <w:pStyle w:val="af0"/>
-      </w:pPr>
-      <w:r>
-        <w:t xml:space="preserve">    </w:t>
-      </w:r>
-      <w:proofErr w:type="spellStart"/>
-      <w:proofErr w:type="gramStart"/>
-      <w:r>
-        <w:t>text.replace</w:t>
-      </w:r>
-      <w:proofErr w:type="spellEnd"/>
-      <w:proofErr w:type="gramEnd"/>
-      <w:r>
-        <w:t>(</w:t>
-      </w:r>
-      <w:proofErr w:type="spellStart"/>
-      <w:r>
-        <w:t>toChange</w:t>
-      </w:r>
-      <w:proofErr w:type="spellEnd"/>
-      <w:r>
-        <w:t xml:space="preserve">, </w:t>
-      </w:r>
-      <w:proofErr w:type="spellStart"/>
-      <w:r>
-        <w:t>changeTo</w:t>
-      </w:r>
-      <w:proofErr w:type="spellEnd"/>
-      <w:r>
-        <w:t>);</w:t>
-      </w:r>
-    </w:p>
-    <w:p>
-      <w:pPr>
-        <w:pStyle w:val="af0"/>
-      </w:pPr>
-      <w:r>
-        <w:lastRenderedPageBreak/>
-        <w:t xml:space="preserve">    </w:t>
-      </w:r>
-      <w:proofErr w:type="spellStart"/>
-      <w:r>
-        <w:t>ui</w:t>
-      </w:r>
-      <w:proofErr w:type="spellEnd"/>
-      <w:r>
-        <w:t>-&gt;</w:t>
-      </w:r>
-      <w:proofErr w:type="spellStart"/>
-      <w:r>
-        <w:t>editText_copy</w:t>
-      </w:r>
-      <w:proofErr w:type="spellEnd"/>
-      <w:r>
-        <w:t>-&gt;</w:t>
-      </w:r>
-      <w:proofErr w:type="spellStart"/>
-      <w:r>
-        <w:t>setPlainText</w:t>
-      </w:r>
-      <w:proofErr w:type="spellEnd"/>
-      <w:r>
-        <w:t>(text);</w:t>
-      </w:r>
-    </w:p>
-    <w:p>
-      <w:pPr>
-        <w:pStyle w:val="af0"/>
-      </w:pPr>
-      <w:r>
-        <w:t>}</w:t>
-      </w:r>
-    </w:p>
-    <w:p>
-      <w:pPr>
-        <w:pStyle w:val="a5"/>
-        <w:ind w:firstLine="0"/>
-        <w:rPr>
-          <w:lang w:val="en-US"/>
-        </w:rPr>
-      </w:pPr>
-    </w:p>
-    <w:p>
-      <w:pPr>
-        <w:pStyle w:val="a5"/>
-        <w:ind w:firstLine="0"/>
-      </w:pPr>
-      <w:r>
-        <w:t>Листинг</w:t>
-      </w:r>
-      <w:r>
-        <w:t xml:space="preserve"> </w:t>
-      </w:r>
-      <w:r>
-        <w:t>Б</w:t>
-      </w:r>
-      <w:r>
-        <w:t xml:space="preserve">.4 – </w:t>
-      </w:r>
-      <w:r>
-        <w:t>Счётчик</w:t>
-      </w:r>
-      <w:r>
-        <w:t xml:space="preserve"> </w:t>
-      </w:r>
-      <w:r>
-        <w:t xml:space="preserve">символов </w:t>
-      </w:r>
-      <w:r>
-        <w:t>‘</w:t>
-      </w:r>
-      <w:r>
-        <w:rPr>
-          <w:lang w:val="en-US"/>
-        </w:rPr>
-        <w:t>*</w:t>
-      </w:r>
-      <w:r>
-        <w:t>’</w:t>
-      </w:r>
-    </w:p>
-    <w:p>
-      <w:pPr>
-        <w:pStyle w:val="af0"/>
-      </w:pPr>
-      <w:r>
-        <w:t xml:space="preserve">void </w:t>
-      </w:r>
-      <w:proofErr w:type="spellStart"/>
-      <w:proofErr w:type="gramStart"/>
-      <w:r>
-        <w:t>MainWindow</w:t>
-      </w:r>
-      <w:proofErr w:type="spellEnd"/>
-      <w:r>
-        <w:t>::counter(</w:t>
-      </w:r>
-      <w:proofErr w:type="gramEnd"/>
-      <w:r>
-        <w:t>)</w:t>
-      </w:r>
-    </w:p>
-    <w:p>
-      <w:pPr>
-        <w:pStyle w:val="af0"/>
-      </w:pPr>
-      <w:r>
-        <w:t>{</w:t>
-      </w:r>
-    </w:p>
-    <w:p>
-      <w:pPr>
-        <w:pStyle w:val="af0"/>
-      </w:pPr>
-      <w:r>
-        <w:t xml:space="preserve">    ui-&gt;label_2-&gt;</w:t>
-      </w:r>
-      <w:proofErr w:type="gramStart"/>
-      <w:r>
-        <w:t>setText(QString::</w:t>
-      </w:r>
-      <w:proofErr w:type="gramEnd"/>
-      <w:r>
-        <w:t>number(ui-&gt;editText_copy-&gt;toPlainText(</w:t>
-      </w:r>
-      <w:proofErr w:type="gramStart"/>
-      <w:r>
-        <w:t>).count</w:t>
-      </w:r>
-      <w:proofErr w:type="gramEnd"/>
-      <w:r>
-        <w:t>(countThis)));</w:t>
-      </w:r>
-    </w:p>
-    <w:p>
-      <w:pPr>
-        <w:pStyle w:val="af0"/>
-      </w:pPr>
-      <w:r>
-        <w:t>}</w:t>
-      </w:r>
-    </w:p>
-    <w:p>
-      <w:pPr>
-        <w:pStyle w:val="af0"/>
-      </w:pPr>
-    </w:p>
-    <w:p>
-      <w:pPr>
-        <w:pStyle w:val="a5"/>
-        <w:ind w:firstLine="0"/>
-        <w:rPr>
-          <w:lang w:val="en-US"/>
-        </w:rPr>
-      </w:pPr>
-      <w:r>
-        <w:t>Листинг Б.5 – Подключённые слоты</w:t>
-      </w:r>
-    </w:p>
-    <w:p>
-      <w:pPr>
-        <w:pStyle w:val="af0"/>
-      </w:pPr>
-      <w:r>
-        <w:t>connect(</w:t>
-      </w:r>
-      <w:proofErr w:type="spellStart"/>
-      <w:r>
-        <w:t>ui</w:t>
-      </w:r>
-      <w:proofErr w:type="spellEnd"/>
-      <w:r>
-        <w:t xml:space="preserve">-&gt;label_2, </w:t>
-      </w:r>
-      <w:proofErr w:type="gramStart"/>
-      <w:r>
-        <w:t>SIGNAL(disable(</w:t>
-      </w:r>
-      <w:proofErr w:type="gramEnd"/>
-      <w:r>
-        <w:t>)),</w:t>
-      </w:r>
-      <w:r>
-        <w:t xml:space="preserve"> </w:t>
-      </w:r>
-      <w:r>
-        <w:t xml:space="preserve">this, </w:t>
-      </w:r>
-    </w:p>
-    <w:p>
-      <w:pPr>
-        <w:pStyle w:val="af0"/>
-        <w:ind w:left="708" w:firstLine="708"/>
-      </w:pPr>
-      <w:r>
-        <w:t xml:space="preserve"> </w:t>
-      </w:r>
-      <w:proofErr w:type="gramStart"/>
-      <w:r>
-        <w:t>SLOT(</w:t>
-      </w:r>
-      <w:proofErr w:type="spellStart"/>
-      <w:r>
-        <w:t>disableEditText</w:t>
-      </w:r>
-      <w:proofErr w:type="spellEnd"/>
-      <w:r>
-        <w:t>(</w:t>
-      </w:r>
-      <w:proofErr w:type="gramEnd"/>
-      <w:r>
-        <w:t>)));</w:t>
-      </w:r>
-    </w:p>
-    <w:p>
-      <w:pPr>
-        <w:pStyle w:val="af0"/>
-      </w:pPr>
-      <w:r>
-        <w:t>connect(</w:t>
-      </w:r>
-      <w:proofErr w:type="spellStart"/>
-      <w:r>
-        <w:t>ui</w:t>
-      </w:r>
-      <w:proofErr w:type="spellEnd"/>
-      <w:r>
-        <w:t>-&gt;</w:t>
-      </w:r>
-      <w:proofErr w:type="spellStart"/>
-      <w:r>
-        <w:t>btn_changeTitle</w:t>
-      </w:r>
-      <w:proofErr w:type="spellEnd"/>
-      <w:r>
-        <w:t xml:space="preserve">, </w:t>
-      </w:r>
-      <w:proofErr w:type="gramStart"/>
-      <w:r>
-        <w:t>SIGNAL(clicked(</w:t>
-      </w:r>
-      <w:proofErr w:type="gramEnd"/>
-      <w:r>
         <w:t>)), this,</w:t>
       </w:r>
     </w:p>
     <w:p>
       <w:pPr>
-        <w:pStyle w:val="af0"/>
-      </w:pPr>
-      <w:r>
-        <w:t xml:space="preserve">            </w:t>
-      </w:r>
-      <w:proofErr w:type="gramStart"/>
-      <w:r>
-        <w:t>SLOT(</w:t>
-      </w:r>
-      <w:proofErr w:type="spellStart"/>
-      <w:r>
-        <w:t>setTitle</w:t>
-      </w:r>
-      <w:proofErr w:type="spellEnd"/>
-      <w:r>
-        <w:t>(</w:t>
-      </w:r>
-      <w:proofErr w:type="gramEnd"/>
-      <w:r>
-        <w:t>)));</w:t>
-      </w:r>
-    </w:p>
-    <w:p>
-      <w:pPr>
-        <w:pStyle w:val="af0"/>
-      </w:pPr>
-      <w:r>
-        <w:t>connect(</w:t>
-      </w:r>
-      <w:proofErr w:type="spellStart"/>
-      <w:r>
-        <w:t>ui</w:t>
-      </w:r>
-      <w:proofErr w:type="spellEnd"/>
-      <w:r>
-        <w:t>-&gt;</w:t>
-      </w:r>
-      <w:proofErr w:type="spellStart"/>
-      <w:r>
-        <w:t>editText</w:t>
-      </w:r>
-      <w:proofErr w:type="spellEnd"/>
-      <w:r>
-        <w:t xml:space="preserve">, </w:t>
-      </w:r>
-      <w:proofErr w:type="gramStart"/>
-      <w:r>
-        <w:t>SIGNAL(</w:t>
-      </w:r>
-      <w:proofErr w:type="spellStart"/>
-      <w:r>
-        <w:t>textChanged</w:t>
-      </w:r>
-      <w:proofErr w:type="spellEnd"/>
-      <w:r>
-        <w:t>(</w:t>
-      </w:r>
-      <w:proofErr w:type="gramEnd"/>
-      <w:r>
-        <w:t>)), this,</w:t>
-      </w:r>
-    </w:p>
-    <w:p>
-      <w:pPr>
-        <w:pStyle w:val="af0"/>
-      </w:pPr>
-      <w:r>
-        <w:t xml:space="preserve">            </w:t>
-      </w:r>
-      <w:proofErr w:type="gramStart"/>
-      <w:r>
-        <w:t>SLOT(</w:t>
-      </w:r>
-      <w:proofErr w:type="spellStart"/>
-      <w:r>
-        <w:t>copyText</w:t>
-      </w:r>
-      <w:proofErr w:type="spellEnd"/>
-      <w:r>
-        <w:t>(</w:t>
-      </w:r>
-      <w:proofErr w:type="gramEnd"/>
-      <w:r>
-        <w:t>)));</w:t>
-      </w:r>
-    </w:p>
-    <w:p>
-      <w:pPr>
-        <w:pStyle w:val="af0"/>
-      </w:pPr>
-      <w:r>
-        <w:t>connect(</w:t>
-      </w:r>
-      <w:proofErr w:type="spellStart"/>
-      <w:r>
-        <w:t>ui</w:t>
-      </w:r>
-      <w:proofErr w:type="spellEnd"/>
-      <w:r>
-        <w:t>-&gt;</w:t>
-      </w:r>
-      <w:proofErr w:type="spellStart"/>
-      <w:r>
-        <w:t>editText_copy</w:t>
-      </w:r>
-      <w:proofErr w:type="spellEnd"/>
-      <w:r>
-        <w:t xml:space="preserve">, </w:t>
-      </w:r>
-      <w:proofErr w:type="gramStart"/>
-      <w:r>
-        <w:t>SIGNAL(</w:t>
-      </w:r>
-      <w:proofErr w:type="spellStart"/>
-      <w:r>
-        <w:t>textChanged</w:t>
-      </w:r>
-      <w:proofErr w:type="spellEnd"/>
-      <w:r>
-        <w:t>(</w:t>
-      </w:r>
-      <w:proofErr w:type="gramEnd"/>
-      <w:r>
-        <w:t>)), this,</w:t>
-      </w:r>
-    </w:p>
-    <w:p>
-      <w:pPr>
-        <w:pStyle w:val="af0"/>
+        <w:pStyle w:val="a3"/>
       </w:pPr>
       <w:r>
         <w:t xml:space="preserve">            </w:t>
@@ -3248,7 +2722,7 @@
     <w:lsdException w:name="Unresolved Mention" w:semiHidden="1" w:unhideWhenUsed="1"/>
     <w:lsdException w:name="Smart Link" w:semiHidden="1" w:unhideWhenUsed="1"/>
   </w:latentStyles>
-  <w:style w:type="paragraph" w:default="1" w:styleId="a">
+  <w:style w:type="paragraph" w:default="1" w:styleId="Normal">
     <w:name w:val="Normal"/>
     <w:rsid w:val="00A21542"/>
     <w:pPr>
@@ -3261,11 +2735,11 @@
       <w:sz w:val="28"/>
     </w:rPr>
   </w:style>
-  <w:style w:type="paragraph" w:styleId="1">
+  <w:style w:type="paragraph" w:styleId="Heading1">
     <w:name w:val="heading 1"/>
-    <w:basedOn w:val="a"/>
-    <w:next w:val="a"/>
-    <w:link w:val="10"/>
+    <w:basedOn w:val="Normal"/>
+    <w:next w:val="Normal"/>
+    <w:link w:val="Heading1Char"/>
     <w:uiPriority w:val="9"/>
     <w:qFormat/>
     <w:rsid w:val="00AE4D75"/>
@@ -3282,11 +2756,11 @@
       <w:szCs w:val="40"/>
     </w:rPr>
   </w:style>
-  <w:style w:type="paragraph" w:styleId="2">
+  <w:style w:type="paragraph" w:styleId="Heading2">
     <w:name w:val="heading 2"/>
-    <w:basedOn w:val="a"/>
-    <w:next w:val="a"/>
-    <w:link w:val="20"/>
+    <w:basedOn w:val="Normal"/>
+    <w:next w:val="Normal"/>
+    <w:link w:val="Heading2Char"/>
     <w:uiPriority w:val="9"/>
     <w:semiHidden/>
     <w:unhideWhenUsed/>
@@ -3305,11 +2779,11 @@
       <w:szCs w:val="32"/>
     </w:rPr>
   </w:style>
-  <w:style w:type="paragraph" w:styleId="3">
+  <w:style w:type="paragraph" w:styleId="Heading3">
     <w:name w:val="heading 3"/>
-    <w:basedOn w:val="a"/>
-    <w:next w:val="a"/>
-    <w:link w:val="30"/>
+    <w:basedOn w:val="Normal"/>
+    <w:next w:val="Normal"/>
+    <w:link w:val="Heading3Char"/>
     <w:uiPriority w:val="9"/>
     <w:semiHidden/>
     <w:unhideWhenUsed/>
@@ -3327,11 +2801,11 @@
       <w:szCs w:val="28"/>
     </w:rPr>
   </w:style>
-  <w:style w:type="paragraph" w:styleId="4">
+  <w:style w:type="paragraph" w:styleId="Heading4">
     <w:name w:val="heading 4"/>
-    <w:basedOn w:val="a"/>
-    <w:next w:val="a"/>
-    <w:link w:val="40"/>
+    <w:basedOn w:val="Normal"/>
+    <w:next w:val="Normal"/>
+    <w:link w:val="Heading4Char"/>
     <w:uiPriority w:val="9"/>
     <w:semiHidden/>
     <w:unhideWhenUsed/>
@@ -3350,11 +2824,11 @@
       <w:color w:val="2F5496" w:themeColor="accent1" w:themeShade="BF"/>
     </w:rPr>
   </w:style>
-  <w:style w:type="paragraph" w:styleId="5">
+  <w:style w:type="paragraph" w:styleId="Heading5">
     <w:name w:val="heading 5"/>
-    <w:basedOn w:val="a"/>
-    <w:next w:val="a"/>
-    <w:link w:val="50"/>
+    <w:basedOn w:val="Normal"/>
+    <w:next w:val="Normal"/>
+    <w:link w:val="Heading5Char"/>
     <w:uiPriority w:val="9"/>
     <w:semiHidden/>
     <w:unhideWhenUsed/>
@@ -3371,11 +2845,11 @@
       <w:color w:val="2F5496" w:themeColor="accent1" w:themeShade="BF"/>
     </w:rPr>
   </w:style>
-  <w:style w:type="paragraph" w:styleId="6">
+  <w:style w:type="paragraph" w:styleId="Heading6">
     <w:name w:val="heading 6"/>
-    <w:basedOn w:val="a"/>
-    <w:next w:val="a"/>
-    <w:link w:val="60"/>
+    <w:basedOn w:val="Normal"/>
+    <w:next w:val="Normal"/>
+    <w:link w:val="Heading6Char"/>
     <w:uiPriority w:val="9"/>
     <w:semiHidden/>
     <w:unhideWhenUsed/>
@@ -3394,11 +2868,11 @@
       <w:color w:val="595959" w:themeColor="text1" w:themeTint="A6"/>
     </w:rPr>
   </w:style>
-  <w:style w:type="paragraph" w:styleId="7">
+  <w:style w:type="paragraph" w:styleId="Heading7">
     <w:name w:val="heading 7"/>
-    <w:basedOn w:val="a"/>
-    <w:next w:val="a"/>
-    <w:link w:val="70"/>
+    <w:basedOn w:val="Normal"/>
+    <w:next w:val="Normal"/>
+    <w:link w:val="Heading7Char"/>
     <w:uiPriority w:val="9"/>
     <w:semiHidden/>
     <w:unhideWhenUsed/>
@@ -3415,11 +2889,11 @@
       <w:color w:val="595959" w:themeColor="text1" w:themeTint="A6"/>
     </w:rPr>
   </w:style>
-  <w:style w:type="paragraph" w:styleId="8">
+  <w:style w:type="paragraph" w:styleId="Heading8">
     <w:name w:val="heading 8"/>
-    <w:basedOn w:val="a"/>
-    <w:next w:val="a"/>
-    <w:link w:val="80"/>
+    <w:basedOn w:val="Normal"/>
+    <w:next w:val="Normal"/>
+    <w:link w:val="Heading8Char"/>
     <w:uiPriority w:val="9"/>
     <w:semiHidden/>
     <w:unhideWhenUsed/>
@@ -3437,11 +2911,11 @@
       <w:color w:val="272727" w:themeColor="text1" w:themeTint="D8"/>
     </w:rPr>
   </w:style>
-  <w:style w:type="paragraph" w:styleId="9">
+  <w:style w:type="paragraph" w:styleId="Heading9">
     <w:name w:val="heading 9"/>
-    <w:basedOn w:val="a"/>
-    <w:next w:val="a"/>
-    <w:link w:val="90"/>
+    <w:basedOn w:val="Normal"/>
+    <w:next w:val="Normal"/>
+    <w:link w:val="Heading9Char"/>
     <w:uiPriority w:val="9"/>
     <w:semiHidden/>
     <w:unhideWhenUsed/>
@@ -3457,13 +2931,13 @@
       <w:color w:val="272727" w:themeColor="text1" w:themeTint="D8"/>
     </w:rPr>
   </w:style>
-  <w:style w:type="character" w:default="1" w:styleId="a0">
+  <w:style w:type="character" w:default="1" w:styleId="DefaultParagraphFont">
     <w:name w:val="Default Paragraph Font"/>
     <w:uiPriority w:val="1"/>
     <w:semiHidden/>
     <w:unhideWhenUsed/>
   </w:style>
-  <w:style w:type="table" w:default="1" w:styleId="a1">
+  <w:style w:type="table" w:default="1" w:styleId="TableNormal">
     <w:name w:val="Normal Table"/>
     <w:uiPriority w:val="99"/>
     <w:semiHidden/>
@@ -3478,16 +2952,16 @@
       </w:tblCellMar>
     </w:tblPr>
   </w:style>
-  <w:style w:type="numbering" w:default="1" w:styleId="a2">
+  <w:style w:type="numbering" w:default="1" w:styleId="NoList">
     <w:name w:val="No List"/>
     <w:uiPriority w:val="99"/>
     <w:semiHidden/>
     <w:unhideWhenUsed/>
   </w:style>
-  <w:style w:type="paragraph" w:customStyle="1" w:styleId="a3">
+  <w:style w:type="paragraph" w:customStyle="1" w:styleId="a">
     <w:name w:val="Титул"/>
-    <w:basedOn w:val="a"/>
-    <w:link w:val="a4"/>
+    <w:basedOn w:val="Normal"/>
+    <w:link w:val="a0"/>
     <w:qFormat/>
     <w:rsid w:val="00A21542"/>
     <w:pPr>
@@ -3501,10 +2975,10 @@
       <w:szCs w:val="28"/>
     </w:rPr>
   </w:style>
-  <w:style w:type="character" w:customStyle="1" w:styleId="a4">
+  <w:style w:type="character" w:customStyle="1" w:styleId="a0">
     <w:name w:val="Титул Знак"/>
-    <w:basedOn w:val="a0"/>
-    <w:link w:val="a3"/>
+    <w:basedOn w:val="DefaultParagraphFont"/>
+    <w:link w:val="a"/>
     <w:rsid w:val="00A21542"/>
     <w:rPr>
       <w:rFonts w:ascii="Times New Roman" w:hAnsi="Times New Roman" w:cs="Times New Roman"/>
@@ -3514,10 +2988,10 @@
       <w:szCs w:val="28"/>
     </w:rPr>
   </w:style>
-  <w:style w:type="paragraph" w:customStyle="1" w:styleId="a5">
+  <w:style w:type="paragraph" w:customStyle="1" w:styleId="a1">
     <w:name w:val="Стандарт"/>
-    <w:basedOn w:val="a3"/>
-    <w:link w:val="a6"/>
+    <w:basedOn w:val="a"/>
+    <w:link w:val="a2"/>
     <w:qFormat/>
     <w:rsid w:val="00821775"/>
     <w:pPr>
@@ -3528,10 +3002,10 @@
       <w:b w:val="0"/>
     </w:rPr>
   </w:style>
-  <w:style w:type="character" w:customStyle="1" w:styleId="a6">
+  <w:style w:type="character" w:customStyle="1" w:styleId="a2">
     <w:name w:val="Стандарт Знак"/>
-    <w:basedOn w:val="a4"/>
-    <w:link w:val="a5"/>
+    <w:basedOn w:val="a0"/>
+    <w:link w:val="a1"/>
     <w:rsid w:val="00821775"/>
     <w:rPr>
       <w:rFonts w:ascii="Times New Roman" w:hAnsi="Times New Roman" w:cs="Times New Roman"/>
@@ -3541,10 +3015,10 @@
       <w:szCs w:val="28"/>
     </w:rPr>
   </w:style>
-  <w:style w:type="character" w:customStyle="1" w:styleId="10">
-    <w:name w:val="Заголовок 1 Знак"/>
-    <w:basedOn w:val="a0"/>
-    <w:link w:val="1"/>
+  <w:style w:type="character" w:customStyle="1" w:styleId="Heading1Char">
+    <w:name w:val="Heading 1 Char"/>
+    <w:basedOn w:val="DefaultParagraphFont"/>
+    <w:link w:val="Heading1"/>
     <w:uiPriority w:val="9"/>
     <w:rsid w:val="00AE4D75"/>
     <w:rPr>
@@ -3554,10 +3028,10 @@
       <w:szCs w:val="40"/>
     </w:rPr>
   </w:style>
-  <w:style w:type="character" w:customStyle="1" w:styleId="20">
-    <w:name w:val="Заголовок 2 Знак"/>
-    <w:basedOn w:val="a0"/>
-    <w:link w:val="2"/>
+  <w:style w:type="character" w:customStyle="1" w:styleId="Heading2Char">
+    <w:name w:val="Heading 2 Char"/>
+    <w:basedOn w:val="DefaultParagraphFont"/>
+    <w:link w:val="Heading2"/>
     <w:uiPriority w:val="9"/>
     <w:semiHidden/>
     <w:rsid w:val="00AE4D75"/>
@@ -3568,10 +3042,10 @@
       <w:szCs w:val="32"/>
     </w:rPr>
   </w:style>
-  <w:style w:type="character" w:customStyle="1" w:styleId="30">
-    <w:name w:val="Заголовок 3 Знак"/>
-    <w:basedOn w:val="a0"/>
-    <w:link w:val="3"/>
+  <w:style w:type="character" w:customStyle="1" w:styleId="Heading3Char">
+    <w:name w:val="Heading 3 Char"/>
+    <w:basedOn w:val="DefaultParagraphFont"/>
+    <w:link w:val="Heading3"/>
     <w:uiPriority w:val="9"/>
     <w:semiHidden/>
     <w:rsid w:val="00AE4D75"/>
@@ -3582,10 +3056,10 @@
       <w:szCs w:val="28"/>
     </w:rPr>
   </w:style>
-  <w:style w:type="character" w:customStyle="1" w:styleId="40">
-    <w:name w:val="Заголовок 4 Знак"/>
-    <w:basedOn w:val="a0"/>
-    <w:link w:val="4"/>
+  <w:style w:type="character" w:customStyle="1" w:styleId="Heading4Char">
+    <w:name w:val="Heading 4 Char"/>
+    <w:basedOn w:val="DefaultParagraphFont"/>
+    <w:link w:val="Heading4"/>
     <w:uiPriority w:val="9"/>
     <w:semiHidden/>
     <w:rsid w:val="00AE4D75"/>
@@ -3597,10 +3071,10 @@
       <w:sz w:val="28"/>
     </w:rPr>
   </w:style>
-  <w:style w:type="character" w:customStyle="1" w:styleId="50">
-    <w:name w:val="Заголовок 5 Знак"/>
-    <w:basedOn w:val="a0"/>
-    <w:link w:val="5"/>
+  <w:style w:type="character" w:customStyle="1" w:styleId="Heading5Char">
+    <w:name w:val="Heading 5 Char"/>
+    <w:basedOn w:val="DefaultParagraphFont"/>
+    <w:link w:val="Heading5"/>
     <w:uiPriority w:val="9"/>
     <w:semiHidden/>
     <w:rsid w:val="00AE4D75"/>
@@ -3610,10 +3084,10 @@
       <w:sz w:val="28"/>
     </w:rPr>
   </w:style>
-  <w:style w:type="character" w:customStyle="1" w:styleId="60">
-    <w:name w:val="Заголовок 6 Знак"/>
-    <w:basedOn w:val="a0"/>
-    <w:link w:val="6"/>
+  <w:style w:type="character" w:customStyle="1" w:styleId="Heading6Char">
+    <w:name w:val="Heading 6 Char"/>
+    <w:basedOn w:val="DefaultParagraphFont"/>
+    <w:link w:val="Heading6"/>
     <w:uiPriority w:val="9"/>
     <w:semiHidden/>
     <w:rsid w:val="00AE4D75"/>
@@ -3625,10 +3099,10 @@
       <w:sz w:val="28"/>
     </w:rPr>
   </w:style>
-  <w:style w:type="character" w:customStyle="1" w:styleId="70">
-    <w:name w:val="Заголовок 7 Знак"/>
-    <w:basedOn w:val="a0"/>
-    <w:link w:val="7"/>
+  <w:style w:type="character" w:customStyle="1" w:styleId="Heading7Char">
+    <w:name w:val="Heading 7 Char"/>
+    <w:basedOn w:val="DefaultParagraphFont"/>
+    <w:link w:val="Heading7"/>
     <w:uiPriority w:val="9"/>
     <w:semiHidden/>
     <w:rsid w:val="00AE4D75"/>
@@ -3638,10 +3112,10 @@
       <w:sz w:val="28"/>
     </w:rPr>
   </w:style>
-  <w:style w:type="character" w:customStyle="1" w:styleId="80">
-    <w:name w:val="Заголовок 8 Знак"/>
-    <w:basedOn w:val="a0"/>
-    <w:link w:val="8"/>
+  <w:style w:type="character" w:customStyle="1" w:styleId="Heading8Char">
+    <w:name w:val="Heading 8 Char"/>
+    <w:basedOn w:val="DefaultParagraphFont"/>
+    <w:link w:val="Heading8"/>
     <w:uiPriority w:val="9"/>
     <w:semiHidden/>
     <w:rsid w:val="00AE4D75"/>
@@ -3653,10 +3127,10 @@
       <w:sz w:val="28"/>
     </w:rPr>
   </w:style>
-  <w:style w:type="character" w:customStyle="1" w:styleId="90">
-    <w:name w:val="Заголовок 9 Знак"/>
-    <w:basedOn w:val="a0"/>
-    <w:link w:val="9"/>
+  <w:style w:type="character" w:customStyle="1" w:styleId="Heading9Char">
+    <w:name w:val="Heading 9 Char"/>
+    <w:basedOn w:val="DefaultParagraphFont"/>
+    <w:link w:val="Heading9"/>
     <w:uiPriority w:val="9"/>
     <w:semiHidden/>
     <w:rsid w:val="00AE4D75"/>
@@ -3666,11 +3140,11 @@
       <w:sz w:val="28"/>
     </w:rPr>
   </w:style>
-  <w:style w:type="paragraph" w:styleId="a7">
+  <w:style w:type="paragraph" w:styleId="Title">
     <w:name w:val="Title"/>
-    <w:basedOn w:val="a"/>
-    <w:next w:val="a"/>
-    <w:link w:val="a8"/>
+    <w:basedOn w:val="Normal"/>
+    <w:next w:val="Normal"/>
+    <w:link w:val="TitleChar"/>
     <w:uiPriority w:val="10"/>
     <w:qFormat/>
     <w:rsid w:val="00AE4D75"/>
@@ -3686,10 +3160,10 @@
       <w:szCs w:val="56"/>
     </w:rPr>
   </w:style>
-  <w:style w:type="character" w:customStyle="1" w:styleId="a8">
-    <w:name w:val="Заголовок Знак"/>
-    <w:basedOn w:val="a0"/>
-    <w:link w:val="a7"/>
+  <w:style w:type="character" w:customStyle="1" w:styleId="TitleChar">
+    <w:name w:val="Title Char"/>
+    <w:basedOn w:val="DefaultParagraphFont"/>
+    <w:link w:val="Title"/>
     <w:uiPriority w:val="10"/>
     <w:rsid w:val="00AE4D75"/>
     <w:rPr>
@@ -3700,11 +3174,11 @@
       <w:szCs w:val="56"/>
     </w:rPr>
   </w:style>
-  <w:style w:type="paragraph" w:styleId="a9">
+  <w:style w:type="paragraph" w:styleId="Subtitle">
     <w:name w:val="Subtitle"/>
-    <w:basedOn w:val="a"/>
-    <w:next w:val="a"/>
-    <w:link w:val="aa"/>
+    <w:basedOn w:val="Normal"/>
+    <w:next w:val="Normal"/>
+    <w:link w:val="SubtitleChar"/>
     <w:uiPriority w:val="11"/>
     <w:qFormat/>
     <w:rsid w:val="00AE4D75"/>
@@ -3722,10 +3196,10 @@
       <w:szCs w:val="28"/>
     </w:rPr>
   </w:style>
-  <w:style w:type="character" w:customStyle="1" w:styleId="aa">
-    <w:name w:val="Подзаголовок Знак"/>
-    <w:basedOn w:val="a0"/>
-    <w:link w:val="a9"/>
+  <w:style w:type="character" w:customStyle="1" w:styleId="SubtitleChar">
+    <w:name w:val="Subtitle Char"/>
+    <w:basedOn w:val="DefaultParagraphFont"/>
+    <w:link w:val="Subtitle"/>
     <w:uiPriority w:val="11"/>
     <w:rsid w:val="00AE4D75"/>
     <w:rPr>
@@ -3736,11 +3210,11 @@
       <w:szCs w:val="28"/>
     </w:rPr>
   </w:style>
-  <w:style w:type="paragraph" w:styleId="21">
+  <w:style w:type="paragraph" w:styleId="Quote">
     <w:name w:val="Quote"/>
-    <w:basedOn w:val="a"/>
-    <w:next w:val="a"/>
-    <w:link w:val="22"/>
+    <w:basedOn w:val="Normal"/>
+    <w:next w:val="Normal"/>
+    <w:link w:val="QuoteChar"/>
     <w:uiPriority w:val="29"/>
     <w:qFormat/>
     <w:rsid w:val="00AE4D75"/>
@@ -3754,10 +3228,10 @@
       <w:color w:val="404040" w:themeColor="text1" w:themeTint="BF"/>
     </w:rPr>
   </w:style>
-  <w:style w:type="character" w:customStyle="1" w:styleId="22">
-    <w:name w:val="Цитата 2 Знак"/>
-    <w:basedOn w:val="a0"/>
-    <w:link w:val="21"/>
+  <w:style w:type="character" w:customStyle="1" w:styleId="QuoteChar">
+    <w:name w:val="Quote Char"/>
+    <w:basedOn w:val="DefaultParagraphFont"/>
+    <w:link w:val="Quote"/>
     <w:uiPriority w:val="29"/>
     <w:rsid w:val="00AE4D75"/>
     <w:rPr>
@@ -3768,9 +3242,9 @@
       <w:sz w:val="28"/>
     </w:rPr>
   </w:style>
-  <w:style w:type="paragraph" w:styleId="ab">
+  <w:style w:type="paragraph" w:styleId="ListParagraph">
     <w:name w:val="List Paragraph"/>
-    <w:basedOn w:val="a"/>
+    <w:basedOn w:val="Normal"/>
     <w:uiPriority w:val="34"/>
     <w:qFormat/>
     <w:rsid w:val="00AE4D75"/>
@@ -3779,9 +3253,9 @@
       <w:contextualSpacing/>
     </w:pPr>
   </w:style>
-  <w:style w:type="character" w:styleId="ac">
+  <w:style w:type="character" w:styleId="IntenseEmphasis">
     <w:name w:val="Intense Emphasis"/>
-    <w:basedOn w:val="a0"/>
+    <w:basedOn w:val="DefaultParagraphFont"/>
     <w:uiPriority w:val="21"/>
     <w:qFormat/>
     <w:rsid w:val="00AE4D75"/>
@@ -3791,11 +3265,11 @@
       <w:color w:val="2F5496" w:themeColor="accent1" w:themeShade="BF"/>
     </w:rPr>
   </w:style>
-  <w:style w:type="paragraph" w:styleId="ad">
+  <w:style w:type="paragraph" w:styleId="IntenseQuote">
     <w:name w:val="Intense Quote"/>
-    <w:basedOn w:val="a"/>
-    <w:next w:val="a"/>
-    <w:link w:val="ae"/>
+    <w:basedOn w:val="Normal"/>
+    <w:next w:val="Normal"/>
+    <w:link w:val="IntenseQuoteChar"/>
     <w:uiPriority w:val="30"/>
     <w:qFormat/>
     <w:rsid w:val="00AE4D75"/>
@@ -3814,10 +3288,10 @@
       <w:color w:val="2F5496" w:themeColor="accent1" w:themeShade="BF"/>
     </w:rPr>
   </w:style>
-  <w:style w:type="character" w:customStyle="1" w:styleId="ae">
-    <w:name w:val="Выделенная цитата Знак"/>
-    <w:basedOn w:val="a0"/>
-    <w:link w:val="ad"/>
+  <w:style w:type="character" w:customStyle="1" w:styleId="IntenseQuoteChar">
+    <w:name w:val="Intense Quote Char"/>
+    <w:basedOn w:val="DefaultParagraphFont"/>
+    <w:link w:val="IntenseQuote"/>
     <w:uiPriority w:val="30"/>
     <w:rsid w:val="00AE4D75"/>
     <w:rPr>
@@ -3828,9 +3302,9 @@
       <w:sz w:val="28"/>
     </w:rPr>
   </w:style>
-  <w:style w:type="character" w:styleId="af">
+  <w:style w:type="character" w:styleId="IntenseReference">
     <w:name w:val="Intense Reference"/>
-    <w:basedOn w:val="a0"/>
+    <w:basedOn w:val="DefaultParagraphFont"/>
     <w:uiPriority w:val="32"/>
     <w:qFormat/>
     <w:rsid w:val="00AE4D75"/>
@@ -3842,10 +3316,10 @@
       <w:spacing w:val="5"/>
     </w:rPr>
   </w:style>
-  <w:style w:type="paragraph" w:customStyle="1" w:styleId="af0">
+  <w:style w:type="paragraph" w:customStyle="1" w:styleId="a3">
     <w:name w:val="Код"/>
-    <w:basedOn w:val="a5"/>
-    <w:link w:val="af1"/>
+    <w:basedOn w:val="a1"/>
+    <w:link w:val="a4"/>
     <w:qFormat/>
     <w:rsid w:val="00537CEC"/>
     <w:pPr>
@@ -3857,10 +3331,10 @@
       <w:lang w:val="en-US"/>
     </w:rPr>
   </w:style>
-  <w:style w:type="character" w:customStyle="1" w:styleId="af1">
+  <w:style w:type="character" w:customStyle="1" w:styleId="a4">
     <w:name w:val="Код Знак"/>
-    <w:basedOn w:val="a6"/>
-    <w:link w:val="af0"/>
+    <w:basedOn w:val="a2"/>
+    <w:link w:val="a3"/>
     <w:rsid w:val="00537CEC"/>
     <w:rPr>
       <w:rFonts w:ascii="Courier New" w:hAnsi="Courier New" w:cs="Times New Roman"/>
